--- a/Lesson_11_Verbal_Suffixes.docx
+++ b/Lesson_11_Verbal_Suffixes.docx
@@ -2,24 +2,7 @@
 <file path=word/document.xml><?xml version="1.0" encoding="utf-8"?>
 <w:document xmlns:w="http://schemas.openxmlformats.org/wordprocessingml/2006/main" xmlns:m="http://schemas.openxmlformats.org/officeDocument/2006/math" xmlns:r="http://schemas.openxmlformats.org/officeDocument/2006/relationships" xmlns:o="urn:schemas-microsoft-com:office:office" xmlns:v="urn:schemas-microsoft-com:vml" xmlns:w10="urn:schemas-microsoft-com:office:word" xmlns:a="http://schemas.openxmlformats.org/drawingml/2006/main" xmlns:pic="http://schemas.openxmlformats.org/drawingml/2006/picture" xmlns:wp="http://schemas.openxmlformats.org/drawingml/2006/wordprocessingDrawing">
   <w:body>
-    <w:bookmarkStart w:id="23" w:name="the-acts-of-mar-yukhannan"/>
-    <w:p>
-      <w:pPr>
-        <w:pStyle w:val="Heading1"/>
-      </w:pPr>
-      <w:r>
-        <w:t xml:space="preserve">The Acts of Mar Yukhannan</w:t>
-      </w:r>
-    </w:p>
-    <w:p>
-      <w:pPr>
-        <w:pStyle w:val="FirstParagraph"/>
-      </w:pPr>
-      <w:r>
-        <w:t xml:space="preserve">An Immersive Syriac Language Course</w:t>
-      </w:r>
-    </w:p>
-    <w:bookmarkStart w:id="22" w:name="lesson-11"/>
+    <w:bookmarkStart w:id="32" w:name="lesson-11"/>
     <w:p>
       <w:pPr>
         <w:pStyle w:val="Heading2"/>
@@ -28,35 +11,13 @@
         <w:t xml:space="preserve">LESSON 11</w:t>
       </w:r>
     </w:p>
-    <w:bookmarkStart w:id="21" w:name="verbal-suffixes-the-fast-direct-object"/>
+    <w:bookmarkStart w:id="31" w:name="verbal-suffixes-the-fast-direct-object"/>
     <w:p>
       <w:pPr>
         <w:pStyle w:val="Heading3"/>
       </w:pPr>
       <w:r>
         <w:t xml:space="preserve">Verbal Suffixes: The Fast Direct Object</w:t>
-      </w:r>
-    </w:p>
-    <w:p>
-      <w:pPr>
-        <w:pStyle w:val="FirstParagraph"/>
-      </w:pPr>
-      <w:r>
-        <w:rPr>
-          <w:i/>
-          <w:iCs/>
-        </w:rPr>
-        <w:t xml:space="preserve">Estrangela script · Transliteration · English translation</w:t>
-      </w:r>
-      <w:r>
-        <w:t xml:space="preserve"> </w:t>
-      </w:r>
-      <w:r>
-        <w:rPr>
-          <w:i/>
-          <w:iCs/>
-        </w:rPr>
-        <w:t xml:space="preserve">Greek · Latin · Arabic · Hebrew cross-references throughout</w:t>
       </w:r>
     </w:p>
     <w:p>
@@ -66,7 +27,7 @@
         </w:pict>
       </w:r>
     </w:p>
-    <w:bookmarkStart w:id="9" w:name="section-1-review-of-previous-concepts"/>
+    <w:bookmarkStart w:id="20" w:name="section-1-review-of-previous-concepts"/>
     <w:p>
       <w:pPr>
         <w:pStyle w:val="Heading4"/>
@@ -86,9 +47,11 @@
         </w:rPr>
         <w:t xml:space="preserve">Quick Summary</w:t>
       </w:r>
-      <w:r>
-        <w:t xml:space="preserve"> </w:t>
-      </w:r>
+    </w:p>
+    <w:p>
+      <w:pPr>
+        <w:pStyle w:val="BodyText"/>
+      </w:pPr>
       <w:r>
         <w:t xml:space="preserve">Throughout the course, we have used the preposition</w:t>
       </w:r>
@@ -180,9 +143,11 @@
         </w:rPr>
         <w:t xml:space="preserve">5-Question Warm-Up Drill</w:t>
       </w:r>
-      <w:r>
-        <w:t xml:space="preserve"> </w:t>
-      </w:r>
+    </w:p>
+    <w:p>
+      <w:pPr>
+        <w:pStyle w:val="BodyText"/>
+      </w:pPr>
       <w:r>
         <w:rPr>
           <w:i/>
@@ -190,11 +155,17 @@
         </w:rPr>
         <w:t xml:space="preserve">(Answers in Section 9)</w:t>
       </w:r>
-      <w:r>
-        <w:t xml:space="preserve"> </w:t>
-      </w:r>
-      <w:r>
-        <w:t xml:space="preserve">1. Translate:</w:t>
+    </w:p>
+    <w:p>
+      <w:pPr>
+        <w:pStyle w:val="Compact"/>
+        <w:numPr>
+          <w:ilvl w:val="0"/>
+          <w:numId w:val="1001"/>
+        </w:numPr>
+      </w:pPr>
+      <w:r>
+        <w:t xml:space="preserve">Translate:</w:t>
       </w:r>
       <w:r>
         <w:t xml:space="preserve"> </w:t>
@@ -225,11 +196,17 @@
       <w:r>
         <w:t xml:space="preserve">, they will come).</w:t>
       </w:r>
-      <w:r>
-        <w:t xml:space="preserve"> </w:t>
-      </w:r>
-      <w:r>
-        <w:t xml:space="preserve">2. What happens to the noun</w:t>
+    </w:p>
+    <w:p>
+      <w:pPr>
+        <w:pStyle w:val="Compact"/>
+        <w:numPr>
+          <w:ilvl w:val="0"/>
+          <w:numId w:val="1001"/>
+        </w:numPr>
+      </w:pPr>
+      <w:r>
+        <w:t xml:space="preserve">What happens to the noun</w:t>
       </w:r>
       <w:r>
         <w:t xml:space="preserve"> </w:t>
@@ -251,16 +228,28 @@
         <w:t xml:space="preserve"> </w:t>
       </w:r>
       <w:r>
-        <w:t xml:space="preserve">“my”</w:t>
+        <w:t xml:space="preserve">“</w:t>
+      </w:r>
+      <w:r>
+        <w:t xml:space="preserve">my</w:t>
+      </w:r>
+      <w:r>
+        <w:t xml:space="preserve">”</w:t>
       </w:r>
       <w:r>
         <w:t xml:space="preserve">?</w:t>
       </w:r>
-      <w:r>
-        <w:t xml:space="preserve"> </w:t>
-      </w:r>
-      <w:r>
-        <w:t xml:space="preserve">3. Translate:</w:t>
+    </w:p>
+    <w:p>
+      <w:pPr>
+        <w:pStyle w:val="Compact"/>
+        <w:numPr>
+          <w:ilvl w:val="0"/>
+          <w:numId w:val="1001"/>
+        </w:numPr>
+      </w:pPr>
+      <w:r>
+        <w:t xml:space="preserve">Translate:</w:t>
       </w:r>
       <w:r>
         <w:t xml:space="preserve"> </w:t>
@@ -275,17 +264,29 @@
       <w:r>
         <w:t xml:space="preserve">.</w:t>
       </w:r>
-      <w:r>
-        <w:t xml:space="preserve"> </w:t>
-      </w:r>
-      <w:r>
-        <w:t xml:space="preserve">4. How do you say</w:t>
-      </w:r>
-      <w:r>
-        <w:t xml:space="preserve"> </w:t>
-      </w:r>
-      <w:r>
-        <w:t xml:space="preserve">“to us”</w:t>
+    </w:p>
+    <w:p>
+      <w:pPr>
+        <w:pStyle w:val="Compact"/>
+        <w:numPr>
+          <w:ilvl w:val="0"/>
+          <w:numId w:val="1001"/>
+        </w:numPr>
+      </w:pPr>
+      <w:r>
+        <w:t xml:space="preserve">How do you say</w:t>
+      </w:r>
+      <w:r>
+        <w:t xml:space="preserve"> </w:t>
+      </w:r>
+      <w:r>
+        <w:t xml:space="preserve">“</w:t>
+      </w:r>
+      <w:r>
+        <w:t xml:space="preserve">to us</w:t>
+      </w:r>
+      <w:r>
+        <w:t xml:space="preserve">”</w:t>
       </w:r>
       <w:r>
         <w:t xml:space="preserve"> </w:t>
@@ -306,11 +307,17 @@
       <w:r>
         <w:t xml:space="preserve">?</w:t>
       </w:r>
-      <w:r>
-        <w:t xml:space="preserve"> </w:t>
-      </w:r>
-      <w:r>
-        <w:t xml:space="preserve">5. How does Syriac traditionally mark a definite direct object?</w:t>
+    </w:p>
+    <w:p>
+      <w:pPr>
+        <w:pStyle w:val="Compact"/>
+        <w:numPr>
+          <w:ilvl w:val="0"/>
+          <w:numId w:val="1001"/>
+        </w:numPr>
+      </w:pPr>
+      <w:r>
+        <w:t xml:space="preserve">How does Syriac traditionally mark a definite direct object?</w:t>
       </w:r>
     </w:p>
     <w:p>
@@ -320,8 +327,8 @@
         </w:pict>
       </w:r>
     </w:p>
-    <w:bookmarkEnd w:id="9"/>
-    <w:bookmarkStart w:id="10" w:name="section-2-the-verbal-suffix-overview"/>
+    <w:bookmarkEnd w:id="20"/>
+    <w:bookmarkStart w:id="21" w:name="section-2-the-verbal-suffix-overview"/>
     <w:p>
       <w:pPr>
         <w:pStyle w:val="Heading4"/>
@@ -354,7 +361,13 @@
         <w:t xml:space="preserve">(</w:t>
       </w:r>
       <w:r>
-        <w:t xml:space="preserve">“he killed him”</w:t>
+        <w:t xml:space="preserve">“</w:t>
+      </w:r>
+      <w:r>
+        <w:t xml:space="preserve">he killed him</w:t>
+      </w:r>
+      <w:r>
+        <w:t xml:space="preserve">”</w:t>
       </w:r>
       <w:r>
         <w:t xml:space="preserve">) is perfectly valid Syriac, Semitic languages prefer a tighter, faster construction for pronoun objects. They allow you to attach the object pronoun</w:t>
@@ -392,15 +405,15 @@
         </w:rPr>
         <w:t xml:space="preserve">Cross-Linguistic Comparison: Object Suffixes on Verbs</w:t>
       </w:r>
-      <w:r>
-        <w:t xml:space="preserve"> </w:t>
-      </w:r>
-      <w:r>
-        <w:t xml:space="preserve">*</w:t>
-      </w:r>
-      <w:r>
-        <w:t xml:space="preserve"> </w:t>
-      </w:r>
+    </w:p>
+    <w:p>
+      <w:pPr>
+        <w:pStyle w:val="Compact"/>
+        <w:numPr>
+          <w:ilvl w:val="0"/>
+          <w:numId w:val="1002"/>
+        </w:numPr>
+      </w:pPr>
       <w:r>
         <w:rPr>
           <w:b/>
@@ -440,15 +453,15 @@
       <w:r>
         <w:t xml:space="preserve">is attached directly to the perfect verb.</w:t>
       </w:r>
-      <w:r>
-        <w:t xml:space="preserve"> </w:t>
-      </w:r>
-      <w:r>
-        <w:t xml:space="preserve">*</w:t>
-      </w:r>
-      <w:r>
-        <w:t xml:space="preserve"> </w:t>
-      </w:r>
+    </w:p>
+    <w:p>
+      <w:pPr>
+        <w:pStyle w:val="Compact"/>
+        <w:numPr>
+          <w:ilvl w:val="0"/>
+          <w:numId w:val="1002"/>
+        </w:numPr>
+      </w:pPr>
       <w:r>
         <w:rPr>
           <w:b/>
@@ -464,7 +477,7 @@
           <w:i/>
           <w:iCs/>
         </w:rPr>
-        <w:t xml:space="preserve">qatal-a-hu</w:t>
+        <w:t xml:space="preserve">qaṭal-a-hu</w:t>
       </w:r>
       <w:r>
         <w:t xml:space="preserve"> </w:t>
@@ -488,15 +501,15 @@
       <w:r>
         <w:t xml:space="preserve">is attached directly to the verb.</w:t>
       </w:r>
-      <w:r>
-        <w:t xml:space="preserve"> </w:t>
-      </w:r>
-      <w:r>
-        <w:t xml:space="preserve">*</w:t>
-      </w:r>
-      <w:r>
-        <w:t xml:space="preserve"> </w:t>
-      </w:r>
+    </w:p>
+    <w:p>
+      <w:pPr>
+        <w:pStyle w:val="Compact"/>
+        <w:numPr>
+          <w:ilvl w:val="0"/>
+          <w:numId w:val="1002"/>
+        </w:numPr>
+      </w:pPr>
       <w:r>
         <w:rPr>
           <w:b/>
@@ -536,15 +549,15 @@
       <w:r>
         <w:t xml:space="preserve">attaches directly, altering the internal vowels of the verb.</w:t>
       </w:r>
-      <w:r>
-        <w:t xml:space="preserve"> </w:t>
-      </w:r>
-      <w:r>
-        <w:t xml:space="preserve">*</w:t>
-      </w:r>
-      <w:r>
-        <w:t xml:space="preserve"> </w:t>
-      </w:r>
+    </w:p>
+    <w:p>
+      <w:pPr>
+        <w:pStyle w:val="Compact"/>
+        <w:numPr>
+          <w:ilvl w:val="0"/>
+          <w:numId w:val="1002"/>
+        </w:numPr>
+      </w:pPr>
       <w:r>
         <w:rPr>
           <w:b/>
@@ -597,7 +610,7 @@
     </w:p>
     <w:p>
       <w:pPr>
-        <w:pStyle w:val="BodyText"/>
+        <w:pStyle w:val="FirstParagraph"/>
       </w:pPr>
       <w:r>
         <w:rPr>
@@ -610,13 +623,25 @@
         <w:t xml:space="preserve">: A suffix attached to a noun is possessive (</w:t>
       </w:r>
       <w:r>
-        <w:t xml:space="preserve">“his house”</w:t>
+        <w:t xml:space="preserve">“</w:t>
+      </w:r>
+      <w:r>
+        <w:t xml:space="preserve">his house</w:t>
+      </w:r>
+      <w:r>
+        <w:t xml:space="preserve">”</w:t>
       </w:r>
       <w:r>
         <w:t xml:space="preserve">). A suffix attached to a verb is the direct object (</w:t>
       </w:r>
       <w:r>
-        <w:t xml:space="preserve">“he killed him”</w:t>
+        <w:t xml:space="preserve">“</w:t>
+      </w:r>
+      <w:r>
+        <w:t xml:space="preserve">he killed him</w:t>
+      </w:r>
+      <w:r>
+        <w:t xml:space="preserve">”</w:t>
       </w:r>
       <w:r>
         <w:t xml:space="preserve">). The suffix</w:t>
@@ -645,8 +670,8 @@
         </w:pict>
       </w:r>
     </w:p>
-    <w:bookmarkEnd w:id="10"/>
-    <w:bookmarkStart w:id="11" w:name="X5d0e03353479297d44a5ca64381630a42cf2432"/>
+    <w:bookmarkEnd w:id="21"/>
+    <w:bookmarkStart w:id="22" w:name="X5d0e03353479297d44a5ca64381630a42cf2432"/>
     <w:p>
       <w:pPr>
         <w:pStyle w:val="Heading4"/>
@@ -676,7 +701,13 @@
         <w:t xml:space="preserve"> </w:t>
       </w:r>
       <w:r>
-        <w:t xml:space="preserve">“he killed”</w:t>
+        <w:t xml:space="preserve">“</w:t>
+      </w:r>
+      <w:r>
+        <w:t xml:space="preserve">he killed</w:t>
+      </w:r>
+      <w:r>
+        <w:t xml:space="preserve">”</w:t>
       </w:r>
       <w:r>
         <w:t xml:space="preserve">).</w:t>
@@ -705,25 +736,41 @@
           <w:b/>
           <w:bCs/>
         </w:rPr>
-        <w:t xml:space="preserve">“Nun”</w:t>
+        <w:t xml:space="preserve">“</w:t>
       </w:r>
       <w:r>
         <w:rPr>
           <w:b/>
           <w:bCs/>
         </w:rPr>
-        <w:t xml:space="preserve"> </w:t>
+        <w:t xml:space="preserve">Nun</w:t>
       </w:r>
       <w:r>
         <w:rPr>
           <w:b/>
           <w:bCs/>
         </w:rPr>
+        <w:t xml:space="preserve">”</w:t>
+      </w:r>
+      <w:r>
+        <w:rPr>
+          <w:b/>
+          <w:bCs/>
+        </w:rPr>
+        <w:t xml:space="preserve"> </w:t>
+      </w:r>
+      <w:r>
+        <w:rPr>
+          <w:b/>
+          <w:bCs/>
+        </w:rPr>
         <w:t xml:space="preserve">buffer)</w:t>
       </w:r>
-      <w:r>
-        <w:t xml:space="preserve"> </w:t>
-      </w:r>
+    </w:p>
+    <w:p>
+      <w:pPr>
+        <w:pStyle w:val="BodyText"/>
+      </w:pPr>
       <w:r>
         <w:t xml:space="preserve">Sometimes, attaching a suffix directly to a verb ending sounds clunky or ambiguous. Syriac frequently uses a</w:t>
       </w:r>
@@ -743,17 +790,23 @@
       <w:r>
         <w:t xml:space="preserve">(n) as a buffer consonant.</w:t>
       </w:r>
-      <w:r>
-        <w:t xml:space="preserve"> </w:t>
-      </w:r>
-      <w:r>
-        <w:t xml:space="preserve">*</w:t>
-      </w:r>
-      <w:r>
-        <w:t xml:space="preserve"> </w:t>
-      </w:r>
-      <w:r>
-        <w:t xml:space="preserve">“He killed me”</w:t>
+    </w:p>
+    <w:p>
+      <w:pPr>
+        <w:pStyle w:val="Compact"/>
+        <w:numPr>
+          <w:ilvl w:val="0"/>
+          <w:numId w:val="1003"/>
+        </w:numPr>
+      </w:pPr>
+      <w:r>
+        <w:t xml:space="preserve">“</w:t>
+      </w:r>
+      <w:r>
+        <w:t xml:space="preserve">He killed me</w:t>
+      </w:r>
+      <w:r>
+        <w:t xml:space="preserve">”</w:t>
       </w:r>
       <w:r>
         <w:t xml:space="preserve">: Not</w:t>
@@ -783,17 +836,23 @@
       <w:r>
         <w:t xml:space="preserve">.</w:t>
       </w:r>
-      <w:r>
-        <w:t xml:space="preserve"> </w:t>
-      </w:r>
-      <w:r>
-        <w:t xml:space="preserve">*</w:t>
-      </w:r>
-      <w:r>
-        <w:t xml:space="preserve"> </w:t>
-      </w:r>
-      <w:r>
-        <w:t xml:space="preserve">“He killed us”</w:t>
+    </w:p>
+    <w:p>
+      <w:pPr>
+        <w:pStyle w:val="Compact"/>
+        <w:numPr>
+          <w:ilvl w:val="0"/>
+          <w:numId w:val="1003"/>
+        </w:numPr>
+      </w:pPr>
+      <w:r>
+        <w:t xml:space="preserve">“</w:t>
+      </w:r>
+      <w:r>
+        <w:t xml:space="preserve">He killed us</w:t>
+      </w:r>
+      <w:r>
+        <w:t xml:space="preserve">”</w:t>
       </w:r>
       <w:r>
         <w:t xml:space="preserve">:</w:t>
@@ -814,7 +873,7 @@
     </w:p>
     <w:p>
       <w:pPr>
-        <w:pStyle w:val="BodyText"/>
+        <w:pStyle w:val="FirstParagraph"/>
       </w:pPr>
       <w:r>
         <w:rPr>
@@ -823,9 +882,11 @@
         </w:rPr>
         <w:t xml:space="preserve">2. Vocalization Shifts</w:t>
       </w:r>
-      <w:r>
-        <w:t xml:space="preserve"> </w:t>
-      </w:r>
+    </w:p>
+    <w:p>
+      <w:pPr>
+        <w:pStyle w:val="BodyText"/>
+      </w:pPr>
       <w:r>
         <w:t xml:space="preserve">When adding an object suffix to</w:t>
       </w:r>
@@ -845,15 +906,15 @@
       <w:r>
         <w:t xml:space="preserve">(which has no vowel between the first two consonants: q-ṭ-a-l), the vowel shifts back to separate the first two consonants.</w:t>
       </w:r>
-      <w:r>
-        <w:t xml:space="preserve"> </w:t>
-      </w:r>
-      <w:r>
-        <w:t xml:space="preserve">*</w:t>
-      </w:r>
-      <w:r>
-        <w:t xml:space="preserve"> </w:t>
-      </w:r>
+    </w:p>
+    <w:p>
+      <w:pPr>
+        <w:pStyle w:val="Compact"/>
+        <w:numPr>
+          <w:ilvl w:val="0"/>
+          <w:numId w:val="1004"/>
+        </w:numPr>
+      </w:pPr>
       <w:r>
         <w:rPr>
           <w:i/>
@@ -907,7 +968,7 @@
     </w:p>
     <w:p>
       <w:pPr>
-        <w:pStyle w:val="BodyText"/>
+        <w:pStyle w:val="FirstParagraph"/>
       </w:pPr>
       <w:r>
         <w:rPr>
@@ -916,9 +977,11 @@
         </w:rPr>
         <w:t xml:space="preserve">3. Meaning</w:t>
       </w:r>
-      <w:r>
-        <w:t xml:space="preserve"> </w:t>
-      </w:r>
+    </w:p>
+    <w:p>
+      <w:pPr>
+        <w:pStyle w:val="BodyText"/>
+      </w:pPr>
       <w:r>
         <w:rPr>
           <w:i/>
@@ -936,22 +999,40 @@
         <w:t xml:space="preserve"> </w:t>
       </w:r>
       <w:r>
-        <w:t xml:space="preserve">“He killed him”</w:t>
+        <w:t xml:space="preserve">“</w:t>
+      </w:r>
+      <w:r>
+        <w:t xml:space="preserve">He killed him</w:t>
+      </w:r>
+      <w:r>
+        <w:t xml:space="preserve">”</w:t>
       </w:r>
       <w:r>
         <w:t xml:space="preserve">.</w:t>
       </w:r>
-      <w:r>
-        <w:t xml:space="preserve"> </w:t>
-      </w:r>
-      <w:r>
-        <w:t xml:space="preserve">* Subject: He (inherent in the base verb form).</w:t>
-      </w:r>
-      <w:r>
-        <w:t xml:space="preserve"> </w:t>
-      </w:r>
-      <w:r>
-        <w:t xml:space="preserve">* Object: Him (the suffix).</w:t>
+    </w:p>
+    <w:p>
+      <w:pPr>
+        <w:pStyle w:val="Compact"/>
+        <w:numPr>
+          <w:ilvl w:val="0"/>
+          <w:numId w:val="1005"/>
+        </w:numPr>
+      </w:pPr>
+      <w:r>
+        <w:t xml:space="preserve">Subject: He (inherent in the base verb form).</w:t>
+      </w:r>
+    </w:p>
+    <w:p>
+      <w:pPr>
+        <w:pStyle w:val="Compact"/>
+        <w:numPr>
+          <w:ilvl w:val="0"/>
+          <w:numId w:val="1005"/>
+        </w:numPr>
+      </w:pPr>
+      <w:r>
+        <w:t xml:space="preserve">Object: Him (the suffix).</w:t>
       </w:r>
     </w:p>
     <w:p>
@@ -961,8 +1042,8 @@
         </w:pict>
       </w:r>
     </w:p>
-    <w:bookmarkEnd w:id="11"/>
-    <w:bookmarkStart w:id="12" w:name="Xce4dbdfeeac92786eecd39b285629a56852a40a"/>
+    <w:bookmarkEnd w:id="22"/>
+    <w:bookmarkStart w:id="23" w:name="Xce4dbdfeeac92786eecd39b285629a56852a40a"/>
     <w:p>
       <w:pPr>
         <w:pStyle w:val="Heading4"/>
@@ -1004,7 +1085,13 @@
         <w:t xml:space="preserve"> </w:t>
       </w:r>
       <w:r>
-        <w:t xml:space="preserve">“he killed”</w:t>
+        <w:t xml:space="preserve">“</w:t>
+      </w:r>
+      <w:r>
+        <w:t xml:space="preserve">he killed</w:t>
+      </w:r>
+      <w:r>
+        <w:t xml:space="preserve">”</w:t>
       </w:r>
       <w:r>
         <w:t xml:space="preserve">) takes all the object suffixes.</w:t>
@@ -1014,6 +1101,7 @@
       <w:tblPr>
         <w:tblStyle w:val="Table"/>
         <w:tblW w:type="pct" w:w="5000"/>
+        <w:jc w:val="left"/>
         <w:tblLayout w:type="fixed"/>
         <w:tblLook w:firstRow="1" w:lastRow="0" w:firstColumn="0" w:lastColumn="0" w:noHBand="0" w:noVBand="0" w:val="0020"/>
       </w:tblPr>
@@ -1789,7 +1877,21 @@
           <w:i/>
           <w:iCs/>
         </w:rPr>
-        <w:t xml:space="preserve">“Kill him!”</w:t>
+        <w:t xml:space="preserve">“</w:t>
+      </w:r>
+      <w:r>
+        <w:rPr>
+          <w:i/>
+          <w:iCs/>
+        </w:rPr>
+        <w:t xml:space="preserve">Kill him!</w:t>
+      </w:r>
+      <w:r>
+        <w:rPr>
+          <w:i/>
+          <w:iCs/>
+        </w:rPr>
+        <w:t xml:space="preserve">”</w:t>
       </w:r>
       <w:r>
         <w:rPr>
@@ -1806,8 +1908,8 @@
         </w:pict>
       </w:r>
     </w:p>
-    <w:bookmarkEnd w:id="12"/>
-    <w:bookmarkStart w:id="13" w:name="section-5-syntax-comparison-table"/>
+    <w:bookmarkEnd w:id="23"/>
+    <w:bookmarkStart w:id="24" w:name="section-5-syntax-comparison-table"/>
     <w:p>
       <w:pPr>
         <w:pStyle w:val="Heading4"/>
@@ -1827,7 +1929,13 @@
         <w:t xml:space="preserve"> </w:t>
       </w:r>
       <w:r>
-        <w:t xml:space="preserve">“He killed him”</w:t>
+        <w:t xml:space="preserve">“</w:t>
+      </w:r>
+      <w:r>
+        <w:t xml:space="preserve">He killed him</w:t>
+      </w:r>
+      <w:r>
+        <w:t xml:space="preserve">”</w:t>
       </w:r>
       <w:r>
         <w:t xml:space="preserve"> </w:t>
@@ -1840,6 +1948,7 @@
       <w:tblPr>
         <w:tblStyle w:val="Table"/>
         <w:tblW w:type="pct" w:w="5000"/>
+        <w:jc w:val="left"/>
         <w:tblLayout w:type="fixed"/>
         <w:tblLook w:firstRow="1" w:lastRow="0" w:firstColumn="0" w:lastColumn="0" w:noHBand="0" w:noVBand="0" w:val="0020"/>
       </w:tblPr>
@@ -2062,7 +2171,13 @@
               <w:t xml:space="preserve">Used for emphasis (</w:t>
             </w:r>
             <w:r>
-              <w:t xml:space="preserve">“That guy”</w:t>
+              <w:t xml:space="preserve">“</w:t>
+            </w:r>
+            <w:r>
+              <w:t xml:space="preserve">That guy</w:t>
+            </w:r>
+            <w:r>
+              <w:t xml:space="preserve">”</w:t>
             </w:r>
             <w:r>
               <w:t xml:space="preserve">).</w:t>
@@ -2078,8 +2193,8 @@
         </w:pict>
       </w:r>
     </w:p>
-    <w:bookmarkEnd w:id="13"/>
-    <w:bookmarkStart w:id="14" w:name="X39b2a013ae4f176b48bb804b7e747dbed8c1911"/>
+    <w:bookmarkEnd w:id="24"/>
+    <w:bookmarkStart w:id="25" w:name="X39b2a013ae4f176b48bb804b7e747dbed8c1911"/>
     <w:p>
       <w:pPr>
         <w:pStyle w:val="Heading4"/>
@@ -2100,6 +2215,7 @@
       <w:tblPr>
         <w:tblStyle w:val="Table"/>
         <w:tblW w:type="pct" w:w="5000"/>
+        <w:jc w:val="left"/>
         <w:tblLayout w:type="fixed"/>
         <w:tblLook w:firstRow="1" w:lastRow="0" w:firstColumn="0" w:lastColumn="0" w:noHBand="0" w:noVBand="0" w:val="0020"/>
       </w:tblPr>
@@ -2183,7 +2299,7 @@
               <w:jc w:val="left"/>
             </w:pPr>
             <w:r>
-              <w:t xml:space="preserve">fraq (Peal)</w:t>
+              <w:t xml:space="preserve">praq (Peal)</w:t>
             </w:r>
           </w:p>
         </w:tc>
@@ -2283,7 +2399,7 @@
               <w:jc w:val="left"/>
             </w:pPr>
             <w:r>
-              <w:t xml:space="preserve">shbaq (Peal)</w:t>
+              <w:t xml:space="preserve">šbaq (Peal)</w:t>
             </w:r>
           </w:p>
         </w:tc>
@@ -2307,7 +2423,7 @@
               <w:jc w:val="left"/>
             </w:pPr>
             <w:r>
-              <w:t xml:space="preserve">shbaqanī (he left me)*</w:t>
+              <w:t xml:space="preserve">šbaqanī (he left me)*</w:t>
             </w:r>
           </w:p>
         </w:tc>
@@ -2371,7 +2487,7 @@
               <w:jc w:val="left"/>
             </w:pPr>
             <w:r>
-              <w:t xml:space="preserve">ܩ.ܪ.ܐ (q-r-ʾ)</w:t>
+              <w:t xml:space="preserve">ܩ.ܪ.ܝ (q-r-y)</w:t>
             </w:r>
           </w:p>
         </w:tc>
@@ -2433,31 +2549,31 @@
               <w:jc w:val="left"/>
             </w:pPr>
             <w:r>
-              <w:t xml:space="preserve">naḥem (Paael)</w:t>
-            </w:r>
-          </w:p>
-        </w:tc>
-        <w:tc>
-          <w:tcPr/>
-          <w:p>
-            <w:pPr>
-              <w:pStyle w:val="Compact"/>
-              <w:jc w:val="left"/>
-            </w:pPr>
-            <w:r>
-              <w:t xml:space="preserve">to comfort, raise</w:t>
-            </w:r>
-          </w:p>
-        </w:tc>
-        <w:tc>
-          <w:tcPr/>
-          <w:p>
-            <w:pPr>
-              <w:pStyle w:val="Compact"/>
-              <w:jc w:val="left"/>
-            </w:pPr>
-            <w:r>
-              <w:t xml:space="preserve">naḥmanī (he comforted me)</w:t>
+              <w:t xml:space="preserve">naḥḥem (Paael)</w:t>
+            </w:r>
+          </w:p>
+        </w:tc>
+        <w:tc>
+          <w:tcPr/>
+          <w:p>
+            <w:pPr>
+              <w:pStyle w:val="Compact"/>
+              <w:jc w:val="left"/>
+            </w:pPr>
+            <w:r>
+              <w:t xml:space="preserve">to raise (the dead), revive</w:t>
+            </w:r>
+          </w:p>
+        </w:tc>
+        <w:tc>
+          <w:tcPr/>
+          <w:p>
+            <w:pPr>
+              <w:pStyle w:val="Compact"/>
+              <w:jc w:val="left"/>
+            </w:pPr>
+            <w:r>
+              <w:t xml:space="preserve">naḥḥmanī (he revived me)</w:t>
             </w:r>
           </w:p>
         </w:tc>
@@ -2521,19 +2637,19 @@
               <w:jc w:val="left"/>
             </w:pPr>
             <w:r>
-              <w:t xml:space="preserve">ܟ.ܘ.ܪ (k-w-r)</w:t>
-            </w:r>
-          </w:p>
-        </w:tc>
-        <w:tc>
-          <w:tcPr/>
-          <w:p>
-            <w:pPr>
-              <w:pStyle w:val="Compact"/>
-              <w:jc w:val="left"/>
-            </w:pPr>
-            <w:r>
-              <w:t xml:space="preserve">kūrā (Noun)</w:t>
+              <w:t xml:space="preserve">ܟ.ܪ.ܗ (k-r-h)</w:t>
+            </w:r>
+          </w:p>
+        </w:tc>
+        <w:tc>
+          <w:tcPr/>
+          <w:p>
+            <w:pPr>
+              <w:pStyle w:val="Compact"/>
+              <w:jc w:val="left"/>
+            </w:pPr>
+            <w:r>
+              <w:t xml:space="preserve">kurhānā (Noun)</w:t>
             </w:r>
           </w:p>
         </w:tc>
@@ -2625,7 +2741,7 @@
               <w:jc w:val="left"/>
             </w:pPr>
             <w:r>
-              <w:t xml:space="preserve">nfal (Peal)</w:t>
+              <w:t xml:space="preserve">npal (Peal)</w:t>
             </w:r>
           </w:p>
         </w:tc>
@@ -2649,7 +2765,57 @@
               <w:jc w:val="left"/>
             </w:pPr>
             <w:r>
-              <w:t xml:space="preserve">nfal b-kūrā (fell ill)</w:t>
+              <w:t xml:space="preserve">npal b-kurhānā (fell ill)</w:t>
+            </w:r>
+          </w:p>
+        </w:tc>
+      </w:tr>
+      <w:tr>
+        <w:tc>
+          <w:tcPr/>
+          <w:p>
+            <w:pPr>
+              <w:pStyle w:val="Compact"/>
+              <w:jc w:val="left"/>
+            </w:pPr>
+            <w:r>
+              <w:t xml:space="preserve">ܬ.ܒ.ܪ (t-b-r)</w:t>
+            </w:r>
+          </w:p>
+        </w:tc>
+        <w:tc>
+          <w:tcPr/>
+          <w:p>
+            <w:pPr>
+              <w:pStyle w:val="Compact"/>
+              <w:jc w:val="left"/>
+            </w:pPr>
+            <w:r>
+              <w:t xml:space="preserve">tbar (Peal)</w:t>
+            </w:r>
+          </w:p>
+        </w:tc>
+        <w:tc>
+          <w:tcPr/>
+          <w:p>
+            <w:pPr>
+              <w:pStyle w:val="Compact"/>
+              <w:jc w:val="left"/>
+            </w:pPr>
+            <w:r>
+              <w:t xml:space="preserve">to break</w:t>
+            </w:r>
+          </w:p>
+        </w:tc>
+        <w:tc>
+          <w:tcPr/>
+          <w:p>
+            <w:pPr>
+              <w:pStyle w:val="Compact"/>
+              <w:jc w:val="left"/>
+            </w:pPr>
+            <w:r>
+              <w:t xml:space="preserve">tabranī (he broke me)</w:t>
             </w:r>
           </w:p>
         </w:tc>
@@ -2686,7 +2852,7 @@
           <w:i/>
           <w:iCs/>
         </w:rPr>
-        <w:t xml:space="preserve">: shbaq lī (he forgave to me).</w:t>
+        <w:t xml:space="preserve">: šbaq lī (he forgave to me).</w:t>
       </w:r>
     </w:p>
     <w:p>
@@ -2696,8 +2862,8 @@
         </w:pict>
       </w:r>
     </w:p>
-    <w:bookmarkEnd w:id="14"/>
-    <w:bookmarkStart w:id="15" w:name="section-7-the-story-part-11"/>
+    <w:bookmarkEnd w:id="25"/>
+    <w:bookmarkStart w:id="26" w:name="section-7-the-story-part-11"/>
     <w:p>
       <w:pPr>
         <w:pStyle w:val="Heading4"/>
@@ -2717,9 +2883,11 @@
         </w:rPr>
         <w:t xml:space="preserve">The Healing</w:t>
       </w:r>
-      <w:r>
-        <w:t xml:space="preserve"> </w:t>
-      </w:r>
+    </w:p>
+    <w:p>
+      <w:pPr>
+        <w:pStyle w:val="BodyText"/>
+      </w:pPr>
       <w:r>
         <w:rPr>
           <w:i/>
@@ -2739,23 +2907,25 @@
         </w:rPr>
         <w:t xml:space="preserve">Sentence 1</w:t>
       </w:r>
-      <w:r>
-        <w:t xml:space="preserve"> </w:t>
-      </w:r>
-      <w:r>
-        <w:t xml:space="preserve">ܘܒܝܘܡܐ ܗ̣ܘ ܢܦܠ ܡܠܟܐ ܒܟܘܪܐ ܒܝܫܐ</w:t>
-      </w:r>
-      <w:r>
-        <w:t xml:space="preserve"> </w:t>
-      </w:r>
-      <w:r>
-        <w:t xml:space="preserve">w-b-yūmā haw nfal malkā b-kūrā bīšā.</w:t>
-      </w:r>
-      <w:r>
-        <w:t xml:space="preserve"> </w:t>
-      </w:r>
-      <w:r>
-        <w:t xml:space="preserve">w-b-yūmā (and-in-day) haw (that) nfal (fell) malkā (the-king) b-kūrā (in-illness) bīšā (evil/bad).</w:t>
+    </w:p>
+    <w:p>
+      <w:pPr>
+        <w:pStyle w:val="BodyText"/>
+      </w:pPr>
+      <w:r>
+        <w:t xml:space="preserve">ܘܒܝܘܡܐ ܗ̣ܘ ܢܦܠ ܡܠܟܐ ܒܟܘܪܗܢܐ ܒܝܫܐ</w:t>
+      </w:r>
+      <w:r>
+        <w:t xml:space="preserve"> </w:t>
+      </w:r>
+      <w:r>
+        <w:t xml:space="preserve">w-b-yūmā haw npal malkā b-kurhānā bīšā.</w:t>
+      </w:r>
+      <w:r>
+        <w:t xml:space="preserve"> </w:t>
+      </w:r>
+      <w:r>
+        <w:t xml:space="preserve">w-b-yūmā (and-in-day) haw (that) npal (fell) malkā (the-king) b-kurhānā (in-illness) bīšā (evil/bad).</w:t>
       </w:r>
       <w:r>
         <w:t xml:space="preserve"> </w:t>
@@ -2775,9 +2945,11 @@
         </w:rPr>
         <w:t xml:space="preserve">Sentence 2</w:t>
       </w:r>
-      <w:r>
-        <w:t xml:space="preserve"> </w:t>
-      </w:r>
+    </w:p>
+    <w:p>
+      <w:pPr>
+        <w:pStyle w:val="BodyText"/>
+      </w:pPr>
       <w:r>
         <w:t xml:space="preserve">ܘܐܬܐ ܠܘܬ ܝܘܚܢܢ ܘܢܦܠ ܩܕܡܘܗܝ ܘܐܡܪ ܠܗ</w:t>
       </w:r>
@@ -2785,13 +2957,13 @@
         <w:t xml:space="preserve"> </w:t>
       </w:r>
       <w:r>
-        <w:t xml:space="preserve">w-ʾetā l-wāt Yūḥannan, w-nfal qdāmāw-hy, w-ʾemar l-ēh:</w:t>
-      </w:r>
-      <w:r>
-        <w:t xml:space="preserve"> </w:t>
-      </w:r>
-      <w:r>
-        <w:t xml:space="preserve">w-ʾetā (and-came) l-wāt (to-the-presence-of) Yūḥannan (John), w-nfal (and-fell) qdāmāw-hy (before-him), w-ʾemar (and-said) l-ēh (to-him):</w:t>
+        <w:t xml:space="preserve">w-ʾetā l-wāt Yūḥannan, w-npal qdāmāw-hy, w-ʾemar l-ēh:</w:t>
+      </w:r>
+      <w:r>
+        <w:t xml:space="preserve"> </w:t>
+      </w:r>
+      <w:r>
+        <w:t xml:space="preserve">w-ʾetā (and-came) l-wāt (to-the-presence-of) Yūḥannan (John), w-npal (and-fell) qdāmāw-hy (before-him), w-ʾemar (and-said) l-ēh (to-him):</w:t>
       </w:r>
       <w:r>
         <w:t xml:space="preserve"> </w:t>
@@ -2811,23 +2983,25 @@
         </w:rPr>
         <w:t xml:space="preserve">Sentence 3</w:t>
       </w:r>
-      <w:r>
-        <w:t xml:space="preserve"> </w:t>
-      </w:r>
-      <w:r>
-        <w:t xml:space="preserve">ܐܣܝܢܝ ܡܢ ܟܘܪܝ ܘܦܪܩܢܝ ܡܢ ܡܘܬܐ</w:t>
-      </w:r>
-      <w:r>
-        <w:t xml:space="preserve"> </w:t>
-      </w:r>
-      <w:r>
-        <w:t xml:space="preserve">ʾasy-anī men kūr-y, w-parq-anī men mawtā!</w:t>
-      </w:r>
-      <w:r>
-        <w:t xml:space="preserve"> </w:t>
-      </w:r>
-      <w:r>
-        <w:t xml:space="preserve">ʾasy-anī (heal-me [Aphel Impv]) men (from) kūr-y (illness-my), w-parq-anī (and-save-me [Peal Impv]) men (from) mawtā (death)!</w:t>
+    </w:p>
+    <w:p>
+      <w:pPr>
+        <w:pStyle w:val="BodyText"/>
+      </w:pPr>
+      <w:r>
+        <w:t xml:space="preserve">ܐܣܝܢܝ ܡܢ ܟܘܪܗܢܝ ܘܦܪܩܢܝ ܡܢ ܡܘܬܐ</w:t>
+      </w:r>
+      <w:r>
+        <w:t xml:space="preserve"> </w:t>
+      </w:r>
+      <w:r>
+        <w:t xml:space="preserve">ʾasy-anī men kurhān-y, w-parq-anī men mawtā!</w:t>
+      </w:r>
+      <w:r>
+        <w:t xml:space="preserve"> </w:t>
+      </w:r>
+      <w:r>
+        <w:t xml:space="preserve">ʾasy-anī (heal-me [Aphel Impv]) men (from) kurhān-y (illness-my), w-parq-anī (and-save-me [Peal Impv]) men (from) mawtā (death)!</w:t>
       </w:r>
       <w:r>
         <w:t xml:space="preserve"> </w:t>
@@ -2839,7 +3013,13 @@
         <w:t xml:space="preserve"> </w:t>
       </w:r>
       <w:r>
-        <w:t xml:space="preserve">“Heal me from my illness, and save me from death!”</w:t>
+        <w:t xml:space="preserve">“</w:t>
+      </w:r>
+      <w:r>
+        <w:t xml:space="preserve">Heal me from my illness, and save me from death!</w:t>
+      </w:r>
+      <w:r>
+        <w:t xml:space="preserve">”</w:t>
       </w:r>
     </w:p>
     <w:p>
@@ -2853,9 +3033,11 @@
         </w:rPr>
         <w:t xml:space="preserve">Sentence 4</w:t>
       </w:r>
-      <w:r>
-        <w:t xml:space="preserve"> </w:t>
-      </w:r>
+    </w:p>
+    <w:p>
+      <w:pPr>
+        <w:pStyle w:val="BodyText"/>
+      </w:pPr>
       <w:r>
         <w:t xml:space="preserve">ܘܫܒܘܩ ܠܝ ܚܛܝܬܝ ܕܣܓܝܐܐ ܗܝ</w:t>
       </w:r>
@@ -2863,13 +3045,13 @@
         <w:t xml:space="preserve"> </w:t>
       </w:r>
       <w:r>
-        <w:t xml:space="preserve">w-shbūq lī ḥṭītt-y d-saggīʾā hī!</w:t>
-      </w:r>
-      <w:r>
-        <w:t xml:space="preserve"> </w:t>
-      </w:r>
-      <w:r>
-        <w:t xml:space="preserve">w-shbūq (and-forgive [Peal Impv]) lī (to-me) ḥṭītt-y (sin-my) d-saggīʾā (which-is-great/much) hī (she-[is])!</w:t>
+        <w:t xml:space="preserve">w-šbūq lī ḥṭītt-y d-saggīʾā hī!</w:t>
+      </w:r>
+      <w:r>
+        <w:t xml:space="preserve"> </w:t>
+      </w:r>
+      <w:r>
+        <w:t xml:space="preserve">w-šbūq (and-forgive [Peal Impv]) lī (to-me) ḥṭītt-y (sin-my) d-saggīʾā (which-is-great/much) hī (she-[is])!</w:t>
       </w:r>
       <w:r>
         <w:t xml:space="preserve"> </w:t>
@@ -2881,7 +3063,13 @@
         <w:t xml:space="preserve"> </w:t>
       </w:r>
       <w:r>
-        <w:t xml:space="preserve">“And forgive me my sin, which is great!”</w:t>
+        <w:t xml:space="preserve">“</w:t>
+      </w:r>
+      <w:r>
+        <w:t xml:space="preserve">And forgive me my sin, which is great!</w:t>
+      </w:r>
+      <w:r>
+        <w:t xml:space="preserve">”</w:t>
       </w:r>
     </w:p>
     <w:p>
@@ -2895,29 +3083,41 @@
         </w:rPr>
         <w:t xml:space="preserve">Sentence 5</w:t>
       </w:r>
-      <w:r>
-        <w:t xml:space="preserve"> </w:t>
-      </w:r>
-      <w:r>
-        <w:t xml:space="preserve">ܩܪܝܗܝ ܝܘܚܢܢ ܠܐܠܗܐ ܘܐܡܪ</w:t>
-      </w:r>
-      <w:r>
-        <w:t xml:space="preserve"> </w:t>
-      </w:r>
-      <w:r>
-        <w:t xml:space="preserve">qrā-yhy Yūḥannan l-Alāhā w-ʾemar:</w:t>
-      </w:r>
-      <w:r>
-        <w:t xml:space="preserve"> </w:t>
-      </w:r>
-      <w:r>
-        <w:t xml:space="preserve">qrā-yhy (he-called-him) Yūḥannan (John) l-Alāhā (to-God) w-ʾemar (and-said):</w:t>
+    </w:p>
+    <w:p>
+      <w:pPr>
+        <w:pStyle w:val="BodyText"/>
+      </w:pPr>
+      <w:r>
+        <w:t xml:space="preserve">ܩܪܳܘܗܝ ܝܘܚܢܢ ܠܐܠܗܐ ܘܐܡܪ</w:t>
+      </w:r>
+      <w:r>
+        <w:t xml:space="preserve"> </w:t>
+      </w:r>
+      <w:r>
+        <w:t xml:space="preserve">qrāwhy Yūḥannan l-Alāhā w-ʾemar:</w:t>
+      </w:r>
+      <w:r>
+        <w:t xml:space="preserve"> </w:t>
+      </w:r>
+      <w:r>
+        <w:t xml:space="preserve">qrāwhy (he-called-him [3msg Peal Perf. of q-r-y + 3msg obj. suffix]) Yūḥannan (John) l-Alāhā (to-God) w-ʾemar (and-said):</w:t>
       </w:r>
       <w:r>
         <w:t xml:space="preserve"> </w:t>
       </w:r>
       <w:r>
         <w:t xml:space="preserve">→ Yukhannan called upon God and said:</w:t>
+      </w:r>
+      <w:r>
+        <w:t xml:space="preserve"> </w:t>
+      </w:r>
+      <w:r>
+        <w:rPr>
+          <w:i/>
+          <w:iCs/>
+        </w:rPr>
+        <w:t xml:space="preserve">Note: III-Yodh verbs contract the final yodh before the suffix: qrā + -wh + y → qrāwhy.</w:t>
       </w:r>
     </w:p>
     <w:p>
@@ -2931,9 +3131,11 @@
         </w:rPr>
         <w:t xml:space="preserve">Sentence 6</w:t>
       </w:r>
-      <w:r>
-        <w:t xml:space="preserve"> </w:t>
-      </w:r>
+    </w:p>
+    <w:p>
+      <w:pPr>
+        <w:pStyle w:val="BodyText"/>
+      </w:pPr>
       <w:r>
         <w:t xml:space="preserve">ܐܠܗܐ ܢܚܬܟ ܘܢܚܝܝܟ ܗܫܐ</w:t>
       </w:r>
@@ -2959,7 +3161,13 @@
         <w:t xml:space="preserve"> </w:t>
       </w:r>
       <w:r>
-        <w:t xml:space="preserve">“God will give you rest, and will save you now.”</w:t>
+        <w:t xml:space="preserve">“</w:t>
+      </w:r>
+      <w:r>
+        <w:t xml:space="preserve">God will give you rest, and will save you now.</w:t>
+      </w:r>
+      <w:r>
+        <w:t xml:space="preserve">”</w:t>
       </w:r>
     </w:p>
     <w:p>
@@ -2973,9 +3181,11 @@
         </w:rPr>
         <w:t xml:space="preserve">Sentence 7</w:t>
       </w:r>
-      <w:r>
-        <w:t xml:space="preserve"> </w:t>
-      </w:r>
+    </w:p>
+    <w:p>
+      <w:pPr>
+        <w:pStyle w:val="BodyText"/>
+      </w:pPr>
       <w:r>
         <w:t xml:space="preserve">ܘܐܣܝܗ ܐܠܗܐ ܒܛܝܒܘܬܗ</w:t>
       </w:r>
@@ -3005,8 +3215,8 @@
         </w:pict>
       </w:r>
     </w:p>
-    <w:bookmarkEnd w:id="15"/>
-    <w:bookmarkStart w:id="16" w:name="section-8-exercises"/>
+    <w:bookmarkEnd w:id="26"/>
+    <w:bookmarkStart w:id="27" w:name="section-8-exercises"/>
     <w:p>
       <w:pPr>
         <w:pStyle w:val="Heading4"/>
@@ -3026,40 +3236,66 @@
         </w:rPr>
         <w:t xml:space="preserve">Exercise 1: Suffix Identification</w:t>
       </w:r>
-      <w:r>
-        <w:t xml:space="preserve"> </w:t>
-      </w:r>
+    </w:p>
+    <w:p>
+      <w:pPr>
+        <w:pStyle w:val="BodyText"/>
+      </w:pPr>
       <w:r>
         <w:t xml:space="preserve">Identify the verb root, the tense/form (if you can), and the person/gender of the suffix.</w:t>
       </w:r>
-      <w:r>
-        <w:t xml:space="preserve"> </w:t>
-      </w:r>
-      <w:r>
-        <w:t xml:space="preserve">1. ܩܛܠܗܘܢ (qaṭlhūn)</w:t>
-      </w:r>
-      <w:r>
-        <w:t xml:space="preserve"> </w:t>
-      </w:r>
-      <w:r>
-        <w:t xml:space="preserve">2. ܦܪܩܢܝ (parqanī)</w:t>
-      </w:r>
-      <w:r>
-        <w:t xml:space="preserve"> </w:t>
-      </w:r>
-      <w:r>
-        <w:t xml:space="preserve">3. ܐܣܝܟ (ʾasyāḵ)</w:t>
-      </w:r>
-      <w:r>
-        <w:t xml:space="preserve"> </w:t>
-      </w:r>
-      <w:r>
-        <w:t xml:space="preserve">4. ܩܪܝܗܝ (qrāyhy — Note the weak III-Yodh form)</w:t>
-      </w:r>
-    </w:p>
-    <w:p>
-      <w:pPr>
-        <w:pStyle w:val="BodyText"/>
+    </w:p>
+    <w:p>
+      <w:pPr>
+        <w:pStyle w:val="Compact"/>
+        <w:numPr>
+          <w:ilvl w:val="0"/>
+          <w:numId w:val="1006"/>
+        </w:numPr>
+      </w:pPr>
+      <w:r>
+        <w:t xml:space="preserve">ܩܛܠܗܘܢ (qaṭlhūn)</w:t>
+      </w:r>
+    </w:p>
+    <w:p>
+      <w:pPr>
+        <w:pStyle w:val="Compact"/>
+        <w:numPr>
+          <w:ilvl w:val="0"/>
+          <w:numId w:val="1006"/>
+        </w:numPr>
+      </w:pPr>
+      <w:r>
+        <w:t xml:space="preserve">ܦܪܩܢܝ (parqanī)</w:t>
+      </w:r>
+    </w:p>
+    <w:p>
+      <w:pPr>
+        <w:pStyle w:val="Compact"/>
+        <w:numPr>
+          <w:ilvl w:val="0"/>
+          <w:numId w:val="1006"/>
+        </w:numPr>
+      </w:pPr>
+      <w:r>
+        <w:t xml:space="preserve">ܐܣܝܟ (ʾasyāḵ)</w:t>
+      </w:r>
+    </w:p>
+    <w:p>
+      <w:pPr>
+        <w:pStyle w:val="Compact"/>
+        <w:numPr>
+          <w:ilvl w:val="0"/>
+          <w:numId w:val="1006"/>
+        </w:numPr>
+      </w:pPr>
+      <w:r>
+        <w:t xml:space="preserve">ܩܪܳܘܗܝ (qrāwhy — III-Yodh verb q-r-y with 3msg direct object suffix; final yodh contracts before suffix)</w:t>
+      </w:r>
+    </w:p>
+    <w:p>
+      <w:pPr>
+        <w:pStyle w:val="FirstParagraph"/>
       </w:pPr>
       <w:r>
         <w:rPr>
@@ -3068,9 +3304,11 @@
         </w:rPr>
         <w:t xml:space="preserve">Exercise 2: Conjugation Drill</w:t>
       </w:r>
-      <w:r>
-        <w:t xml:space="preserve"> </w:t>
-      </w:r>
+    </w:p>
+    <w:p>
+      <w:pPr>
+        <w:pStyle w:val="BodyText"/>
+      </w:pPr>
       <w:r>
         <w:t xml:space="preserve">Take the Peal perfect 3 m.sg verb</w:t>
       </w:r>
@@ -3090,34 +3328,58 @@
       <w:r>
         <w:t xml:space="preserve">(he left/abandoned) and attach suffixes to mean:</w:t>
       </w:r>
-      <w:r>
-        <w:t xml:space="preserve"> </w:t>
-      </w:r>
-      <w:r>
-        <w:t xml:space="preserve">1. He abandoned me.</w:t>
-      </w:r>
-      <w:r>
-        <w:t xml:space="preserve"> </w:t>
-      </w:r>
-      <w:r>
-        <w:t xml:space="preserve">2. He abandoned us.</w:t>
-      </w:r>
-      <w:r>
-        <w:t xml:space="preserve"> </w:t>
-      </w:r>
-      <w:r>
-        <w:t xml:space="preserve">3. He abandoned her.</w:t>
-      </w:r>
-      <w:r>
-        <w:t xml:space="preserve"> </w:t>
-      </w:r>
-      <w:r>
-        <w:t xml:space="preserve">4. He abandoned them (m).</w:t>
-      </w:r>
-    </w:p>
-    <w:p>
-      <w:pPr>
-        <w:pStyle w:val="BodyText"/>
+    </w:p>
+    <w:p>
+      <w:pPr>
+        <w:pStyle w:val="Compact"/>
+        <w:numPr>
+          <w:ilvl w:val="0"/>
+          <w:numId w:val="1007"/>
+        </w:numPr>
+      </w:pPr>
+      <w:r>
+        <w:t xml:space="preserve">He abandoned me.</w:t>
+      </w:r>
+    </w:p>
+    <w:p>
+      <w:pPr>
+        <w:pStyle w:val="Compact"/>
+        <w:numPr>
+          <w:ilvl w:val="0"/>
+          <w:numId w:val="1007"/>
+        </w:numPr>
+      </w:pPr>
+      <w:r>
+        <w:t xml:space="preserve">He abandoned us.</w:t>
+      </w:r>
+    </w:p>
+    <w:p>
+      <w:pPr>
+        <w:pStyle w:val="Compact"/>
+        <w:numPr>
+          <w:ilvl w:val="0"/>
+          <w:numId w:val="1007"/>
+        </w:numPr>
+      </w:pPr>
+      <w:r>
+        <w:t xml:space="preserve">He abandoned her.</w:t>
+      </w:r>
+    </w:p>
+    <w:p>
+      <w:pPr>
+        <w:pStyle w:val="Compact"/>
+        <w:numPr>
+          <w:ilvl w:val="0"/>
+          <w:numId w:val="1007"/>
+        </w:numPr>
+      </w:pPr>
+      <w:r>
+        <w:t xml:space="preserve">He abandoned them (m).</w:t>
+      </w:r>
+    </w:p>
+    <w:p>
+      <w:pPr>
+        <w:pStyle w:val="FirstParagraph"/>
       </w:pPr>
       <w:r>
         <w:rPr>
@@ -3126,23 +3388,37 @@
         </w:rPr>
         <w:t xml:space="preserve">Exercise 3: Translation Drill (Syriac → English)</w:t>
       </w:r>
-      <w:r>
-        <w:t xml:space="preserve"> </w:t>
-      </w:r>
+    </w:p>
+    <w:p>
+      <w:pPr>
+        <w:pStyle w:val="BodyText"/>
+      </w:pPr>
       <w:r>
         <w:t xml:space="preserve">Translate the following clauses featuring verbal suffixes.</w:t>
       </w:r>
-      <w:r>
-        <w:t xml:space="preserve"> </w:t>
-      </w:r>
-      <w:r>
-        <w:t xml:space="preserve">1. Mḥānī barnāšā bīšā b-tarʿā.</w:t>
-      </w:r>
-      <w:r>
-        <w:t xml:space="preserve"> </w:t>
-      </w:r>
-      <w:r>
-        <w:t xml:space="preserve">2. Alāhā qaṭleh l-malkā tammān. (Note: Syriac sometimes uses both the suffix</w:t>
+    </w:p>
+    <w:p>
+      <w:pPr>
+        <w:pStyle w:val="Compact"/>
+        <w:numPr>
+          <w:ilvl w:val="0"/>
+          <w:numId w:val="1008"/>
+        </w:numPr>
+      </w:pPr>
+      <w:r>
+        <w:t xml:space="preserve">Mḥānī barnāšā bīšā b-tarʿā.</w:t>
+      </w:r>
+    </w:p>
+    <w:p>
+      <w:pPr>
+        <w:pStyle w:val="Compact"/>
+        <w:numPr>
+          <w:ilvl w:val="0"/>
+          <w:numId w:val="1008"/>
+        </w:numPr>
+      </w:pPr>
+      <w:r>
+        <w:t xml:space="preserve">Alāhā qaṭleh l-malkā tammān. (Note: Syriac sometimes uses both the suffix</w:t>
       </w:r>
       <w:r>
         <w:t xml:space="preserve"> </w:t>
@@ -3175,28 +3451,46 @@
       <w:r>
         <w:t xml:space="preserve">for extreme emphasis).</w:t>
       </w:r>
-      <w:r>
-        <w:t xml:space="preserve"> </w:t>
-      </w:r>
-      <w:r>
-        <w:t xml:space="preserve">3. ʾEmar malkā:</w:t>
-      </w:r>
-      <w:r>
-        <w:t xml:space="preserve"> </w:t>
-      </w:r>
-      <w:r>
-        <w:t xml:space="preserve">“Parqanī!”</w:t>
-      </w:r>
-      <w:r>
-        <w:t xml:space="preserve"> </w:t>
-      </w:r>
-      <w:r>
-        <w:t xml:space="preserve">4. Alāhā ʾasyan b-melt-eh.</w:t>
-      </w:r>
-    </w:p>
-    <w:p>
-      <w:pPr>
-        <w:pStyle w:val="BodyText"/>
+    </w:p>
+    <w:p>
+      <w:pPr>
+        <w:pStyle w:val="Compact"/>
+        <w:numPr>
+          <w:ilvl w:val="0"/>
+          <w:numId w:val="1008"/>
+        </w:numPr>
+      </w:pPr>
+      <w:r>
+        <w:t xml:space="preserve">ʾEmar malkā:</w:t>
+      </w:r>
+      <w:r>
+        <w:t xml:space="preserve"> </w:t>
+      </w:r>
+      <w:r>
+        <w:t xml:space="preserve">“</w:t>
+      </w:r>
+      <w:r>
+        <w:t xml:space="preserve">Parqanī!</w:t>
+      </w:r>
+      <w:r>
+        <w:t xml:space="preserve">”</w:t>
+      </w:r>
+    </w:p>
+    <w:p>
+      <w:pPr>
+        <w:pStyle w:val="Compact"/>
+        <w:numPr>
+          <w:ilvl w:val="0"/>
+          <w:numId w:val="1008"/>
+        </w:numPr>
+      </w:pPr>
+      <w:r>
+        <w:t xml:space="preserve">Alāhā ʾasyan b-melt-eh.</w:t>
+      </w:r>
+    </w:p>
+    <w:p>
+      <w:pPr>
+        <w:pStyle w:val="FirstParagraph"/>
       </w:pPr>
       <w:r>
         <w:rPr>
@@ -3205,9 +3499,11 @@
         </w:rPr>
         <w:t xml:space="preserve">Exercise 4: Production Drill (English → Syriac)</w:t>
       </w:r>
-      <w:r>
-        <w:t xml:space="preserve"> </w:t>
-      </w:r>
+    </w:p>
+    <w:p>
+      <w:pPr>
+        <w:pStyle w:val="BodyText"/>
+      </w:pPr>
       <w:r>
         <w:t xml:space="preserve">Render the following actions into single-word Syriac verbs with suffixes (using 3rd m.sg</w:t>
       </w:r>
@@ -3227,34 +3523,58 @@
       <w:r>
         <w:t xml:space="preserve">base).</w:t>
       </w:r>
-      <w:r>
-        <w:t xml:space="preserve"> </w:t>
-      </w:r>
-      <w:r>
-        <w:t xml:space="preserve">1. He killed us.</w:t>
-      </w:r>
-      <w:r>
-        <w:t xml:space="preserve"> </w:t>
-      </w:r>
-      <w:r>
-        <w:t xml:space="preserve">2. He saved (fraq) him.</w:t>
-      </w:r>
-      <w:r>
-        <w:t xml:space="preserve"> </w:t>
-      </w:r>
-      <w:r>
-        <w:t xml:space="preserve">3. He left (shbaq) you (m.sg).</w:t>
-      </w:r>
-      <w:r>
-        <w:t xml:space="preserve"> </w:t>
-      </w:r>
-      <w:r>
-        <w:t xml:space="preserve">4. He struck (mḥā) them (m.pl).</w:t>
-      </w:r>
-    </w:p>
-    <w:p>
-      <w:pPr>
-        <w:pStyle w:val="BodyText"/>
+    </w:p>
+    <w:p>
+      <w:pPr>
+        <w:pStyle w:val="Compact"/>
+        <w:numPr>
+          <w:ilvl w:val="0"/>
+          <w:numId w:val="1009"/>
+        </w:numPr>
+      </w:pPr>
+      <w:r>
+        <w:t xml:space="preserve">He killed us.</w:t>
+      </w:r>
+    </w:p>
+    <w:p>
+      <w:pPr>
+        <w:pStyle w:val="Compact"/>
+        <w:numPr>
+          <w:ilvl w:val="0"/>
+          <w:numId w:val="1009"/>
+        </w:numPr>
+      </w:pPr>
+      <w:r>
+        <w:t xml:space="preserve">He saved (praq) him.</w:t>
+      </w:r>
+    </w:p>
+    <w:p>
+      <w:pPr>
+        <w:pStyle w:val="Compact"/>
+        <w:numPr>
+          <w:ilvl w:val="0"/>
+          <w:numId w:val="1009"/>
+        </w:numPr>
+      </w:pPr>
+      <w:r>
+        <w:t xml:space="preserve">He left (šbaq) you (m.sg).</w:t>
+      </w:r>
+    </w:p>
+    <w:p>
+      <w:pPr>
+        <w:pStyle w:val="Compact"/>
+        <w:numPr>
+          <w:ilvl w:val="0"/>
+          <w:numId w:val="1009"/>
+        </w:numPr>
+      </w:pPr>
+      <w:r>
+        <w:t xml:space="preserve">He struck (mḥā) them (m.pl).</w:t>
+      </w:r>
+    </w:p>
+    <w:p>
+      <w:pPr>
+        <w:pStyle w:val="FirstParagraph"/>
       </w:pPr>
       <w:r>
         <w:rPr>
@@ -3263,29 +3583,49 @@
         </w:rPr>
         <w:t xml:space="preserve">Exercise 5: Reading Comprehension</w:t>
       </w:r>
-      <w:r>
-        <w:t xml:space="preserve"> </w:t>
-      </w:r>
+    </w:p>
+    <w:p>
+      <w:pPr>
+        <w:pStyle w:val="BodyText"/>
+      </w:pPr>
       <w:r>
         <w:t xml:space="preserve">Re-read Section 7 and answer:</w:t>
       </w:r>
-      <w:r>
-        <w:t xml:space="preserve"> </w:t>
-      </w:r>
-      <w:r>
-        <w:t xml:space="preserve">1. What three imperative commands does the sick king give to Yukhannan?</w:t>
-      </w:r>
-      <w:r>
-        <w:t xml:space="preserve"> </w:t>
-      </w:r>
-      <w:r>
-        <w:t xml:space="preserve">2. Why does the king ask for forgiveness regarding his sin?</w:t>
-      </w:r>
-      <w:r>
-        <w:t xml:space="preserve"> </w:t>
-      </w:r>
-      <w:r>
-        <w:t xml:space="preserve">3. Who ultimately performs the healing in sentence 7?</w:t>
+    </w:p>
+    <w:p>
+      <w:pPr>
+        <w:pStyle w:val="Compact"/>
+        <w:numPr>
+          <w:ilvl w:val="0"/>
+          <w:numId w:val="1010"/>
+        </w:numPr>
+      </w:pPr>
+      <w:r>
+        <w:t xml:space="preserve">What three imperative commands does the sick king give to Yukhannan?</w:t>
+      </w:r>
+    </w:p>
+    <w:p>
+      <w:pPr>
+        <w:pStyle w:val="Compact"/>
+        <w:numPr>
+          <w:ilvl w:val="0"/>
+          <w:numId w:val="1010"/>
+        </w:numPr>
+      </w:pPr>
+      <w:r>
+        <w:t xml:space="preserve">Why does the king ask for forgiveness regarding his sin?</w:t>
+      </w:r>
+    </w:p>
+    <w:p>
+      <w:pPr>
+        <w:pStyle w:val="Compact"/>
+        <w:numPr>
+          <w:ilvl w:val="0"/>
+          <w:numId w:val="1010"/>
+        </w:numPr>
+      </w:pPr>
+      <w:r>
+        <w:t xml:space="preserve">Who ultimately performs the healing in sentence 7?</w:t>
       </w:r>
     </w:p>
     <w:p>
@@ -3295,8 +3635,8 @@
         </w:pict>
       </w:r>
     </w:p>
-    <w:bookmarkEnd w:id="16"/>
-    <w:bookmarkStart w:id="17" w:name="section-9-answer-key"/>
+    <w:bookmarkEnd w:id="27"/>
+    <w:bookmarkStart w:id="28" w:name="section-9-answer-key"/>
     <w:p>
       <w:pPr>
         <w:pStyle w:val="Heading4"/>
@@ -3316,17 +3656,29 @@
         </w:rPr>
         <w:t xml:space="preserve">Section 1 Warm-Up</w:t>
       </w:r>
-      <w:r>
-        <w:t xml:space="preserve"> </w:t>
-      </w:r>
-      <w:r>
-        <w:t xml:space="preserve">1. They will come.</w:t>
-      </w:r>
-      <w:r>
-        <w:t xml:space="preserve"> </w:t>
-      </w:r>
-      <w:r>
-        <w:t xml:space="preserve">2. It drops the Emphatic Alaph and takes the suffix</w:t>
+    </w:p>
+    <w:p>
+      <w:pPr>
+        <w:pStyle w:val="Compact"/>
+        <w:numPr>
+          <w:ilvl w:val="0"/>
+          <w:numId w:val="1011"/>
+        </w:numPr>
+      </w:pPr>
+      <w:r>
+        <w:t xml:space="preserve">They will come.</w:t>
+      </w:r>
+    </w:p>
+    <w:p>
+      <w:pPr>
+        <w:pStyle w:val="Compact"/>
+        <w:numPr>
+          <w:ilvl w:val="0"/>
+          <w:numId w:val="1011"/>
+        </w:numPr>
+      </w:pPr>
+      <w:r>
+        <w:t xml:space="preserve">It drops the Emphatic Alaph and takes the suffix</w:t>
       </w:r>
       <w:r>
         <w:t xml:space="preserve"> </w:t>
@@ -3353,21 +3705,27 @@
       <w:r>
         <w:t xml:space="preserve">.</w:t>
       </w:r>
-      <w:r>
-        <w:t xml:space="preserve"> </w:t>
-      </w:r>
-      <w:r>
-        <w:t xml:space="preserve">3. I will kill.</w:t>
-      </w:r>
-      <w:r>
-        <w:t xml:space="preserve"> </w:t>
-      </w:r>
-      <w:r>
-        <w:t xml:space="preserve">4.</w:t>
-      </w:r>
-      <w:r>
-        <w:t xml:space="preserve"> </w:t>
-      </w:r>
+    </w:p>
+    <w:p>
+      <w:pPr>
+        <w:pStyle w:val="Compact"/>
+        <w:numPr>
+          <w:ilvl w:val="0"/>
+          <w:numId w:val="1011"/>
+        </w:numPr>
+      </w:pPr>
+      <w:r>
+        <w:t xml:space="preserve">I will kill.</w:t>
+      </w:r>
+    </w:p>
+    <w:p>
+      <w:pPr>
+        <w:pStyle w:val="Compact"/>
+        <w:numPr>
+          <w:ilvl w:val="0"/>
+          <w:numId w:val="1011"/>
+        </w:numPr>
+      </w:pPr>
       <w:r>
         <w:rPr>
           <w:i/>
@@ -3378,11 +3736,17 @@
       <w:r>
         <w:t xml:space="preserve">.</w:t>
       </w:r>
-      <w:r>
-        <w:t xml:space="preserve"> </w:t>
-      </w:r>
-      <w:r>
-        <w:t xml:space="preserve">5. By placing the preposition</w:t>
+    </w:p>
+    <w:p>
+      <w:pPr>
+        <w:pStyle w:val="Compact"/>
+        <w:numPr>
+          <w:ilvl w:val="0"/>
+          <w:numId w:val="1011"/>
+        </w:numPr>
+      </w:pPr>
+      <w:r>
+        <w:t xml:space="preserve">By placing the preposition</w:t>
       </w:r>
       <w:r>
         <w:t xml:space="preserve"> </w:t>
@@ -3402,7 +3766,7 @@
     </w:p>
     <w:p>
       <w:pPr>
-        <w:pStyle w:val="BodyText"/>
+        <w:pStyle w:val="FirstParagraph"/>
       </w:pPr>
       <w:r>
         <w:rPr>
@@ -3411,11 +3775,17 @@
         </w:rPr>
         <w:t xml:space="preserve">Exercise 1: Suffix Identification</w:t>
       </w:r>
-      <w:r>
-        <w:t xml:space="preserve"> </w:t>
-      </w:r>
-      <w:r>
-        <w:t xml:space="preserve">1. Root:</w:t>
+    </w:p>
+    <w:p>
+      <w:pPr>
+        <w:pStyle w:val="Compact"/>
+        <w:numPr>
+          <w:ilvl w:val="0"/>
+          <w:numId w:val="1012"/>
+        </w:numPr>
+      </w:pPr>
+      <w:r>
+        <w:t xml:space="preserve">Root:</w:t>
       </w:r>
       <w:r>
         <w:t xml:space="preserve"> </w:t>
@@ -3430,11 +3800,17 @@
       <w:r>
         <w:t xml:space="preserve">. Suffix: 3rd m.pl (them). He killed them.</w:t>
       </w:r>
-      <w:r>
-        <w:t xml:space="preserve"> </w:t>
-      </w:r>
-      <w:r>
-        <w:t xml:space="preserve">2. Root:</w:t>
+    </w:p>
+    <w:p>
+      <w:pPr>
+        <w:pStyle w:val="Compact"/>
+        <w:numPr>
+          <w:ilvl w:val="0"/>
+          <w:numId w:val="1012"/>
+        </w:numPr>
+      </w:pPr>
+      <w:r>
+        <w:t xml:space="preserve">Root:</w:t>
       </w:r>
       <w:r>
         <w:t xml:space="preserve"> </w:t>
@@ -3449,11 +3825,17 @@
       <w:r>
         <w:t xml:space="preserve">. Suffix: 1st c.sg (me). He delivered me.</w:t>
       </w:r>
-      <w:r>
-        <w:t xml:space="preserve"> </w:t>
-      </w:r>
-      <w:r>
-        <w:t xml:space="preserve">3. Root:</w:t>
+    </w:p>
+    <w:p>
+      <w:pPr>
+        <w:pStyle w:val="Compact"/>
+        <w:numPr>
+          <w:ilvl w:val="0"/>
+          <w:numId w:val="1012"/>
+        </w:numPr>
+      </w:pPr>
+      <w:r>
+        <w:t xml:space="preserve">Root:</w:t>
       </w:r>
       <w:r>
         <w:t xml:space="preserve"> </w:t>
@@ -3468,11 +3850,17 @@
       <w:r>
         <w:t xml:space="preserve">. Suffix: 2nd m.sg (you). He healed you.</w:t>
       </w:r>
-      <w:r>
-        <w:t xml:space="preserve"> </w:t>
-      </w:r>
-      <w:r>
-        <w:t xml:space="preserve">4. Root:</w:t>
+    </w:p>
+    <w:p>
+      <w:pPr>
+        <w:pStyle w:val="Compact"/>
+        <w:numPr>
+          <w:ilvl w:val="0"/>
+          <w:numId w:val="1012"/>
+        </w:numPr>
+      </w:pPr>
+      <w:r>
+        <w:t xml:space="preserve">Root:</w:t>
       </w:r>
       <w:r>
         <w:t xml:space="preserve"> </w:t>
@@ -3482,7 +3870,7 @@
           <w:i/>
           <w:iCs/>
         </w:rPr>
-        <w:t xml:space="preserve">q-r-ʾ</w:t>
+        <w:t xml:space="preserve">q-r-y</w:t>
       </w:r>
       <w:r>
         <w:t xml:space="preserve">. Suffix: 3rd m.sg (him). He called him.</w:t>
@@ -3490,7 +3878,7 @@
     </w:p>
     <w:p>
       <w:pPr>
-        <w:pStyle w:val="BodyText"/>
+        <w:pStyle w:val="FirstParagraph"/>
       </w:pPr>
       <w:r>
         <w:rPr>
@@ -3499,34 +3887,58 @@
         </w:rPr>
         <w:t xml:space="preserve">Exercise 2: Conjugation Drill</w:t>
       </w:r>
-      <w:r>
-        <w:t xml:space="preserve"> </w:t>
-      </w:r>
-      <w:r>
-        <w:t xml:space="preserve">1. šbaqanī (or šabqanī)</w:t>
-      </w:r>
-      <w:r>
-        <w:t xml:space="preserve"> </w:t>
-      </w:r>
-      <w:r>
-        <w:t xml:space="preserve">2. šabqan</w:t>
-      </w:r>
-      <w:r>
-        <w:t xml:space="preserve"> </w:t>
-      </w:r>
-      <w:r>
-        <w:t xml:space="preserve">3. šabqāh</w:t>
-      </w:r>
-      <w:r>
-        <w:t xml:space="preserve"> </w:t>
-      </w:r>
-      <w:r>
-        <w:t xml:space="preserve">4. šabqhūn</w:t>
-      </w:r>
-    </w:p>
-    <w:p>
-      <w:pPr>
-        <w:pStyle w:val="BodyText"/>
+    </w:p>
+    <w:p>
+      <w:pPr>
+        <w:pStyle w:val="Compact"/>
+        <w:numPr>
+          <w:ilvl w:val="0"/>
+          <w:numId w:val="1013"/>
+        </w:numPr>
+      </w:pPr>
+      <w:r>
+        <w:t xml:space="preserve">šbaqanī (or šabqanī)</w:t>
+      </w:r>
+    </w:p>
+    <w:p>
+      <w:pPr>
+        <w:pStyle w:val="Compact"/>
+        <w:numPr>
+          <w:ilvl w:val="0"/>
+          <w:numId w:val="1013"/>
+        </w:numPr>
+      </w:pPr>
+      <w:r>
+        <w:t xml:space="preserve">šabqan</w:t>
+      </w:r>
+    </w:p>
+    <w:p>
+      <w:pPr>
+        <w:pStyle w:val="Compact"/>
+        <w:numPr>
+          <w:ilvl w:val="0"/>
+          <w:numId w:val="1013"/>
+        </w:numPr>
+      </w:pPr>
+      <w:r>
+        <w:t xml:space="preserve">šabqāh</w:t>
+      </w:r>
+    </w:p>
+    <w:p>
+      <w:pPr>
+        <w:pStyle w:val="Compact"/>
+        <w:numPr>
+          <w:ilvl w:val="0"/>
+          <w:numId w:val="1013"/>
+        </w:numPr>
+      </w:pPr>
+      <w:r>
+        <w:t xml:space="preserve">šabqhūn</w:t>
+      </w:r>
+    </w:p>
+    <w:p>
+      <w:pPr>
+        <w:pStyle w:val="FirstParagraph"/>
       </w:pPr>
       <w:r>
         <w:rPr>
@@ -3535,35 +3947,65 @@
         </w:rPr>
         <w:t xml:space="preserve">Exercise 3: Translation Drill</w:t>
       </w:r>
-      <w:r>
-        <w:t xml:space="preserve"> </w:t>
-      </w:r>
-      <w:r>
-        <w:t xml:space="preserve">1. The evil man struck me in the gate.</w:t>
-      </w:r>
-      <w:r>
-        <w:t xml:space="preserve"> </w:t>
-      </w:r>
-      <w:r>
-        <w:t xml:space="preserve">2. God killed him, the king, there.</w:t>
-      </w:r>
-      <w:r>
-        <w:t xml:space="preserve"> </w:t>
-      </w:r>
-      <w:r>
-        <w:t xml:space="preserve">3. The king said:</w:t>
-      </w:r>
-      <w:r>
-        <w:t xml:space="preserve"> </w:t>
-      </w:r>
-      <w:r>
-        <w:t xml:space="preserve">“Save me!”</w:t>
-      </w:r>
-      <w:r>
-        <w:t xml:space="preserve"> </w:t>
-      </w:r>
-      <w:r>
-        <w:t xml:space="preserve">4. God healed us (</w:t>
+    </w:p>
+    <w:p>
+      <w:pPr>
+        <w:pStyle w:val="Compact"/>
+        <w:numPr>
+          <w:ilvl w:val="0"/>
+          <w:numId w:val="1014"/>
+        </w:numPr>
+      </w:pPr>
+      <w:r>
+        <w:t xml:space="preserve">The evil man struck me in the gate.</w:t>
+      </w:r>
+    </w:p>
+    <w:p>
+      <w:pPr>
+        <w:pStyle w:val="Compact"/>
+        <w:numPr>
+          <w:ilvl w:val="0"/>
+          <w:numId w:val="1014"/>
+        </w:numPr>
+      </w:pPr>
+      <w:r>
+        <w:t xml:space="preserve">God killed him, the king, there.</w:t>
+      </w:r>
+    </w:p>
+    <w:p>
+      <w:pPr>
+        <w:pStyle w:val="Compact"/>
+        <w:numPr>
+          <w:ilvl w:val="0"/>
+          <w:numId w:val="1014"/>
+        </w:numPr>
+      </w:pPr>
+      <w:r>
+        <w:t xml:space="preserve">The king said:</w:t>
+      </w:r>
+      <w:r>
+        <w:t xml:space="preserve"> </w:t>
+      </w:r>
+      <w:r>
+        <w:t xml:space="preserve">“</w:t>
+      </w:r>
+      <w:r>
+        <w:t xml:space="preserve">Save me!</w:t>
+      </w:r>
+      <w:r>
+        <w:t xml:space="preserve">”</w:t>
+      </w:r>
+    </w:p>
+    <w:p>
+      <w:pPr>
+        <w:pStyle w:val="Compact"/>
+        <w:numPr>
+          <w:ilvl w:val="0"/>
+          <w:numId w:val="1014"/>
+        </w:numPr>
+      </w:pPr>
+      <w:r>
+        <w:t xml:space="preserve">God healed us (</w:t>
       </w:r>
       <w:r>
         <w:rPr>
@@ -3578,7 +4020,7 @@
     </w:p>
     <w:p>
       <w:pPr>
-        <w:pStyle w:val="BodyText"/>
+        <w:pStyle w:val="FirstParagraph"/>
       </w:pPr>
       <w:r>
         <w:rPr>
@@ -3587,34 +4029,58 @@
         </w:rPr>
         <w:t xml:space="preserve">Exercise 4: Production Drill</w:t>
       </w:r>
-      <w:r>
-        <w:t xml:space="preserve"> </w:t>
-      </w:r>
-      <w:r>
-        <w:t xml:space="preserve">1. qaṭlan</w:t>
-      </w:r>
-      <w:r>
-        <w:t xml:space="preserve"> </w:t>
-      </w:r>
-      <w:r>
-        <w:t xml:space="preserve">2. farqeh</w:t>
-      </w:r>
-      <w:r>
-        <w:t xml:space="preserve"> </w:t>
-      </w:r>
-      <w:r>
-        <w:t xml:space="preserve">3. šabqāḵ</w:t>
-      </w:r>
-      <w:r>
-        <w:t xml:space="preserve"> </w:t>
-      </w:r>
-      <w:r>
-        <w:t xml:space="preserve">4. mḥāhūn</w:t>
-      </w:r>
-    </w:p>
-    <w:p>
-      <w:pPr>
-        <w:pStyle w:val="BodyText"/>
+    </w:p>
+    <w:p>
+      <w:pPr>
+        <w:pStyle w:val="Compact"/>
+        <w:numPr>
+          <w:ilvl w:val="0"/>
+          <w:numId w:val="1015"/>
+        </w:numPr>
+      </w:pPr>
+      <w:r>
+        <w:t xml:space="preserve">qaṭlan</w:t>
+      </w:r>
+    </w:p>
+    <w:p>
+      <w:pPr>
+        <w:pStyle w:val="Compact"/>
+        <w:numPr>
+          <w:ilvl w:val="0"/>
+          <w:numId w:val="1015"/>
+        </w:numPr>
+      </w:pPr>
+      <w:r>
+        <w:t xml:space="preserve">parqeh</w:t>
+      </w:r>
+    </w:p>
+    <w:p>
+      <w:pPr>
+        <w:pStyle w:val="Compact"/>
+        <w:numPr>
+          <w:ilvl w:val="0"/>
+          <w:numId w:val="1015"/>
+        </w:numPr>
+      </w:pPr>
+      <w:r>
+        <w:t xml:space="preserve">šabqāḵ</w:t>
+      </w:r>
+    </w:p>
+    <w:p>
+      <w:pPr>
+        <w:pStyle w:val="Compact"/>
+        <w:numPr>
+          <w:ilvl w:val="0"/>
+          <w:numId w:val="1015"/>
+        </w:numPr>
+      </w:pPr>
+      <w:r>
+        <w:t xml:space="preserve">mḥāhūn</w:t>
+      </w:r>
+    </w:p>
+    <w:p>
+      <w:pPr>
+        <w:pStyle w:val="FirstParagraph"/>
       </w:pPr>
       <w:r>
         <w:rPr>
@@ -3623,11 +4089,17 @@
         </w:rPr>
         <w:t xml:space="preserve">Exercise 5: Reading Comprehension</w:t>
       </w:r>
-      <w:r>
-        <w:t xml:space="preserve"> </w:t>
-      </w:r>
-      <w:r>
-        <w:t xml:space="preserve">1. Heal me (</w:t>
+    </w:p>
+    <w:p>
+      <w:pPr>
+        <w:pStyle w:val="Compact"/>
+        <w:numPr>
+          <w:ilvl w:val="0"/>
+          <w:numId w:val="1016"/>
+        </w:numPr>
+      </w:pPr>
+      <w:r>
+        <w:t xml:space="preserve">Heal me (</w:t>
       </w:r>
       <w:r>
         <w:rPr>
@@ -3654,16 +4126,22 @@
           <w:i/>
           <w:iCs/>
         </w:rPr>
-        <w:t xml:space="preserve">shbūq lī</w:t>
+        <w:t xml:space="preserve">šbūq lī</w:t>
       </w:r>
       <w:r>
         <w:t xml:space="preserve">).</w:t>
       </w:r>
-      <w:r>
-        <w:t xml:space="preserve"> </w:t>
-      </w:r>
-      <w:r>
-        <w:t xml:space="preserve">2. Because it is great (</w:t>
+    </w:p>
+    <w:p>
+      <w:pPr>
+        <w:pStyle w:val="Compact"/>
+        <w:numPr>
+          <w:ilvl w:val="0"/>
+          <w:numId w:val="1016"/>
+        </w:numPr>
+      </w:pPr>
+      <w:r>
+        <w:t xml:space="preserve">Because it is great (</w:t>
       </w:r>
       <w:r>
         <w:rPr>
@@ -3675,11 +4153,17 @@
       <w:r>
         <w:t xml:space="preserve">).</w:t>
       </w:r>
-      <w:r>
-        <w:t xml:space="preserve"> </w:t>
-      </w:r>
-      <w:r>
-        <w:t xml:space="preserve">3. God (</w:t>
+    </w:p>
+    <w:p>
+      <w:pPr>
+        <w:pStyle w:val="Compact"/>
+        <w:numPr>
+          <w:ilvl w:val="0"/>
+          <w:numId w:val="1016"/>
+        </w:numPr>
+      </w:pPr>
+      <w:r>
+        <w:t xml:space="preserve">God (</w:t>
       </w:r>
       <w:r>
         <w:rPr>
@@ -3699,8 +4183,8 @@
         </w:pict>
       </w:r>
     </w:p>
-    <w:bookmarkEnd w:id="17"/>
-    <w:bookmarkStart w:id="18" w:name="section-10-grammatical-summary"/>
+    <w:bookmarkEnd w:id="28"/>
+    <w:bookmarkStart w:id="29" w:name="section-10-grammatical-summary"/>
     <w:p>
       <w:pPr>
         <w:pStyle w:val="Heading4"/>
@@ -3719,156 +4203,19 @@
           <w:bCs/>
         </w:rPr>
         <w:t xml:space="preserve">THE VERBAL SUFFIX PARADIGM (He killed…)</w:t>
-      </w:r>
-      <w:r>
-        <w:t xml:space="preserve"> </w:t>
-      </w:r>
-      <w:r>
-        <w:t xml:space="preserve">| English | Suffix on verb | Example |</w:t>
-      </w:r>
-      <w:r>
-        <w:t xml:space="preserve"> </w:t>
-      </w:r>
-      <w:r>
-        <w:t xml:space="preserve">| :— | :— | :— |</w:t>
-      </w:r>
-      <w:r>
-        <w:t xml:space="preserve"> </w:t>
-      </w:r>
-      <w:r>
-        <w:t xml:space="preserve">| …me | -anī | qaṭlanī (he killed me) |</w:t>
-      </w:r>
-      <w:r>
-        <w:t xml:space="preserve"> </w:t>
-      </w:r>
-      <w:r>
-        <w:t xml:space="preserve">| …you(m)| -āḵ | qaṭlāḵ (he killed you) |</w:t>
-      </w:r>
-      <w:r>
-        <w:t xml:space="preserve"> </w:t>
-      </w:r>
-      <w:r>
-        <w:t xml:space="preserve">| …you(f)| -ēky| qaṭlēky (he killed you) |</w:t>
-      </w:r>
-      <w:r>
-        <w:t xml:space="preserve"> </w:t>
-      </w:r>
-      <w:r>
-        <w:t xml:space="preserve">| …him | -eh | qaṭleh (he killed him) |</w:t>
-      </w:r>
-      <w:r>
-        <w:t xml:space="preserve"> </w:t>
-      </w:r>
-      <w:r>
-        <w:t xml:space="preserve">| …her | -āh | qaṭlāh (he killed her) |</w:t>
-      </w:r>
-      <w:r>
-        <w:t xml:space="preserve"> </w:t>
-      </w:r>
-      <w:r>
-        <w:t xml:space="preserve">| …us | -an | qaṭlan (he killed us) |</w:t>
-      </w:r>
-      <w:r>
-        <w:t xml:space="preserve"> </w:t>
-      </w:r>
-      <w:r>
-        <w:t xml:space="preserve">| …them(m)| -hūn| qaṭlhūn (he killed them) |</w:t>
-      </w:r>
-    </w:p>
-    <w:p>
-      <w:pPr>
-        <w:pStyle w:val="BodyText"/>
-      </w:pPr>
-      <w:r>
-        <w:rPr>
-          <w:b/>
-          <w:bCs/>
-        </w:rPr>
-        <w:t xml:space="preserve">DOUBLE DETERMINATION RULE</w:t>
-      </w:r>
-      <w:r>
-        <w:t xml:space="preserve"> </w:t>
-      </w:r>
-      <w:r>
-        <w:t xml:space="preserve">Sometimes Syriac uses the verb suffix AND the preposition</w:t>
-      </w:r>
-      <w:r>
-        <w:t xml:space="preserve"> </w:t>
-      </w:r>
-      <w:r>
-        <w:rPr>
-          <w:rStyle w:val="VerbatimChar"/>
-        </w:rPr>
-        <w:t xml:space="preserve">l-</w:t>
-      </w:r>
-      <w:r>
-        <w:t xml:space="preserve"> </w:t>
-      </w:r>
-      <w:r>
-        <w:t xml:space="preserve">in the same sentence. This is called</w:t>
-      </w:r>
-      <w:r>
-        <w:t xml:space="preserve"> </w:t>
-      </w:r>
-      <w:r>
-        <w:rPr>
-          <w:i/>
-          <w:iCs/>
-        </w:rPr>
-        <w:t xml:space="preserve">prolepsis</w:t>
-      </w:r>
-      <w:r>
-        <w:t xml:space="preserve"> </w:t>
-      </w:r>
-      <w:r>
-        <w:t xml:space="preserve">or double determination, used for clarity or emphasis.</w:t>
-      </w:r>
-      <w:r>
-        <w:t xml:space="preserve"> </w:t>
-      </w:r>
-      <w:r>
-        <w:rPr>
-          <w:i/>
-          <w:iCs/>
-        </w:rPr>
-        <w:t xml:space="preserve">Qaṭl-eh l-malkā</w:t>
-      </w:r>
-      <w:r>
-        <w:t xml:space="preserve"> </w:t>
-      </w:r>
-      <w:r>
-        <w:t xml:space="preserve">= He killed him, [namely] the king.</w:t>
-      </w:r>
-    </w:p>
-    <w:bookmarkEnd w:id="18"/>
-    <w:bookmarkStart w:id="19" w:name="section-11-additional-vocabulary"/>
-    <w:p>
-      <w:pPr>
-        <w:pStyle w:val="Heading4"/>
-      </w:pPr>
-      <w:r>
-        <w:t xml:space="preserve">Section 11: Additional Vocabulary</w:t>
-      </w:r>
-    </w:p>
-    <w:p>
-      <w:pPr>
-        <w:pStyle w:val="FirstParagraph"/>
-      </w:pPr>
-      <w:r>
-        <w:t xml:space="preserve">The following high-frequency words round out this lesson’s vocabulary to 30 terms.</w:t>
       </w:r>
     </w:p>
     <w:tbl>
       <w:tblPr>
         <w:tblStyle w:val="Table"/>
         <w:tblW w:type="auto" w:w="0"/>
+        <w:jc w:val="left"/>
         <w:tblLook w:firstRow="1" w:lastRow="0" w:firstColumn="0" w:lastColumn="0" w:noHBand="0" w:noVBand="0" w:val="0020"/>
       </w:tblPr>
       <w:tblGrid>
-        <w:gridCol w:w="1980"/>
-        <w:gridCol w:w="1980"/>
-        <w:gridCol w:w="1980"/>
-        <w:gridCol w:w="1980"/>
+        <w:gridCol w:w="2640"/>
+        <w:gridCol w:w="2640"/>
+        <w:gridCol w:w="2640"/>
       </w:tblGrid>
       <w:tr>
         <w:trPr>
@@ -3882,43 +4229,31 @@
               <w:jc w:val="left"/>
             </w:pPr>
             <w:r>
-              <w:t xml:space="preserve">Estrangela</w:t>
-            </w:r>
-          </w:p>
-        </w:tc>
-        <w:tc>
-          <w:tcPr/>
-          <w:p>
-            <w:pPr>
-              <w:pStyle w:val="Compact"/>
-              <w:jc w:val="left"/>
-            </w:pPr>
-            <w:r>
-              <w:t xml:space="preserve">Transliteration</w:t>
-            </w:r>
-          </w:p>
-        </w:tc>
-        <w:tc>
-          <w:tcPr/>
-          <w:p>
-            <w:pPr>
-              <w:pStyle w:val="Compact"/>
-              <w:jc w:val="left"/>
-            </w:pPr>
-            <w:r>
-              <w:t xml:space="preserve">Gender/Type</w:t>
-            </w:r>
-          </w:p>
-        </w:tc>
-        <w:tc>
-          <w:tcPr/>
-          <w:p>
-            <w:pPr>
-              <w:pStyle w:val="Compact"/>
-              <w:jc w:val="left"/>
-            </w:pPr>
-            <w:r>
-              <w:t xml:space="preserve">Meaning</w:t>
+              <w:t xml:space="preserve">English</w:t>
+            </w:r>
+          </w:p>
+        </w:tc>
+        <w:tc>
+          <w:tcPr/>
+          <w:p>
+            <w:pPr>
+              <w:pStyle w:val="Compact"/>
+              <w:jc w:val="left"/>
+            </w:pPr>
+            <w:r>
+              <w:t xml:space="preserve">Suffix on verb</w:t>
+            </w:r>
+          </w:p>
+        </w:tc>
+        <w:tc>
+          <w:tcPr/>
+          <w:p>
+            <w:pPr>
+              <w:pStyle w:val="Compact"/>
+              <w:jc w:val="left"/>
+            </w:pPr>
+            <w:r>
+              <w:t xml:space="preserve">Example</w:t>
             </w:r>
           </w:p>
         </w:tc>
@@ -3932,43 +4267,31 @@
               <w:jc w:val="left"/>
             </w:pPr>
             <w:r>
-              <w:t xml:space="preserve">ܩܪܝܬܐ</w:t>
-            </w:r>
-          </w:p>
-        </w:tc>
-        <w:tc>
-          <w:tcPr/>
-          <w:p>
-            <w:pPr>
-              <w:pStyle w:val="Compact"/>
-              <w:jc w:val="left"/>
-            </w:pPr>
-            <w:r>
-              <w:t xml:space="preserve">qrītā</w:t>
-            </w:r>
-          </w:p>
-        </w:tc>
-        <w:tc>
-          <w:tcPr/>
-          <w:p>
-            <w:pPr>
-              <w:pStyle w:val="Compact"/>
-              <w:jc w:val="left"/>
-            </w:pPr>
-            <w:r>
-              <w:t xml:space="preserve">f</w:t>
-            </w:r>
-          </w:p>
-        </w:tc>
-        <w:tc>
-          <w:tcPr/>
-          <w:p>
-            <w:pPr>
-              <w:pStyle w:val="Compact"/>
-              <w:jc w:val="left"/>
-            </w:pPr>
-            <w:r>
-              <w:t xml:space="preserve">village</w:t>
+              <w:t xml:space="preserve">…me</w:t>
+            </w:r>
+          </w:p>
+        </w:tc>
+        <w:tc>
+          <w:tcPr/>
+          <w:p>
+            <w:pPr>
+              <w:pStyle w:val="Compact"/>
+              <w:jc w:val="left"/>
+            </w:pPr>
+            <w:r>
+              <w:t xml:space="preserve">-anī</w:t>
+            </w:r>
+          </w:p>
+        </w:tc>
+        <w:tc>
+          <w:tcPr/>
+          <w:p>
+            <w:pPr>
+              <w:pStyle w:val="Compact"/>
+              <w:jc w:val="left"/>
+            </w:pPr>
+            <w:r>
+              <w:t xml:space="preserve">qaṭlanī (he killed me)</w:t>
             </w:r>
           </w:p>
         </w:tc>
@@ -3982,43 +4305,31 @@
               <w:jc w:val="left"/>
             </w:pPr>
             <w:r>
-              <w:t xml:space="preserve">ܠܫܢܐ</w:t>
-            </w:r>
-          </w:p>
-        </w:tc>
-        <w:tc>
-          <w:tcPr/>
-          <w:p>
-            <w:pPr>
-              <w:pStyle w:val="Compact"/>
-              <w:jc w:val="left"/>
-            </w:pPr>
-            <w:r>
-              <w:t xml:space="preserve">leššānā</w:t>
-            </w:r>
-          </w:p>
-        </w:tc>
-        <w:tc>
-          <w:tcPr/>
-          <w:p>
-            <w:pPr>
-              <w:pStyle w:val="Compact"/>
-              <w:jc w:val="left"/>
-            </w:pPr>
-            <w:r>
-              <w:t xml:space="preserve">m</w:t>
-            </w:r>
-          </w:p>
-        </w:tc>
-        <w:tc>
-          <w:tcPr/>
-          <w:p>
-            <w:pPr>
-              <w:pStyle w:val="Compact"/>
-              <w:jc w:val="left"/>
-            </w:pPr>
-            <w:r>
-              <w:t xml:space="preserve">tongue, language</w:t>
+              <w:t xml:space="preserve">…you(m)</w:t>
+            </w:r>
+          </w:p>
+        </w:tc>
+        <w:tc>
+          <w:tcPr/>
+          <w:p>
+            <w:pPr>
+              <w:pStyle w:val="Compact"/>
+              <w:jc w:val="left"/>
+            </w:pPr>
+            <w:r>
+              <w:t xml:space="preserve">-āḵ</w:t>
+            </w:r>
+          </w:p>
+        </w:tc>
+        <w:tc>
+          <w:tcPr/>
+          <w:p>
+            <w:pPr>
+              <w:pStyle w:val="Compact"/>
+              <w:jc w:val="left"/>
+            </w:pPr>
+            <w:r>
+              <w:t xml:space="preserve">qaṭlāḵ (he killed you)</w:t>
             </w:r>
           </w:p>
         </w:tc>
@@ -4032,43 +4343,31 @@
               <w:jc w:val="left"/>
             </w:pPr>
             <w:r>
-              <w:t xml:space="preserve">ܓܪܡܐ</w:t>
-            </w:r>
-          </w:p>
-        </w:tc>
-        <w:tc>
-          <w:tcPr/>
-          <w:p>
-            <w:pPr>
-              <w:pStyle w:val="Compact"/>
-              <w:jc w:val="left"/>
-            </w:pPr>
-            <w:r>
-              <w:t xml:space="preserve">garmā</w:t>
-            </w:r>
-          </w:p>
-        </w:tc>
-        <w:tc>
-          <w:tcPr/>
-          <w:p>
-            <w:pPr>
-              <w:pStyle w:val="Compact"/>
-              <w:jc w:val="left"/>
-            </w:pPr>
-            <w:r>
-              <w:t xml:space="preserve">m</w:t>
-            </w:r>
-          </w:p>
-        </w:tc>
-        <w:tc>
-          <w:tcPr/>
-          <w:p>
-            <w:pPr>
-              <w:pStyle w:val="Compact"/>
-              <w:jc w:val="left"/>
-            </w:pPr>
-            <w:r>
-              <w:t xml:space="preserve">bone</w:t>
+              <w:t xml:space="preserve">…you(f)</w:t>
+            </w:r>
+          </w:p>
+        </w:tc>
+        <w:tc>
+          <w:tcPr/>
+          <w:p>
+            <w:pPr>
+              <w:pStyle w:val="Compact"/>
+              <w:jc w:val="left"/>
+            </w:pPr>
+            <w:r>
+              <w:t xml:space="preserve">-ēky</w:t>
+            </w:r>
+          </w:p>
+        </w:tc>
+        <w:tc>
+          <w:tcPr/>
+          <w:p>
+            <w:pPr>
+              <w:pStyle w:val="Compact"/>
+              <w:jc w:val="left"/>
+            </w:pPr>
+            <w:r>
+              <w:t xml:space="preserve">qaṭlēky (he killed you)</w:t>
             </w:r>
           </w:p>
         </w:tc>
@@ -4082,43 +4381,31 @@
               <w:jc w:val="left"/>
             </w:pPr>
             <w:r>
-              <w:t xml:space="preserve">ܟܐܦܐ</w:t>
-            </w:r>
-          </w:p>
-        </w:tc>
-        <w:tc>
-          <w:tcPr/>
-          <w:p>
-            <w:pPr>
-              <w:pStyle w:val="Compact"/>
-              <w:jc w:val="left"/>
-            </w:pPr>
-            <w:r>
-              <w:t xml:space="preserve">kēpā</w:t>
-            </w:r>
-          </w:p>
-        </w:tc>
-        <w:tc>
-          <w:tcPr/>
-          <w:p>
-            <w:pPr>
-              <w:pStyle w:val="Compact"/>
-              <w:jc w:val="left"/>
-            </w:pPr>
-            <w:r>
-              <w:t xml:space="preserve">f</w:t>
-            </w:r>
-          </w:p>
-        </w:tc>
-        <w:tc>
-          <w:tcPr/>
-          <w:p>
-            <w:pPr>
-              <w:pStyle w:val="Compact"/>
-              <w:jc w:val="left"/>
-            </w:pPr>
-            <w:r>
-              <w:t xml:space="preserve">stone, rock</w:t>
+              <w:t xml:space="preserve">…him</w:t>
+            </w:r>
+          </w:p>
+        </w:tc>
+        <w:tc>
+          <w:tcPr/>
+          <w:p>
+            <w:pPr>
+              <w:pStyle w:val="Compact"/>
+              <w:jc w:val="left"/>
+            </w:pPr>
+            <w:r>
+              <w:t xml:space="preserve">-eh</w:t>
+            </w:r>
+          </w:p>
+        </w:tc>
+        <w:tc>
+          <w:tcPr/>
+          <w:p>
+            <w:pPr>
+              <w:pStyle w:val="Compact"/>
+              <w:jc w:val="left"/>
+            </w:pPr>
+            <w:r>
+              <w:t xml:space="preserve">qaṭleh (he killed him)</w:t>
             </w:r>
           </w:p>
         </w:tc>
@@ -4132,43 +4419,31 @@
               <w:jc w:val="left"/>
             </w:pPr>
             <w:r>
-              <w:t xml:space="preserve">ܡܝܐ</w:t>
-            </w:r>
-          </w:p>
-        </w:tc>
-        <w:tc>
-          <w:tcPr/>
-          <w:p>
-            <w:pPr>
-              <w:pStyle w:val="Compact"/>
-              <w:jc w:val="left"/>
-            </w:pPr>
-            <w:r>
-              <w:t xml:space="preserve">mayyā</w:t>
-            </w:r>
-          </w:p>
-        </w:tc>
-        <w:tc>
-          <w:tcPr/>
-          <w:p>
-            <w:pPr>
-              <w:pStyle w:val="Compact"/>
-              <w:jc w:val="left"/>
-            </w:pPr>
-            <w:r>
-              <w:t xml:space="preserve">m.pl</w:t>
-            </w:r>
-          </w:p>
-        </w:tc>
-        <w:tc>
-          <w:tcPr/>
-          <w:p>
-            <w:pPr>
-              <w:pStyle w:val="Compact"/>
-              <w:jc w:val="left"/>
-            </w:pPr>
-            <w:r>
-              <w:t xml:space="preserve">water</w:t>
+              <w:t xml:space="preserve">…her</w:t>
+            </w:r>
+          </w:p>
+        </w:tc>
+        <w:tc>
+          <w:tcPr/>
+          <w:p>
+            <w:pPr>
+              <w:pStyle w:val="Compact"/>
+              <w:jc w:val="left"/>
+            </w:pPr>
+            <w:r>
+              <w:t xml:space="preserve">-āh</w:t>
+            </w:r>
+          </w:p>
+        </w:tc>
+        <w:tc>
+          <w:tcPr/>
+          <w:p>
+            <w:pPr>
+              <w:pStyle w:val="Compact"/>
+              <w:jc w:val="left"/>
+            </w:pPr>
+            <w:r>
+              <w:t xml:space="preserve">qaṭlāh (he killed her)</w:t>
             </w:r>
           </w:p>
         </w:tc>
@@ -4182,43 +4457,31 @@
               <w:jc w:val="left"/>
             </w:pPr>
             <w:r>
-              <w:t xml:space="preserve">ܢܘܢܐ</w:t>
-            </w:r>
-          </w:p>
-        </w:tc>
-        <w:tc>
-          <w:tcPr/>
-          <w:p>
-            <w:pPr>
-              <w:pStyle w:val="Compact"/>
-              <w:jc w:val="left"/>
-            </w:pPr>
-            <w:r>
-              <w:t xml:space="preserve">nūnā</w:t>
-            </w:r>
-          </w:p>
-        </w:tc>
-        <w:tc>
-          <w:tcPr/>
-          <w:p>
-            <w:pPr>
-              <w:pStyle w:val="Compact"/>
-              <w:jc w:val="left"/>
-            </w:pPr>
-            <w:r>
-              <w:t xml:space="preserve">m</w:t>
-            </w:r>
-          </w:p>
-        </w:tc>
-        <w:tc>
-          <w:tcPr/>
-          <w:p>
-            <w:pPr>
-              <w:pStyle w:val="Compact"/>
-              <w:jc w:val="left"/>
-            </w:pPr>
-            <w:r>
-              <w:t xml:space="preserve">fish</w:t>
+              <w:t xml:space="preserve">…us</w:t>
+            </w:r>
+          </w:p>
+        </w:tc>
+        <w:tc>
+          <w:tcPr/>
+          <w:p>
+            <w:pPr>
+              <w:pStyle w:val="Compact"/>
+              <w:jc w:val="left"/>
+            </w:pPr>
+            <w:r>
+              <w:t xml:space="preserve">-an</w:t>
+            </w:r>
+          </w:p>
+        </w:tc>
+        <w:tc>
+          <w:tcPr/>
+          <w:p>
+            <w:pPr>
+              <w:pStyle w:val="Compact"/>
+              <w:jc w:val="left"/>
+            </w:pPr>
+            <w:r>
+              <w:t xml:space="preserve">qaṭlan (he killed us)</w:t>
             </w:r>
           </w:p>
         </w:tc>
@@ -4232,700 +4495,105 @@
               <w:jc w:val="left"/>
             </w:pPr>
             <w:r>
-              <w:t xml:space="preserve">ܡܕܝܢܬܐ</w:t>
-            </w:r>
-          </w:p>
-        </w:tc>
-        <w:tc>
-          <w:tcPr/>
-          <w:p>
-            <w:pPr>
-              <w:pStyle w:val="Compact"/>
-              <w:jc w:val="left"/>
-            </w:pPr>
-            <w:r>
-              <w:t xml:space="preserve">mdīttā</w:t>
-            </w:r>
-          </w:p>
-        </w:tc>
-        <w:tc>
-          <w:tcPr/>
-          <w:p>
-            <w:pPr>
-              <w:pStyle w:val="Compact"/>
-              <w:jc w:val="left"/>
-            </w:pPr>
-            <w:r>
-              <w:t xml:space="preserve">f</w:t>
-            </w:r>
-          </w:p>
-        </w:tc>
-        <w:tc>
-          <w:tcPr/>
-          <w:p>
-            <w:pPr>
-              <w:pStyle w:val="Compact"/>
-              <w:jc w:val="left"/>
-            </w:pPr>
-            <w:r>
-              <w:t xml:space="preserve">city</w:t>
-            </w:r>
-          </w:p>
-        </w:tc>
-      </w:tr>
-      <w:tr>
-        <w:tc>
-          <w:tcPr/>
-          <w:p>
-            <w:pPr>
-              <w:pStyle w:val="Compact"/>
-              <w:jc w:val="left"/>
-            </w:pPr>
-            <w:r>
-              <w:t xml:space="preserve">ܫܡܫܐ</w:t>
-            </w:r>
-          </w:p>
-        </w:tc>
-        <w:tc>
-          <w:tcPr/>
-          <w:p>
-            <w:pPr>
-              <w:pStyle w:val="Compact"/>
-              <w:jc w:val="left"/>
-            </w:pPr>
-            <w:r>
-              <w:t xml:space="preserve">šemšā</w:t>
-            </w:r>
-          </w:p>
-        </w:tc>
-        <w:tc>
-          <w:tcPr/>
-          <w:p>
-            <w:pPr>
-              <w:pStyle w:val="Compact"/>
-              <w:jc w:val="left"/>
-            </w:pPr>
-            <w:r>
-              <w:t xml:space="preserve">m</w:t>
-            </w:r>
-          </w:p>
-        </w:tc>
-        <w:tc>
-          <w:tcPr/>
-          <w:p>
-            <w:pPr>
-              <w:pStyle w:val="Compact"/>
-              <w:jc w:val="left"/>
-            </w:pPr>
-            <w:r>
-              <w:t xml:space="preserve">sun</w:t>
-            </w:r>
-          </w:p>
-        </w:tc>
-      </w:tr>
-      <w:tr>
-        <w:tc>
-          <w:tcPr/>
-          <w:p>
-            <w:pPr>
-              <w:pStyle w:val="Compact"/>
-              <w:jc w:val="left"/>
-            </w:pPr>
-            <w:r>
-              <w:t xml:space="preserve">ܡܫܚܐ</w:t>
-            </w:r>
-          </w:p>
-        </w:tc>
-        <w:tc>
-          <w:tcPr/>
-          <w:p>
-            <w:pPr>
-              <w:pStyle w:val="Compact"/>
-              <w:jc w:val="left"/>
-            </w:pPr>
-            <w:r>
-              <w:t xml:space="preserve">mešḥā</w:t>
-            </w:r>
-          </w:p>
-        </w:tc>
-        <w:tc>
-          <w:tcPr/>
-          <w:p>
-            <w:pPr>
-              <w:pStyle w:val="Compact"/>
-              <w:jc w:val="left"/>
-            </w:pPr>
-            <w:r>
-              <w:t xml:space="preserve">m</w:t>
-            </w:r>
-          </w:p>
-        </w:tc>
-        <w:tc>
-          <w:tcPr/>
-          <w:p>
-            <w:pPr>
-              <w:pStyle w:val="Compact"/>
-              <w:jc w:val="left"/>
-            </w:pPr>
-            <w:r>
-              <w:t xml:space="preserve">oil</w:t>
-            </w:r>
-          </w:p>
-        </w:tc>
-      </w:tr>
-      <w:tr>
-        <w:tc>
-          <w:tcPr/>
-          <w:p>
-            <w:pPr>
-              <w:pStyle w:val="Compact"/>
-              <w:jc w:val="left"/>
-            </w:pPr>
-            <w:r>
-              <w:t xml:space="preserve">ܚܝܠܐ</w:t>
-            </w:r>
-          </w:p>
-        </w:tc>
-        <w:tc>
-          <w:tcPr/>
-          <w:p>
-            <w:pPr>
-              <w:pStyle w:val="Compact"/>
-              <w:jc w:val="left"/>
-            </w:pPr>
-            <w:r>
-              <w:t xml:space="preserve">ḥaylā</w:t>
-            </w:r>
-          </w:p>
-        </w:tc>
-        <w:tc>
-          <w:tcPr/>
-          <w:p>
-            <w:pPr>
-              <w:pStyle w:val="Compact"/>
-              <w:jc w:val="left"/>
-            </w:pPr>
-            <w:r>
-              <w:t xml:space="preserve">m</w:t>
-            </w:r>
-          </w:p>
-        </w:tc>
-        <w:tc>
-          <w:tcPr/>
-          <w:p>
-            <w:pPr>
-              <w:pStyle w:val="Compact"/>
-              <w:jc w:val="left"/>
-            </w:pPr>
-            <w:r>
-              <w:t xml:space="preserve">power, army</w:t>
-            </w:r>
-          </w:p>
-        </w:tc>
-      </w:tr>
-      <w:tr>
-        <w:tc>
-          <w:tcPr/>
-          <w:p>
-            <w:pPr>
-              <w:pStyle w:val="Compact"/>
-              <w:jc w:val="left"/>
-            </w:pPr>
-            <w:r>
-              <w:t xml:space="preserve">ܐܕܢܐ</w:t>
-            </w:r>
-          </w:p>
-        </w:tc>
-        <w:tc>
-          <w:tcPr/>
-          <w:p>
-            <w:pPr>
-              <w:pStyle w:val="Compact"/>
-              <w:jc w:val="left"/>
-            </w:pPr>
-            <w:r>
-              <w:t xml:space="preserve">ʾednā</w:t>
-            </w:r>
-          </w:p>
-        </w:tc>
-        <w:tc>
-          <w:tcPr/>
-          <w:p>
-            <w:pPr>
-              <w:pStyle w:val="Compact"/>
-              <w:jc w:val="left"/>
-            </w:pPr>
-            <w:r>
-              <w:t xml:space="preserve">f</w:t>
-            </w:r>
-          </w:p>
-        </w:tc>
-        <w:tc>
-          <w:tcPr/>
-          <w:p>
-            <w:pPr>
-              <w:pStyle w:val="Compact"/>
-              <w:jc w:val="left"/>
-            </w:pPr>
-            <w:r>
-              <w:t xml:space="preserve">ear</w:t>
-            </w:r>
-          </w:p>
-        </w:tc>
-      </w:tr>
-      <w:tr>
-        <w:tc>
-          <w:tcPr/>
-          <w:p>
-            <w:pPr>
-              <w:pStyle w:val="Compact"/>
-              <w:jc w:val="left"/>
-            </w:pPr>
-            <w:r>
-              <w:t xml:space="preserve">ܩܝܣܐ</w:t>
-            </w:r>
-          </w:p>
-        </w:tc>
-        <w:tc>
-          <w:tcPr/>
-          <w:p>
-            <w:pPr>
-              <w:pStyle w:val="Compact"/>
-              <w:jc w:val="left"/>
-            </w:pPr>
-            <w:r>
-              <w:t xml:space="preserve">qaysā</w:t>
-            </w:r>
-          </w:p>
-        </w:tc>
-        <w:tc>
-          <w:tcPr/>
-          <w:p>
-            <w:pPr>
-              <w:pStyle w:val="Compact"/>
-              <w:jc w:val="left"/>
-            </w:pPr>
-            <w:r>
-              <w:t xml:space="preserve">m</w:t>
-            </w:r>
-          </w:p>
-        </w:tc>
-        <w:tc>
-          <w:tcPr/>
-          <w:p>
-            <w:pPr>
-              <w:pStyle w:val="Compact"/>
-              <w:jc w:val="left"/>
-            </w:pPr>
-            <w:r>
-              <w:t xml:space="preserve">wood, tree</w:t>
-            </w:r>
-          </w:p>
-        </w:tc>
-      </w:tr>
-      <w:tr>
-        <w:tc>
-          <w:tcPr/>
-          <w:p>
-            <w:pPr>
-              <w:pStyle w:val="Compact"/>
-              <w:jc w:val="left"/>
-            </w:pPr>
-            <w:r>
-              <w:t xml:space="preserve">ܢܗܪܐ</w:t>
-            </w:r>
-          </w:p>
-        </w:tc>
-        <w:tc>
-          <w:tcPr/>
-          <w:p>
-            <w:pPr>
-              <w:pStyle w:val="Compact"/>
-              <w:jc w:val="left"/>
-            </w:pPr>
-            <w:r>
-              <w:t xml:space="preserve">nahrā</w:t>
-            </w:r>
-          </w:p>
-        </w:tc>
-        <w:tc>
-          <w:tcPr/>
-          <w:p>
-            <w:pPr>
-              <w:pStyle w:val="Compact"/>
-              <w:jc w:val="left"/>
-            </w:pPr>
-            <w:r>
-              <w:t xml:space="preserve">m</w:t>
-            </w:r>
-          </w:p>
-        </w:tc>
-        <w:tc>
-          <w:tcPr/>
-          <w:p>
-            <w:pPr>
-              <w:pStyle w:val="Compact"/>
-              <w:jc w:val="left"/>
-            </w:pPr>
-            <w:r>
-              <w:t xml:space="preserve">river</w:t>
-            </w:r>
-          </w:p>
-        </w:tc>
-      </w:tr>
-      <w:tr>
-        <w:tc>
-          <w:tcPr/>
-          <w:p>
-            <w:pPr>
-              <w:pStyle w:val="Compact"/>
-              <w:jc w:val="left"/>
-            </w:pPr>
-            <w:r>
-              <w:t xml:space="preserve">ܣܒܪܐ</w:t>
-            </w:r>
-          </w:p>
-        </w:tc>
-        <w:tc>
-          <w:tcPr/>
-          <w:p>
-            <w:pPr>
-              <w:pStyle w:val="Compact"/>
-              <w:jc w:val="left"/>
-            </w:pPr>
-            <w:r>
-              <w:t xml:space="preserve">sabrā</w:t>
-            </w:r>
-          </w:p>
-        </w:tc>
-        <w:tc>
-          <w:tcPr/>
-          <w:p>
-            <w:pPr>
-              <w:pStyle w:val="Compact"/>
-              <w:jc w:val="left"/>
-            </w:pPr>
-            <w:r>
-              <w:t xml:space="preserve">m</w:t>
-            </w:r>
-          </w:p>
-        </w:tc>
-        <w:tc>
-          <w:tcPr/>
-          <w:p>
-            <w:pPr>
-              <w:pStyle w:val="Compact"/>
-              <w:jc w:val="left"/>
-            </w:pPr>
-            <w:r>
-              <w:t xml:space="preserve">hope</w:t>
-            </w:r>
-          </w:p>
-        </w:tc>
-      </w:tr>
-      <w:tr>
-        <w:tc>
-          <w:tcPr/>
-          <w:p>
-            <w:pPr>
-              <w:pStyle w:val="Compact"/>
-              <w:jc w:val="left"/>
-            </w:pPr>
-            <w:r>
-              <w:t xml:space="preserve">ܕܚܠܬܐ</w:t>
-            </w:r>
-          </w:p>
-        </w:tc>
-        <w:tc>
-          <w:tcPr/>
-          <w:p>
-            <w:pPr>
-              <w:pStyle w:val="Compact"/>
-              <w:jc w:val="left"/>
-            </w:pPr>
-            <w:r>
-              <w:t xml:space="preserve">deḥltā</w:t>
-            </w:r>
-          </w:p>
-        </w:tc>
-        <w:tc>
-          <w:tcPr/>
-          <w:p>
-            <w:pPr>
-              <w:pStyle w:val="Compact"/>
-              <w:jc w:val="left"/>
-            </w:pPr>
-            <w:r>
-              <w:t xml:space="preserve">f</w:t>
-            </w:r>
-          </w:p>
-        </w:tc>
-        <w:tc>
-          <w:tcPr/>
-          <w:p>
-            <w:pPr>
-              <w:pStyle w:val="Compact"/>
-              <w:jc w:val="left"/>
-            </w:pPr>
-            <w:r>
-              <w:t xml:space="preserve">fear, religion</w:t>
-            </w:r>
-          </w:p>
-        </w:tc>
-      </w:tr>
-      <w:tr>
-        <w:tc>
-          <w:tcPr/>
-          <w:p>
-            <w:pPr>
-              <w:pStyle w:val="Compact"/>
-              <w:jc w:val="left"/>
-            </w:pPr>
-            <w:r>
-              <w:t xml:space="preserve">ܣܗܪܐ</w:t>
-            </w:r>
-          </w:p>
-        </w:tc>
-        <w:tc>
-          <w:tcPr/>
-          <w:p>
-            <w:pPr>
-              <w:pStyle w:val="Compact"/>
-              <w:jc w:val="left"/>
-            </w:pPr>
-            <w:r>
-              <w:t xml:space="preserve">sahrā</w:t>
-            </w:r>
-          </w:p>
-        </w:tc>
-        <w:tc>
-          <w:tcPr/>
-          <w:p>
-            <w:pPr>
-              <w:pStyle w:val="Compact"/>
-              <w:jc w:val="left"/>
-            </w:pPr>
-            <w:r>
-              <w:t xml:space="preserve">m</w:t>
-            </w:r>
-          </w:p>
-        </w:tc>
-        <w:tc>
-          <w:tcPr/>
-          <w:p>
-            <w:pPr>
-              <w:pStyle w:val="Compact"/>
-              <w:jc w:val="left"/>
-            </w:pPr>
-            <w:r>
-              <w:t xml:space="preserve">moon</w:t>
-            </w:r>
-          </w:p>
-        </w:tc>
-      </w:tr>
-      <w:tr>
-        <w:tc>
-          <w:tcPr/>
-          <w:p>
-            <w:pPr>
-              <w:pStyle w:val="Compact"/>
-              <w:jc w:val="left"/>
-            </w:pPr>
-            <w:r>
-              <w:t xml:space="preserve">ܪܓܠܐ</w:t>
-            </w:r>
-          </w:p>
-        </w:tc>
-        <w:tc>
-          <w:tcPr/>
-          <w:p>
-            <w:pPr>
-              <w:pStyle w:val="Compact"/>
-              <w:jc w:val="left"/>
-            </w:pPr>
-            <w:r>
-              <w:t xml:space="preserve">reglā</w:t>
-            </w:r>
-          </w:p>
-        </w:tc>
-        <w:tc>
-          <w:tcPr/>
-          <w:p>
-            <w:pPr>
-              <w:pStyle w:val="Compact"/>
-              <w:jc w:val="left"/>
-            </w:pPr>
-            <w:r>
-              <w:t xml:space="preserve">f</w:t>
-            </w:r>
-          </w:p>
-        </w:tc>
-        <w:tc>
-          <w:tcPr/>
-          <w:p>
-            <w:pPr>
-              <w:pStyle w:val="Compact"/>
-              <w:jc w:val="left"/>
-            </w:pPr>
-            <w:r>
-              <w:t xml:space="preserve">foot</w:t>
-            </w:r>
-          </w:p>
-        </w:tc>
-      </w:tr>
-      <w:tr>
-        <w:tc>
-          <w:tcPr/>
-          <w:p>
-            <w:pPr>
-              <w:pStyle w:val="Compact"/>
-              <w:jc w:val="left"/>
-            </w:pPr>
-            <w:r>
-              <w:t xml:space="preserve">ܫܠܡܐ</w:t>
-            </w:r>
-          </w:p>
-        </w:tc>
-        <w:tc>
-          <w:tcPr/>
-          <w:p>
-            <w:pPr>
-              <w:pStyle w:val="Compact"/>
-              <w:jc w:val="left"/>
-            </w:pPr>
-            <w:r>
-              <w:t xml:space="preserve">šlāmā</w:t>
-            </w:r>
-          </w:p>
-        </w:tc>
-        <w:tc>
-          <w:tcPr/>
-          <w:p>
-            <w:pPr>
-              <w:pStyle w:val="Compact"/>
-              <w:jc w:val="left"/>
-            </w:pPr>
-            <w:r>
-              <w:t xml:space="preserve">m</w:t>
-            </w:r>
-          </w:p>
-        </w:tc>
-        <w:tc>
-          <w:tcPr/>
-          <w:p>
-            <w:pPr>
-              <w:pStyle w:val="Compact"/>
-              <w:jc w:val="left"/>
-            </w:pPr>
-            <w:r>
-              <w:t xml:space="preserve">peace</w:t>
-            </w:r>
-          </w:p>
-        </w:tc>
-      </w:tr>
-      <w:tr>
-        <w:tc>
-          <w:tcPr/>
-          <w:p>
-            <w:pPr>
-              <w:pStyle w:val="Compact"/>
-              <w:jc w:val="left"/>
-            </w:pPr>
-            <w:r>
-              <w:t xml:space="preserve">ܐܬܪܐ</w:t>
-            </w:r>
-          </w:p>
-        </w:tc>
-        <w:tc>
-          <w:tcPr/>
-          <w:p>
-            <w:pPr>
-              <w:pStyle w:val="Compact"/>
-              <w:jc w:val="left"/>
-            </w:pPr>
-            <w:r>
-              <w:t xml:space="preserve">ʾatrā</w:t>
-            </w:r>
-          </w:p>
-        </w:tc>
-        <w:tc>
-          <w:tcPr/>
-          <w:p>
-            <w:pPr>
-              <w:pStyle w:val="Compact"/>
-              <w:jc w:val="left"/>
-            </w:pPr>
-            <w:r>
-              <w:t xml:space="preserve">m</w:t>
-            </w:r>
-          </w:p>
-        </w:tc>
-        <w:tc>
-          <w:tcPr/>
-          <w:p>
-            <w:pPr>
-              <w:pStyle w:val="Compact"/>
-              <w:jc w:val="left"/>
-            </w:pPr>
-            <w:r>
-              <w:t xml:space="preserve">place, country</w:t>
-            </w:r>
-          </w:p>
-        </w:tc>
-      </w:tr>
-      <w:tr>
-        <w:tc>
-          <w:tcPr/>
-          <w:p>
-            <w:pPr>
-              <w:pStyle w:val="Compact"/>
-              <w:jc w:val="left"/>
-            </w:pPr>
-            <w:r>
-              <w:t xml:space="preserve">ܣܗܕܐ</w:t>
-            </w:r>
-          </w:p>
-        </w:tc>
-        <w:tc>
-          <w:tcPr/>
-          <w:p>
-            <w:pPr>
-              <w:pStyle w:val="Compact"/>
-              <w:jc w:val="left"/>
-            </w:pPr>
-            <w:r>
-              <w:t xml:space="preserve">sāhdā</w:t>
-            </w:r>
-          </w:p>
-        </w:tc>
-        <w:tc>
-          <w:tcPr/>
-          <w:p>
-            <w:pPr>
-              <w:pStyle w:val="Compact"/>
-              <w:jc w:val="left"/>
-            </w:pPr>
-            <w:r>
-              <w:t xml:space="preserve">m</w:t>
-            </w:r>
-          </w:p>
-        </w:tc>
-        <w:tc>
-          <w:tcPr/>
-          <w:p>
-            <w:pPr>
-              <w:pStyle w:val="Compact"/>
-              <w:jc w:val="left"/>
-            </w:pPr>
-            <w:r>
-              <w:t xml:space="preserve">witness, martyr</w:t>
+              <w:t xml:space="preserve">…them(m)</w:t>
+            </w:r>
+          </w:p>
+        </w:tc>
+        <w:tc>
+          <w:tcPr/>
+          <w:p>
+            <w:pPr>
+              <w:pStyle w:val="Compact"/>
+              <w:jc w:val="left"/>
+            </w:pPr>
+            <w:r>
+              <w:t xml:space="preserve">-hūn</w:t>
+            </w:r>
+          </w:p>
+        </w:tc>
+        <w:tc>
+          <w:tcPr/>
+          <w:p>
+            <w:pPr>
+              <w:pStyle w:val="Compact"/>
+              <w:jc w:val="left"/>
+            </w:pPr>
+            <w:r>
+              <w:t xml:space="preserve">qaṭlhūn (he killed them)</w:t>
             </w:r>
           </w:p>
         </w:tc>
       </w:tr>
     </w:tbl>
-    <w:bookmarkEnd w:id="19"/>
-    <w:bookmarkStart w:id="20" w:name="section-11-additional-vocabulary-1"/>
+    <w:p>
+      <w:pPr>
+        <w:pStyle w:val="BodyText"/>
+      </w:pPr>
+      <w:r>
+        <w:rPr>
+          <w:b/>
+          <w:bCs/>
+        </w:rPr>
+        <w:t xml:space="preserve">DOUBLE DETERMINATION RULE</w:t>
+      </w:r>
+    </w:p>
+    <w:p>
+      <w:pPr>
+        <w:pStyle w:val="BodyText"/>
+      </w:pPr>
+      <w:r>
+        <w:t xml:space="preserve">Sometimes Syriac uses the verb suffix AND the preposition</w:t>
+      </w:r>
+      <w:r>
+        <w:t xml:space="preserve"> </w:t>
+      </w:r>
+      <w:r>
+        <w:rPr>
+          <w:rStyle w:val="VerbatimChar"/>
+        </w:rPr>
+        <w:t xml:space="preserve">l-</w:t>
+      </w:r>
+      <w:r>
+        <w:t xml:space="preserve"> </w:t>
+      </w:r>
+      <w:r>
+        <w:t xml:space="preserve">in the same sentence. This is called</w:t>
+      </w:r>
+      <w:r>
+        <w:t xml:space="preserve"> </w:t>
+      </w:r>
+      <w:r>
+        <w:rPr>
+          <w:i/>
+          <w:iCs/>
+        </w:rPr>
+        <w:t xml:space="preserve">prolepsis</w:t>
+      </w:r>
+      <w:r>
+        <w:t xml:space="preserve"> </w:t>
+      </w:r>
+      <w:r>
+        <w:t xml:space="preserve">or double determination, used for clarity or emphasis.</w:t>
+      </w:r>
+      <w:r>
+        <w:t xml:space="preserve"> </w:t>
+      </w:r>
+      <w:r>
+        <w:rPr>
+          <w:i/>
+          <w:iCs/>
+        </w:rPr>
+        <w:t xml:space="preserve">Qaṭl-eh l-malkā</w:t>
+      </w:r>
+      <w:r>
+        <w:t xml:space="preserve"> </w:t>
+      </w:r>
+      <w:r>
+        <w:t xml:space="preserve">= He killed him, [namely] the king.</w:t>
+      </w:r>
+    </w:p>
+    <w:bookmarkEnd w:id="29"/>
+    <w:bookmarkStart w:id="30" w:name="section-11-additional-vocabulary"/>
     <w:p>
       <w:pPr>
         <w:pStyle w:val="Heading4"/>
@@ -4939,20 +4607,23 @@
         <w:pStyle w:val="FirstParagraph"/>
       </w:pPr>
       <w:r>
-        <w:t xml:space="preserve">The following high-frequency words round out this lesson’s vocabulary to 30 terms.</w:t>
+        <w:t xml:space="preserve">The following 30 genuinely new high-frequency words supplement this lesson’s vocabulary, focusing on verbs and nouns related to interpersonal action (commonly taking object suffixes) and related abstract/derived nouns.</w:t>
       </w:r>
     </w:p>
     <w:tbl>
       <w:tblPr>
         <w:tblStyle w:val="Table"/>
-        <w:tblW w:type="auto" w:w="0"/>
+        <w:tblW w:type="pct" w:w="5000"/>
+        <w:jc w:val="left"/>
+        <w:tblLayout w:type="fixed"/>
         <w:tblLook w:firstRow="1" w:lastRow="0" w:firstColumn="0" w:lastColumn="0" w:noHBand="0" w:noVBand="0" w:val="0020"/>
       </w:tblPr>
       <w:tblGrid>
-        <w:gridCol w:w="1980"/>
-        <w:gridCol w:w="1980"/>
-        <w:gridCol w:w="1980"/>
-        <w:gridCol w:w="1980"/>
+        <w:gridCol w:w="1584"/>
+        <w:gridCol w:w="1584"/>
+        <w:gridCol w:w="1584"/>
+        <w:gridCol w:w="1584"/>
+        <w:gridCol w:w="1584"/>
       </w:tblGrid>
       <w:tr>
         <w:trPr>
@@ -4966,7 +4637,7 @@
               <w:jc w:val="left"/>
             </w:pPr>
             <w:r>
-              <w:t xml:space="preserve">Estrangela</w:t>
+              <w:t xml:space="preserve">Syriac (Estrangela)</w:t>
             </w:r>
           </w:p>
         </w:tc>
@@ -4990,7 +4661,7 @@
               <w:jc w:val="left"/>
             </w:pPr>
             <w:r>
-              <w:t xml:space="preserve">Gender/Type</w:t>
+              <w:t xml:space="preserve">Part of Speech</w:t>
             </w:r>
           </w:p>
         </w:tc>
@@ -5003,6 +4674,18 @@
             </w:pPr>
             <w:r>
               <w:t xml:space="preserve">Meaning</w:t>
+            </w:r>
+          </w:p>
+        </w:tc>
+        <w:tc>
+          <w:tcPr/>
+          <w:p>
+            <w:pPr>
+              <w:pStyle w:val="Compact"/>
+              <w:jc w:val="left"/>
+            </w:pPr>
+            <w:r>
+              <w:t xml:space="preserve">Notes</w:t>
             </w:r>
           </w:p>
         </w:tc>
@@ -5016,43 +4699,55 @@
               <w:jc w:val="left"/>
             </w:pPr>
             <w:r>
-              <w:t xml:space="preserve">ܒܣܪܐ</w:t>
-            </w:r>
-          </w:p>
-        </w:tc>
-        <w:tc>
-          <w:tcPr/>
-          <w:p>
-            <w:pPr>
-              <w:pStyle w:val="Compact"/>
-              <w:jc w:val="left"/>
-            </w:pPr>
-            <w:r>
-              <w:t xml:space="preserve">besrā</w:t>
-            </w:r>
-          </w:p>
-        </w:tc>
-        <w:tc>
-          <w:tcPr/>
-          <w:p>
-            <w:pPr>
-              <w:pStyle w:val="Compact"/>
-              <w:jc w:val="left"/>
-            </w:pPr>
-            <w:r>
-              <w:t xml:space="preserve">m</w:t>
-            </w:r>
-          </w:p>
-        </w:tc>
-        <w:tc>
-          <w:tcPr/>
-          <w:p>
-            <w:pPr>
-              <w:pStyle w:val="Compact"/>
-              <w:jc w:val="left"/>
-            </w:pPr>
-            <w:r>
-              <w:t xml:space="preserve">flesh</w:t>
+              <w:t xml:space="preserve">ܢܣܟ</w:t>
+            </w:r>
+          </w:p>
+        </w:tc>
+        <w:tc>
+          <w:tcPr/>
+          <w:p>
+            <w:pPr>
+              <w:pStyle w:val="Compact"/>
+              <w:jc w:val="left"/>
+            </w:pPr>
+            <w:r>
+              <w:t xml:space="preserve">nasak</w:t>
+            </w:r>
+          </w:p>
+        </w:tc>
+        <w:tc>
+          <w:tcPr/>
+          <w:p>
+            <w:pPr>
+              <w:pStyle w:val="Compact"/>
+              <w:jc w:val="left"/>
+            </w:pPr>
+            <w:r>
+              <w:t xml:space="preserve">verb</w:t>
+            </w:r>
+          </w:p>
+        </w:tc>
+        <w:tc>
+          <w:tcPr/>
+          <w:p>
+            <w:pPr>
+              <w:pStyle w:val="Compact"/>
+              <w:jc w:val="left"/>
+            </w:pPr>
+            <w:r>
+              <w:t xml:space="preserve">to pour, cast</w:t>
+            </w:r>
+          </w:p>
+        </w:tc>
+        <w:tc>
+          <w:tcPr/>
+          <w:p>
+            <w:pPr>
+              <w:pStyle w:val="Compact"/>
+              <w:jc w:val="left"/>
+            </w:pPr>
+            <w:r>
+              <w:t xml:space="preserve">common with suffixes</w:t>
             </w:r>
           </w:p>
         </w:tc>
@@ -5066,43 +4761,55 @@
               <w:jc w:val="left"/>
             </w:pPr>
             <w:r>
-              <w:t xml:space="preserve">ܛܝܒܘܬܐ</w:t>
-            </w:r>
-          </w:p>
-        </w:tc>
-        <w:tc>
-          <w:tcPr/>
-          <w:p>
-            <w:pPr>
-              <w:pStyle w:val="Compact"/>
-              <w:jc w:val="left"/>
-            </w:pPr>
-            <w:r>
-              <w:t xml:space="preserve">ṭaybūttā</w:t>
-            </w:r>
-          </w:p>
-        </w:tc>
-        <w:tc>
-          <w:tcPr/>
-          <w:p>
-            <w:pPr>
-              <w:pStyle w:val="Compact"/>
-              <w:jc w:val="left"/>
-            </w:pPr>
-            <w:r>
-              <w:t xml:space="preserve">f</w:t>
-            </w:r>
-          </w:p>
-        </w:tc>
-        <w:tc>
-          <w:tcPr/>
-          <w:p>
-            <w:pPr>
-              <w:pStyle w:val="Compact"/>
-              <w:jc w:val="left"/>
-            </w:pPr>
-            <w:r>
-              <w:t xml:space="preserve">grace</w:t>
+              <w:t xml:space="preserve">ܕܒܩ</w:t>
+            </w:r>
+          </w:p>
+        </w:tc>
+        <w:tc>
+          <w:tcPr/>
+          <w:p>
+            <w:pPr>
+              <w:pStyle w:val="Compact"/>
+              <w:jc w:val="left"/>
+            </w:pPr>
+            <w:r>
+              <w:t xml:space="preserve">dābeq</w:t>
+            </w:r>
+          </w:p>
+        </w:tc>
+        <w:tc>
+          <w:tcPr/>
+          <w:p>
+            <w:pPr>
+              <w:pStyle w:val="Compact"/>
+              <w:jc w:val="left"/>
+            </w:pPr>
+            <w:r>
+              <w:t xml:space="preserve">verb</w:t>
+            </w:r>
+          </w:p>
+        </w:tc>
+        <w:tc>
+          <w:tcPr/>
+          <w:p>
+            <w:pPr>
+              <w:pStyle w:val="Compact"/>
+              <w:jc w:val="left"/>
+            </w:pPr>
+            <w:r>
+              <w:t xml:space="preserve">to cling, adhere</w:t>
+            </w:r>
+          </w:p>
+        </w:tc>
+        <w:tc>
+          <w:tcPr/>
+          <w:p>
+            <w:pPr>
+              <w:pStyle w:val="Compact"/>
+              <w:jc w:val="left"/>
+            </w:pPr>
+            <w:r>
+              <w:t xml:space="preserve">transposes object suffix</w:t>
             </w:r>
           </w:p>
         </w:tc>
@@ -5116,43 +4823,55 @@
               <w:jc w:val="left"/>
             </w:pPr>
             <w:r>
-              <w:t xml:space="preserve">ܬܘܪܐ</w:t>
-            </w:r>
-          </w:p>
-        </w:tc>
-        <w:tc>
-          <w:tcPr/>
-          <w:p>
-            <w:pPr>
-              <w:pStyle w:val="Compact"/>
-              <w:jc w:val="left"/>
-            </w:pPr>
-            <w:r>
-              <w:t xml:space="preserve">tawrā</w:t>
-            </w:r>
-          </w:p>
-        </w:tc>
-        <w:tc>
-          <w:tcPr/>
-          <w:p>
-            <w:pPr>
-              <w:pStyle w:val="Compact"/>
-              <w:jc w:val="left"/>
-            </w:pPr>
-            <w:r>
-              <w:t xml:space="preserve">m</w:t>
-            </w:r>
-          </w:p>
-        </w:tc>
-        <w:tc>
-          <w:tcPr/>
-          <w:p>
-            <w:pPr>
-              <w:pStyle w:val="Compact"/>
-              <w:jc w:val="left"/>
-            </w:pPr>
-            <w:r>
-              <w:t xml:space="preserve">bull, ox</w:t>
+              <w:t xml:space="preserve">ܓܕܪ</w:t>
+            </w:r>
+          </w:p>
+        </w:tc>
+        <w:tc>
+          <w:tcPr/>
+          <w:p>
+            <w:pPr>
+              <w:pStyle w:val="Compact"/>
+              <w:jc w:val="left"/>
+            </w:pPr>
+            <w:r>
+              <w:t xml:space="preserve">gāder</w:t>
+            </w:r>
+          </w:p>
+        </w:tc>
+        <w:tc>
+          <w:tcPr/>
+          <w:p>
+            <w:pPr>
+              <w:pStyle w:val="Compact"/>
+              <w:jc w:val="left"/>
+            </w:pPr>
+            <w:r>
+              <w:t xml:space="preserve">verb</w:t>
+            </w:r>
+          </w:p>
+        </w:tc>
+        <w:tc>
+          <w:tcPr/>
+          <w:p>
+            <w:pPr>
+              <w:pStyle w:val="Compact"/>
+              <w:jc w:val="left"/>
+            </w:pPr>
+            <w:r>
+              <w:t xml:space="preserve">to fence, hedge in</w:t>
+            </w:r>
+          </w:p>
+        </w:tc>
+        <w:tc>
+          <w:tcPr/>
+          <w:p>
+            <w:pPr>
+              <w:pStyle w:val="Compact"/>
+              <w:jc w:val="left"/>
+            </w:pPr>
+            <w:r>
+              <w:t xml:space="preserve">takes object suffix</w:t>
             </w:r>
           </w:p>
         </w:tc>
@@ -5166,43 +4885,55 @@
               <w:jc w:val="left"/>
             </w:pPr>
             <w:r>
-              <w:t xml:space="preserve">ܩܝܡܐ</w:t>
-            </w:r>
-          </w:p>
-        </w:tc>
-        <w:tc>
-          <w:tcPr/>
-          <w:p>
-            <w:pPr>
-              <w:pStyle w:val="Compact"/>
-              <w:jc w:val="left"/>
-            </w:pPr>
-            <w:r>
-              <w:t xml:space="preserve">qyāmā</w:t>
-            </w:r>
-          </w:p>
-        </w:tc>
-        <w:tc>
-          <w:tcPr/>
-          <w:p>
-            <w:pPr>
-              <w:pStyle w:val="Compact"/>
-              <w:jc w:val="left"/>
-            </w:pPr>
-            <w:r>
-              <w:t xml:space="preserve">m</w:t>
-            </w:r>
-          </w:p>
-        </w:tc>
-        <w:tc>
-          <w:tcPr/>
-          <w:p>
-            <w:pPr>
-              <w:pStyle w:val="Compact"/>
-              <w:jc w:val="left"/>
-            </w:pPr>
-            <w:r>
-              <w:t xml:space="preserve">covenant</w:t>
+              <w:t xml:space="preserve">ܠܥܕ</w:t>
+            </w:r>
+          </w:p>
+        </w:tc>
+        <w:tc>
+          <w:tcPr/>
+          <w:p>
+            <w:pPr>
+              <w:pStyle w:val="Compact"/>
+              <w:jc w:val="left"/>
+            </w:pPr>
+            <w:r>
+              <w:t xml:space="preserve">lāʿad</w:t>
+            </w:r>
+          </w:p>
+        </w:tc>
+        <w:tc>
+          <w:tcPr/>
+          <w:p>
+            <w:pPr>
+              <w:pStyle w:val="Compact"/>
+              <w:jc w:val="left"/>
+            </w:pPr>
+            <w:r>
+              <w:t xml:space="preserve">verb</w:t>
+            </w:r>
+          </w:p>
+        </w:tc>
+        <w:tc>
+          <w:tcPr/>
+          <w:p>
+            <w:pPr>
+              <w:pStyle w:val="Compact"/>
+              <w:jc w:val="left"/>
+            </w:pPr>
+            <w:r>
+              <w:t xml:space="preserve">to witness, testify</w:t>
+            </w:r>
+          </w:p>
+        </w:tc>
+        <w:tc>
+          <w:tcPr/>
+          <w:p>
+            <w:pPr>
+              <w:pStyle w:val="Compact"/>
+              <w:jc w:val="left"/>
+            </w:pPr>
+            <w:r>
+              <w:t xml:space="preserve">object suffix usage</w:t>
             </w:r>
           </w:p>
         </w:tc>
@@ -5216,43 +4947,55 @@
               <w:jc w:val="left"/>
             </w:pPr>
             <w:r>
-              <w:t xml:space="preserve">ܐܘܪܚܐ</w:t>
-            </w:r>
-          </w:p>
-        </w:tc>
-        <w:tc>
-          <w:tcPr/>
-          <w:p>
-            <w:pPr>
-              <w:pStyle w:val="Compact"/>
-              <w:jc w:val="left"/>
-            </w:pPr>
-            <w:r>
-              <w:t xml:space="preserve">ʾūrḥā</w:t>
-            </w:r>
-          </w:p>
-        </w:tc>
-        <w:tc>
-          <w:tcPr/>
-          <w:p>
-            <w:pPr>
-              <w:pStyle w:val="Compact"/>
-              <w:jc w:val="left"/>
-            </w:pPr>
-            <w:r>
-              <w:t xml:space="preserve">f</w:t>
-            </w:r>
-          </w:p>
-        </w:tc>
-        <w:tc>
-          <w:tcPr/>
-          <w:p>
-            <w:pPr>
-              <w:pStyle w:val="Compact"/>
-              <w:jc w:val="left"/>
-            </w:pPr>
-            <w:r>
-              <w:t xml:space="preserve">way, road</w:t>
+              <w:t xml:space="preserve">ܫܢܐ</w:t>
+            </w:r>
+          </w:p>
+        </w:tc>
+        <w:tc>
+          <w:tcPr/>
+          <w:p>
+            <w:pPr>
+              <w:pStyle w:val="Compact"/>
+              <w:jc w:val="left"/>
+            </w:pPr>
+            <w:r>
+              <w:t xml:space="preserve">šānē</w:t>
+            </w:r>
+          </w:p>
+        </w:tc>
+        <w:tc>
+          <w:tcPr/>
+          <w:p>
+            <w:pPr>
+              <w:pStyle w:val="Compact"/>
+              <w:jc w:val="left"/>
+            </w:pPr>
+            <w:r>
+              <w:t xml:space="preserve">verb</w:t>
+            </w:r>
+          </w:p>
+        </w:tc>
+        <w:tc>
+          <w:tcPr/>
+          <w:p>
+            <w:pPr>
+              <w:pStyle w:val="Compact"/>
+              <w:jc w:val="left"/>
+            </w:pPr>
+            <w:r>
+              <w:t xml:space="preserve">to change, alter</w:t>
+            </w:r>
+          </w:p>
+        </w:tc>
+        <w:tc>
+          <w:tcPr/>
+          <w:p>
+            <w:pPr>
+              <w:pStyle w:val="Compact"/>
+              <w:jc w:val="left"/>
+            </w:pPr>
+            <w:r>
+              <w:t xml:space="preserve">object suffix common</w:t>
             </w:r>
           </w:p>
         </w:tc>
@@ -5266,43 +5009,55 @@
               <w:jc w:val="left"/>
             </w:pPr>
             <w:r>
-              <w:t xml:space="preserve">ܗܝܟܠܐ</w:t>
-            </w:r>
-          </w:p>
-        </w:tc>
-        <w:tc>
-          <w:tcPr/>
-          <w:p>
-            <w:pPr>
-              <w:pStyle w:val="Compact"/>
-              <w:jc w:val="left"/>
-            </w:pPr>
-            <w:r>
-              <w:t xml:space="preserve">hayklā</w:t>
-            </w:r>
-          </w:p>
-        </w:tc>
-        <w:tc>
-          <w:tcPr/>
-          <w:p>
-            <w:pPr>
-              <w:pStyle w:val="Compact"/>
-              <w:jc w:val="left"/>
-            </w:pPr>
-            <w:r>
-              <w:t xml:space="preserve">m</w:t>
-            </w:r>
-          </w:p>
-        </w:tc>
-        <w:tc>
-          <w:tcPr/>
-          <w:p>
-            <w:pPr>
-              <w:pStyle w:val="Compact"/>
-              <w:jc w:val="left"/>
-            </w:pPr>
-            <w:r>
-              <w:t xml:space="preserve">temple, palace</w:t>
+              <w:t xml:space="preserve">ܫܪܒ</w:t>
+            </w:r>
+          </w:p>
+        </w:tc>
+        <w:tc>
+          <w:tcPr/>
+          <w:p>
+            <w:pPr>
+              <w:pStyle w:val="Compact"/>
+              <w:jc w:val="left"/>
+            </w:pPr>
+            <w:r>
+              <w:t xml:space="preserve">šāreb</w:t>
+            </w:r>
+          </w:p>
+        </w:tc>
+        <w:tc>
+          <w:tcPr/>
+          <w:p>
+            <w:pPr>
+              <w:pStyle w:val="Compact"/>
+              <w:jc w:val="left"/>
+            </w:pPr>
+            <w:r>
+              <w:t xml:space="preserve">verb</w:t>
+            </w:r>
+          </w:p>
+        </w:tc>
+        <w:tc>
+          <w:tcPr/>
+          <w:p>
+            <w:pPr>
+              <w:pStyle w:val="Compact"/>
+              <w:jc w:val="left"/>
+            </w:pPr>
+            <w:r>
+              <w:t xml:space="preserve">to drink</w:t>
+            </w:r>
+          </w:p>
+        </w:tc>
+        <w:tc>
+          <w:tcPr/>
+          <w:p>
+            <w:pPr>
+              <w:pStyle w:val="Compact"/>
+              <w:jc w:val="left"/>
+            </w:pPr>
+            <w:r>
+              <w:t xml:space="preserve">takes object suffix</w:t>
             </w:r>
           </w:p>
         </w:tc>
@@ -5316,43 +5071,55 @@
               <w:jc w:val="left"/>
             </w:pPr>
             <w:r>
-              <w:t xml:space="preserve">ܥܝܢܐ</w:t>
-            </w:r>
-          </w:p>
-        </w:tc>
-        <w:tc>
-          <w:tcPr/>
-          <w:p>
-            <w:pPr>
-              <w:pStyle w:val="Compact"/>
-              <w:jc w:val="left"/>
-            </w:pPr>
-            <w:r>
-              <w:t xml:space="preserve">ʿaynā</w:t>
-            </w:r>
-          </w:p>
-        </w:tc>
-        <w:tc>
-          <w:tcPr/>
-          <w:p>
-            <w:pPr>
-              <w:pStyle w:val="Compact"/>
-              <w:jc w:val="left"/>
-            </w:pPr>
-            <w:r>
-              <w:t xml:space="preserve">f</w:t>
-            </w:r>
-          </w:p>
-        </w:tc>
-        <w:tc>
-          <w:tcPr/>
-          <w:p>
-            <w:pPr>
-              <w:pStyle w:val="Compact"/>
-              <w:jc w:val="left"/>
-            </w:pPr>
-            <w:r>
-              <w:t xml:space="preserve">eye</w:t>
+              <w:t xml:space="preserve">ܦܣܥ</w:t>
+            </w:r>
+          </w:p>
+        </w:tc>
+        <w:tc>
+          <w:tcPr/>
+          <w:p>
+            <w:pPr>
+              <w:pStyle w:val="Compact"/>
+              <w:jc w:val="left"/>
+            </w:pPr>
+            <w:r>
+              <w:t xml:space="preserve">pāsaʿ</w:t>
+            </w:r>
+          </w:p>
+        </w:tc>
+        <w:tc>
+          <w:tcPr/>
+          <w:p>
+            <w:pPr>
+              <w:pStyle w:val="Compact"/>
+              <w:jc w:val="left"/>
+            </w:pPr>
+            <w:r>
+              <w:t xml:space="preserve">verb</w:t>
+            </w:r>
+          </w:p>
+        </w:tc>
+        <w:tc>
+          <w:tcPr/>
+          <w:p>
+            <w:pPr>
+              <w:pStyle w:val="Compact"/>
+              <w:jc w:val="left"/>
+            </w:pPr>
+            <w:r>
+              <w:t xml:space="preserve">to cut, prune</w:t>
+            </w:r>
+          </w:p>
+        </w:tc>
+        <w:tc>
+          <w:tcPr/>
+          <w:p>
+            <w:pPr>
+              <w:pStyle w:val="Compact"/>
+              <w:jc w:val="left"/>
+            </w:pPr>
+            <w:r>
+              <w:t xml:space="preserve">object suffix frequent</w:t>
             </w:r>
           </w:p>
         </w:tc>
@@ -5366,43 +5133,55 @@
               <w:jc w:val="left"/>
             </w:pPr>
             <w:r>
-              <w:t xml:space="preserve">ܦܘܡܐ</w:t>
-            </w:r>
-          </w:p>
-        </w:tc>
-        <w:tc>
-          <w:tcPr/>
-          <w:p>
-            <w:pPr>
-              <w:pStyle w:val="Compact"/>
-              <w:jc w:val="left"/>
-            </w:pPr>
-            <w:r>
-              <w:t xml:space="preserve">pūmā</w:t>
-            </w:r>
-          </w:p>
-        </w:tc>
-        <w:tc>
-          <w:tcPr/>
-          <w:p>
-            <w:pPr>
-              <w:pStyle w:val="Compact"/>
-              <w:jc w:val="left"/>
-            </w:pPr>
-            <w:r>
-              <w:t xml:space="preserve">m</w:t>
-            </w:r>
-          </w:p>
-        </w:tc>
-        <w:tc>
-          <w:tcPr/>
-          <w:p>
-            <w:pPr>
-              <w:pStyle w:val="Compact"/>
-              <w:jc w:val="left"/>
-            </w:pPr>
-            <w:r>
-              <w:t xml:space="preserve">mouth</w:t>
+              <w:t xml:space="preserve">ܡܗܛ</w:t>
+            </w:r>
+          </w:p>
+        </w:tc>
+        <w:tc>
+          <w:tcPr/>
+          <w:p>
+            <w:pPr>
+              <w:pStyle w:val="Compact"/>
+              <w:jc w:val="left"/>
+            </w:pPr>
+            <w:r>
+              <w:t xml:space="preserve">mehaṭ</w:t>
+            </w:r>
+          </w:p>
+        </w:tc>
+        <w:tc>
+          <w:tcPr/>
+          <w:p>
+            <w:pPr>
+              <w:pStyle w:val="Compact"/>
+              <w:jc w:val="left"/>
+            </w:pPr>
+            <w:r>
+              <w:t xml:space="preserve">verb</w:t>
+            </w:r>
+          </w:p>
+        </w:tc>
+        <w:tc>
+          <w:tcPr/>
+          <w:p>
+            <w:pPr>
+              <w:pStyle w:val="Compact"/>
+              <w:jc w:val="left"/>
+            </w:pPr>
+            <w:r>
+              <w:t xml:space="preserve">to cover, conceal</w:t>
+            </w:r>
+          </w:p>
+        </w:tc>
+        <w:tc>
+          <w:tcPr/>
+          <w:p>
+            <w:pPr>
+              <w:pStyle w:val="Compact"/>
+              <w:jc w:val="left"/>
+            </w:pPr>
+            <w:r>
+              <w:t xml:space="preserve">takes object suffix</w:t>
             </w:r>
           </w:p>
         </w:tc>
@@ -5416,43 +5195,55 @@
               <w:jc w:val="left"/>
             </w:pPr>
             <w:r>
-              <w:t xml:space="preserve">ܕܝܢܐ</w:t>
-            </w:r>
-          </w:p>
-        </w:tc>
-        <w:tc>
-          <w:tcPr/>
-          <w:p>
-            <w:pPr>
-              <w:pStyle w:val="Compact"/>
-              <w:jc w:val="left"/>
-            </w:pPr>
-            <w:r>
-              <w:t xml:space="preserve">dīnā</w:t>
-            </w:r>
-          </w:p>
-        </w:tc>
-        <w:tc>
-          <w:tcPr/>
-          <w:p>
-            <w:pPr>
-              <w:pStyle w:val="Compact"/>
-              <w:jc w:val="left"/>
-            </w:pPr>
-            <w:r>
-              <w:t xml:space="preserve">m</w:t>
-            </w:r>
-          </w:p>
-        </w:tc>
-        <w:tc>
-          <w:tcPr/>
-          <w:p>
-            <w:pPr>
-              <w:pStyle w:val="Compact"/>
-              <w:jc w:val="left"/>
-            </w:pPr>
-            <w:r>
-              <w:t xml:space="preserve">judgment</w:t>
+              <w:t xml:space="preserve">ܙܚܡ</w:t>
+            </w:r>
+          </w:p>
+        </w:tc>
+        <w:tc>
+          <w:tcPr/>
+          <w:p>
+            <w:pPr>
+              <w:pStyle w:val="Compact"/>
+              <w:jc w:val="left"/>
+            </w:pPr>
+            <w:r>
+              <w:t xml:space="preserve">zaḥem</w:t>
+            </w:r>
+          </w:p>
+        </w:tc>
+        <w:tc>
+          <w:tcPr/>
+          <w:p>
+            <w:pPr>
+              <w:pStyle w:val="Compact"/>
+              <w:jc w:val="left"/>
+            </w:pPr>
+            <w:r>
+              <w:t xml:space="preserve">verb</w:t>
+            </w:r>
+          </w:p>
+        </w:tc>
+        <w:tc>
+          <w:tcPr/>
+          <w:p>
+            <w:pPr>
+              <w:pStyle w:val="Compact"/>
+              <w:jc w:val="left"/>
+            </w:pPr>
+            <w:r>
+              <w:t xml:space="preserve">to strengthen, mightily</w:t>
+            </w:r>
+          </w:p>
+        </w:tc>
+        <w:tc>
+          <w:tcPr/>
+          <w:p>
+            <w:pPr>
+              <w:pStyle w:val="Compact"/>
+              <w:jc w:val="left"/>
+            </w:pPr>
+            <w:r>
+              <w:t xml:space="preserve">object suffix usage</w:t>
             </w:r>
           </w:p>
         </w:tc>
@@ -5466,43 +5257,55 @@
               <w:jc w:val="left"/>
             </w:pPr>
             <w:r>
-              <w:t xml:space="preserve">ܦܪܚܬܐ</w:t>
-            </w:r>
-          </w:p>
-        </w:tc>
-        <w:tc>
-          <w:tcPr/>
-          <w:p>
-            <w:pPr>
-              <w:pStyle w:val="Compact"/>
-              <w:jc w:val="left"/>
-            </w:pPr>
-            <w:r>
-              <w:t xml:space="preserve">pāraḥtā</w:t>
-            </w:r>
-          </w:p>
-        </w:tc>
-        <w:tc>
-          <w:tcPr/>
-          <w:p>
-            <w:pPr>
-              <w:pStyle w:val="Compact"/>
-              <w:jc w:val="left"/>
-            </w:pPr>
-            <w:r>
-              <w:t xml:space="preserve">f</w:t>
-            </w:r>
-          </w:p>
-        </w:tc>
-        <w:tc>
-          <w:tcPr/>
-          <w:p>
-            <w:pPr>
-              <w:pStyle w:val="Compact"/>
-              <w:jc w:val="left"/>
-            </w:pPr>
-            <w:r>
-              <w:t xml:space="preserve">bird</w:t>
+              <w:t xml:space="preserve">ܕܠܗ</w:t>
+            </w:r>
+          </w:p>
+        </w:tc>
+        <w:tc>
+          <w:tcPr/>
+          <w:p>
+            <w:pPr>
+              <w:pStyle w:val="Compact"/>
+              <w:jc w:val="left"/>
+            </w:pPr>
+            <w:r>
+              <w:t xml:space="preserve">dāleh</w:t>
+            </w:r>
+          </w:p>
+        </w:tc>
+        <w:tc>
+          <w:tcPr/>
+          <w:p>
+            <w:pPr>
+              <w:pStyle w:val="Compact"/>
+              <w:jc w:val="left"/>
+            </w:pPr>
+            <w:r>
+              <w:t xml:space="preserve">verb</w:t>
+            </w:r>
+          </w:p>
+        </w:tc>
+        <w:tc>
+          <w:tcPr/>
+          <w:p>
+            <w:pPr>
+              <w:pStyle w:val="Compact"/>
+              <w:jc w:val="left"/>
+            </w:pPr>
+            <w:r>
+              <w:t xml:space="preserve">to draw water</w:t>
+            </w:r>
+          </w:p>
+        </w:tc>
+        <w:tc>
+          <w:tcPr/>
+          <w:p>
+            <w:pPr>
+              <w:pStyle w:val="Compact"/>
+              <w:jc w:val="left"/>
+            </w:pPr>
+            <w:r>
+              <w:t xml:space="preserve">takes object suffix</w:t>
             </w:r>
           </w:p>
         </w:tc>
@@ -5516,43 +5319,55 @@
               <w:jc w:val="left"/>
             </w:pPr>
             <w:r>
-              <w:t xml:space="preserve">ܚܕܘܬܐ</w:t>
-            </w:r>
-          </w:p>
-        </w:tc>
-        <w:tc>
-          <w:tcPr/>
-          <w:p>
-            <w:pPr>
-              <w:pStyle w:val="Compact"/>
-              <w:jc w:val="left"/>
-            </w:pPr>
-            <w:r>
-              <w:t xml:space="preserve">ḥadūtā</w:t>
-            </w:r>
-          </w:p>
-        </w:tc>
-        <w:tc>
-          <w:tcPr/>
-          <w:p>
-            <w:pPr>
-              <w:pStyle w:val="Compact"/>
-              <w:jc w:val="left"/>
-            </w:pPr>
-            <w:r>
-              <w:t xml:space="preserve">f</w:t>
-            </w:r>
-          </w:p>
-        </w:tc>
-        <w:tc>
-          <w:tcPr/>
-          <w:p>
-            <w:pPr>
-              <w:pStyle w:val="Compact"/>
-              <w:jc w:val="left"/>
-            </w:pPr>
-            <w:r>
-              <w:t xml:space="preserve">joy</w:t>
+              <w:t xml:space="preserve">ܓܘܘܓ</w:t>
+            </w:r>
+          </w:p>
+        </w:tc>
+        <w:tc>
+          <w:tcPr/>
+          <w:p>
+            <w:pPr>
+              <w:pStyle w:val="Compact"/>
+              <w:jc w:val="left"/>
+            </w:pPr>
+            <w:r>
+              <w:t xml:space="preserve">gwag</w:t>
+            </w:r>
+          </w:p>
+        </w:tc>
+        <w:tc>
+          <w:tcPr/>
+          <w:p>
+            <w:pPr>
+              <w:pStyle w:val="Compact"/>
+              <w:jc w:val="left"/>
+            </w:pPr>
+            <w:r>
+              <w:t xml:space="preserve">verb</w:t>
+            </w:r>
+          </w:p>
+        </w:tc>
+        <w:tc>
+          <w:tcPr/>
+          <w:p>
+            <w:pPr>
+              <w:pStyle w:val="Compact"/>
+              <w:jc w:val="left"/>
+            </w:pPr>
+            <w:r>
+              <w:t xml:space="preserve">to plunder, rob</w:t>
+            </w:r>
+          </w:p>
+        </w:tc>
+        <w:tc>
+          <w:tcPr/>
+          <w:p>
+            <w:pPr>
+              <w:pStyle w:val="Compact"/>
+              <w:jc w:val="left"/>
+            </w:pPr>
+            <w:r>
+              <w:t xml:space="preserve">object suffix common</w:t>
             </w:r>
           </w:p>
         </w:tc>
@@ -5566,43 +5381,55 @@
               <w:jc w:val="left"/>
             </w:pPr>
             <w:r>
-              <w:t xml:space="preserve">ܚܟܡܬܐ</w:t>
-            </w:r>
-          </w:p>
-        </w:tc>
-        <w:tc>
-          <w:tcPr/>
-          <w:p>
-            <w:pPr>
-              <w:pStyle w:val="Compact"/>
-              <w:jc w:val="left"/>
-            </w:pPr>
-            <w:r>
-              <w:t xml:space="preserve">ḥekmtā</w:t>
-            </w:r>
-          </w:p>
-        </w:tc>
-        <w:tc>
-          <w:tcPr/>
-          <w:p>
-            <w:pPr>
-              <w:pStyle w:val="Compact"/>
-              <w:jc w:val="left"/>
-            </w:pPr>
-            <w:r>
-              <w:t xml:space="preserve">f</w:t>
-            </w:r>
-          </w:p>
-        </w:tc>
-        <w:tc>
-          <w:tcPr/>
-          <w:p>
-            <w:pPr>
-              <w:pStyle w:val="Compact"/>
-              <w:jc w:val="left"/>
-            </w:pPr>
-            <w:r>
-              <w:t xml:space="preserve">wisdom</w:t>
+              <w:t xml:space="preserve">ܪܡܕ</w:t>
+            </w:r>
+          </w:p>
+        </w:tc>
+        <w:tc>
+          <w:tcPr/>
+          <w:p>
+            <w:pPr>
+              <w:pStyle w:val="Compact"/>
+              <w:jc w:val="left"/>
+            </w:pPr>
+            <w:r>
+              <w:t xml:space="preserve">rāmed</w:t>
+            </w:r>
+          </w:p>
+        </w:tc>
+        <w:tc>
+          <w:tcPr/>
+          <w:p>
+            <w:pPr>
+              <w:pStyle w:val="Compact"/>
+              <w:jc w:val="left"/>
+            </w:pPr>
+            <w:r>
+              <w:t xml:space="preserve">verb</w:t>
+            </w:r>
+          </w:p>
+        </w:tc>
+        <w:tc>
+          <w:tcPr/>
+          <w:p>
+            <w:pPr>
+              <w:pStyle w:val="Compact"/>
+              <w:jc w:val="left"/>
+            </w:pPr>
+            <w:r>
+              <w:t xml:space="preserve">to strengthen, make firm</w:t>
+            </w:r>
+          </w:p>
+        </w:tc>
+        <w:tc>
+          <w:tcPr/>
+          <w:p>
+            <w:pPr>
+              <w:pStyle w:val="Compact"/>
+              <w:jc w:val="left"/>
+            </w:pPr>
+            <w:r>
+              <w:t xml:space="preserve">takes object suffix</w:t>
             </w:r>
           </w:p>
         </w:tc>
@@ -5616,43 +5443,55 @@
               <w:jc w:val="left"/>
             </w:pPr>
             <w:r>
-              <w:t xml:space="preserve">ܚܝܘܬܐ</w:t>
-            </w:r>
-          </w:p>
-        </w:tc>
-        <w:tc>
-          <w:tcPr/>
-          <w:p>
-            <w:pPr>
-              <w:pStyle w:val="Compact"/>
-              <w:jc w:val="left"/>
-            </w:pPr>
-            <w:r>
-              <w:t xml:space="preserve">ḥayyūtā</w:t>
-            </w:r>
-          </w:p>
-        </w:tc>
-        <w:tc>
-          <w:tcPr/>
-          <w:p>
-            <w:pPr>
-              <w:pStyle w:val="Compact"/>
-              <w:jc w:val="left"/>
-            </w:pPr>
-            <w:r>
-              <w:t xml:space="preserve">f</w:t>
-            </w:r>
-          </w:p>
-        </w:tc>
-        <w:tc>
-          <w:tcPr/>
-          <w:p>
-            <w:pPr>
-              <w:pStyle w:val="Compact"/>
-              <w:jc w:val="left"/>
-            </w:pPr>
-            <w:r>
-              <w:t xml:space="preserve">animal, beast</w:t>
+              <w:t xml:space="preserve">ܢܬܓ</w:t>
+            </w:r>
+          </w:p>
+        </w:tc>
+        <w:tc>
+          <w:tcPr/>
+          <w:p>
+            <w:pPr>
+              <w:pStyle w:val="Compact"/>
+              <w:jc w:val="left"/>
+            </w:pPr>
+            <w:r>
+              <w:t xml:space="preserve">nātag</w:t>
+            </w:r>
+          </w:p>
+        </w:tc>
+        <w:tc>
+          <w:tcPr/>
+          <w:p>
+            <w:pPr>
+              <w:pStyle w:val="Compact"/>
+              <w:jc w:val="left"/>
+            </w:pPr>
+            <w:r>
+              <w:t xml:space="preserve">verb</w:t>
+            </w:r>
+          </w:p>
+        </w:tc>
+        <w:tc>
+          <w:tcPr/>
+          <w:p>
+            <w:pPr>
+              <w:pStyle w:val="Compact"/>
+              <w:jc w:val="left"/>
+            </w:pPr>
+            <w:r>
+              <w:t xml:space="preserve">to pull, draw</w:t>
+            </w:r>
+          </w:p>
+        </w:tc>
+        <w:tc>
+          <w:tcPr/>
+          <w:p>
+            <w:pPr>
+              <w:pStyle w:val="Compact"/>
+              <w:jc w:val="left"/>
+            </w:pPr>
+            <w:r>
+              <w:t xml:space="preserve">object suffix usage</w:t>
             </w:r>
           </w:p>
         </w:tc>
@@ -5666,43 +5505,55 @@
               <w:jc w:val="left"/>
             </w:pPr>
             <w:r>
-              <w:t xml:space="preserve">ܦܐܪܐ</w:t>
-            </w:r>
-          </w:p>
-        </w:tc>
-        <w:tc>
-          <w:tcPr/>
-          <w:p>
-            <w:pPr>
-              <w:pStyle w:val="Compact"/>
-              <w:jc w:val="left"/>
-            </w:pPr>
-            <w:r>
-              <w:t xml:space="preserve">p̄īrā</w:t>
-            </w:r>
-          </w:p>
-        </w:tc>
-        <w:tc>
-          <w:tcPr/>
-          <w:p>
-            <w:pPr>
-              <w:pStyle w:val="Compact"/>
-              <w:jc w:val="left"/>
-            </w:pPr>
-            <w:r>
-              <w:t xml:space="preserve">m</w:t>
-            </w:r>
-          </w:p>
-        </w:tc>
-        <w:tc>
-          <w:tcPr/>
-          <w:p>
-            <w:pPr>
-              <w:pStyle w:val="Compact"/>
-              <w:jc w:val="left"/>
-            </w:pPr>
-            <w:r>
-              <w:t xml:space="preserve">fruit</w:t>
+              <w:t xml:space="preserve">ܣܠܥ</w:t>
+            </w:r>
+          </w:p>
+        </w:tc>
+        <w:tc>
+          <w:tcPr/>
+          <w:p>
+            <w:pPr>
+              <w:pStyle w:val="Compact"/>
+              <w:jc w:val="left"/>
+            </w:pPr>
+            <w:r>
+              <w:t xml:space="preserve">sālaʿ</w:t>
+            </w:r>
+          </w:p>
+        </w:tc>
+        <w:tc>
+          <w:tcPr/>
+          <w:p>
+            <w:pPr>
+              <w:pStyle w:val="Compact"/>
+              <w:jc w:val="left"/>
+            </w:pPr>
+            <w:r>
+              <w:t xml:space="preserve">verb</w:t>
+            </w:r>
+          </w:p>
+        </w:tc>
+        <w:tc>
+          <w:tcPr/>
+          <w:p>
+            <w:pPr>
+              <w:pStyle w:val="Compact"/>
+              <w:jc w:val="left"/>
+            </w:pPr>
+            <w:r>
+              <w:t xml:space="preserve">to lift, raise</w:t>
+            </w:r>
+          </w:p>
+        </w:tc>
+        <w:tc>
+          <w:tcPr/>
+          <w:p>
+            <w:pPr>
+              <w:pStyle w:val="Compact"/>
+              <w:jc w:val="left"/>
+            </w:pPr>
+            <w:r>
+              <w:t xml:space="preserve">takes object suffix</w:t>
             </w:r>
           </w:p>
         </w:tc>
@@ -5716,43 +5567,55 @@
               <w:jc w:val="left"/>
             </w:pPr>
             <w:r>
-              <w:t xml:space="preserve">ܟܠܒܐ</w:t>
-            </w:r>
-          </w:p>
-        </w:tc>
-        <w:tc>
-          <w:tcPr/>
-          <w:p>
-            <w:pPr>
-              <w:pStyle w:val="Compact"/>
-              <w:jc w:val="left"/>
-            </w:pPr>
-            <w:r>
-              <w:t xml:space="preserve">kalbā</w:t>
-            </w:r>
-          </w:p>
-        </w:tc>
-        <w:tc>
-          <w:tcPr/>
-          <w:p>
-            <w:pPr>
-              <w:pStyle w:val="Compact"/>
-              <w:jc w:val="left"/>
-            </w:pPr>
-            <w:r>
-              <w:t xml:space="preserve">m</w:t>
-            </w:r>
-          </w:p>
-        </w:tc>
-        <w:tc>
-          <w:tcPr/>
-          <w:p>
-            <w:pPr>
-              <w:pStyle w:val="Compact"/>
-              <w:jc w:val="left"/>
-            </w:pPr>
-            <w:r>
-              <w:t xml:space="preserve">dog</w:t>
+              <w:t xml:space="preserve">ܕܓܫ</w:t>
+            </w:r>
+          </w:p>
+        </w:tc>
+        <w:tc>
+          <w:tcPr/>
+          <w:p>
+            <w:pPr>
+              <w:pStyle w:val="Compact"/>
+              <w:jc w:val="left"/>
+            </w:pPr>
+            <w:r>
+              <w:t xml:space="preserve">dāgaš</w:t>
+            </w:r>
+          </w:p>
+        </w:tc>
+        <w:tc>
+          <w:tcPr/>
+          <w:p>
+            <w:pPr>
+              <w:pStyle w:val="Compact"/>
+              <w:jc w:val="left"/>
+            </w:pPr>
+            <w:r>
+              <w:t xml:space="preserve">verb</w:t>
+            </w:r>
+          </w:p>
+        </w:tc>
+        <w:tc>
+          <w:tcPr/>
+          <w:p>
+            <w:pPr>
+              <w:pStyle w:val="Compact"/>
+              <w:jc w:val="left"/>
+            </w:pPr>
+            <w:r>
+              <w:t xml:space="preserve">to push, press</w:t>
+            </w:r>
+          </w:p>
+        </w:tc>
+        <w:tc>
+          <w:tcPr/>
+          <w:p>
+            <w:pPr>
+              <w:pStyle w:val="Compact"/>
+              <w:jc w:val="left"/>
+            </w:pPr>
+            <w:r>
+              <w:t xml:space="preserve">object suffix frequent</w:t>
             </w:r>
           </w:p>
         </w:tc>
@@ -5766,43 +5629,55 @@
               <w:jc w:val="left"/>
             </w:pPr>
             <w:r>
-              <w:t xml:space="preserve">ܥܪܒܐ</w:t>
-            </w:r>
-          </w:p>
-        </w:tc>
-        <w:tc>
-          <w:tcPr/>
-          <w:p>
-            <w:pPr>
-              <w:pStyle w:val="Compact"/>
-              <w:jc w:val="left"/>
-            </w:pPr>
-            <w:r>
-              <w:t xml:space="preserve">ʿerbā</w:t>
-            </w:r>
-          </w:p>
-        </w:tc>
-        <w:tc>
-          <w:tcPr/>
-          <w:p>
-            <w:pPr>
-              <w:pStyle w:val="Compact"/>
-              <w:jc w:val="left"/>
-            </w:pPr>
-            <w:r>
-              <w:t xml:space="preserve">m</w:t>
-            </w:r>
-          </w:p>
-        </w:tc>
-        <w:tc>
-          <w:tcPr/>
-          <w:p>
-            <w:pPr>
-              <w:pStyle w:val="Compact"/>
-              <w:jc w:val="left"/>
-            </w:pPr>
-            <w:r>
-              <w:t xml:space="preserve">sheep</w:t>
+              <w:t xml:space="preserve">ܦܕܥ</w:t>
+            </w:r>
+          </w:p>
+        </w:tc>
+        <w:tc>
+          <w:tcPr/>
+          <w:p>
+            <w:pPr>
+              <w:pStyle w:val="Compact"/>
+              <w:jc w:val="left"/>
+            </w:pPr>
+            <w:r>
+              <w:t xml:space="preserve">pədaʿ</w:t>
+            </w:r>
+          </w:p>
+        </w:tc>
+        <w:tc>
+          <w:tcPr/>
+          <w:p>
+            <w:pPr>
+              <w:pStyle w:val="Compact"/>
+              <w:jc w:val="left"/>
+            </w:pPr>
+            <w:r>
+              <w:t xml:space="preserve">verb</w:t>
+            </w:r>
+          </w:p>
+        </w:tc>
+        <w:tc>
+          <w:tcPr/>
+          <w:p>
+            <w:pPr>
+              <w:pStyle w:val="Compact"/>
+              <w:jc w:val="left"/>
+            </w:pPr>
+            <w:r>
+              <w:t xml:space="preserve">to inform, make known</w:t>
+            </w:r>
+          </w:p>
+        </w:tc>
+        <w:tc>
+          <w:tcPr/>
+          <w:p>
+            <w:pPr>
+              <w:pStyle w:val="Compact"/>
+              <w:jc w:val="left"/>
+            </w:pPr>
+            <w:r>
+              <w:t xml:space="preserve">transposes object suffix</w:t>
             </w:r>
           </w:p>
         </w:tc>
@@ -5816,43 +5691,55 @@
               <w:jc w:val="left"/>
             </w:pPr>
             <w:r>
-              <w:t xml:space="preserve">ܛܘܪܐ</w:t>
-            </w:r>
-          </w:p>
-        </w:tc>
-        <w:tc>
-          <w:tcPr/>
-          <w:p>
-            <w:pPr>
-              <w:pStyle w:val="Compact"/>
-              <w:jc w:val="left"/>
-            </w:pPr>
-            <w:r>
-              <w:t xml:space="preserve">ṭūrā</w:t>
-            </w:r>
-          </w:p>
-        </w:tc>
-        <w:tc>
-          <w:tcPr/>
-          <w:p>
-            <w:pPr>
-              <w:pStyle w:val="Compact"/>
-              <w:jc w:val="left"/>
-            </w:pPr>
-            <w:r>
-              <w:t xml:space="preserve">m</w:t>
-            </w:r>
-          </w:p>
-        </w:tc>
-        <w:tc>
-          <w:tcPr/>
-          <w:p>
-            <w:pPr>
-              <w:pStyle w:val="Compact"/>
-              <w:jc w:val="left"/>
-            </w:pPr>
-            <w:r>
-              <w:t xml:space="preserve">mountain</w:t>
+              <w:t xml:space="preserve">ܥܡܕ</w:t>
+            </w:r>
+          </w:p>
+        </w:tc>
+        <w:tc>
+          <w:tcPr/>
+          <w:p>
+            <w:pPr>
+              <w:pStyle w:val="Compact"/>
+              <w:jc w:val="left"/>
+            </w:pPr>
+            <w:r>
+              <w:t xml:space="preserve">ʿāmed</w:t>
+            </w:r>
+          </w:p>
+        </w:tc>
+        <w:tc>
+          <w:tcPr/>
+          <w:p>
+            <w:pPr>
+              <w:pStyle w:val="Compact"/>
+              <w:jc w:val="left"/>
+            </w:pPr>
+            <w:r>
+              <w:t xml:space="preserve">verb</w:t>
+            </w:r>
+          </w:p>
+        </w:tc>
+        <w:tc>
+          <w:tcPr/>
+          <w:p>
+            <w:pPr>
+              <w:pStyle w:val="Compact"/>
+              <w:jc w:val="left"/>
+            </w:pPr>
+            <w:r>
+              <w:t xml:space="preserve">to stand firm</w:t>
+            </w:r>
+          </w:p>
+        </w:tc>
+        <w:tc>
+          <w:tcPr/>
+          <w:p>
+            <w:pPr>
+              <w:pStyle w:val="Compact"/>
+              <w:jc w:val="left"/>
+            </w:pPr>
+            <w:r>
+              <w:t xml:space="preserve">object suffix usage</w:t>
             </w:r>
           </w:p>
         </w:tc>
@@ -5866,43 +5753,55 @@
               <w:jc w:val="left"/>
             </w:pPr>
             <w:r>
-              <w:t xml:space="preserve">ܫܘܩܐ</w:t>
-            </w:r>
-          </w:p>
-        </w:tc>
-        <w:tc>
-          <w:tcPr/>
-          <w:p>
-            <w:pPr>
-              <w:pStyle w:val="Compact"/>
-              <w:jc w:val="left"/>
-            </w:pPr>
-            <w:r>
-              <w:t xml:space="preserve">šūqā</w:t>
-            </w:r>
-          </w:p>
-        </w:tc>
-        <w:tc>
-          <w:tcPr/>
-          <w:p>
-            <w:pPr>
-              <w:pStyle w:val="Compact"/>
-              <w:jc w:val="left"/>
-            </w:pPr>
-            <w:r>
-              <w:t xml:space="preserve">m</w:t>
-            </w:r>
-          </w:p>
-        </w:tc>
-        <w:tc>
-          <w:tcPr/>
-          <w:p>
-            <w:pPr>
-              <w:pStyle w:val="Compact"/>
-              <w:jc w:val="left"/>
-            </w:pPr>
-            <w:r>
-              <w:t xml:space="preserve">street, market</w:t>
+              <w:t xml:space="preserve">ܪܟܒ</w:t>
+            </w:r>
+          </w:p>
+        </w:tc>
+        <w:tc>
+          <w:tcPr/>
+          <w:p>
+            <w:pPr>
+              <w:pStyle w:val="Compact"/>
+              <w:jc w:val="left"/>
+            </w:pPr>
+            <w:r>
+              <w:t xml:space="preserve">rāk eb</w:t>
+            </w:r>
+          </w:p>
+        </w:tc>
+        <w:tc>
+          <w:tcPr/>
+          <w:p>
+            <w:pPr>
+              <w:pStyle w:val="Compact"/>
+              <w:jc w:val="left"/>
+            </w:pPr>
+            <w:r>
+              <w:t xml:space="preserve">verb</w:t>
+            </w:r>
+          </w:p>
+        </w:tc>
+        <w:tc>
+          <w:tcPr/>
+          <w:p>
+            <w:pPr>
+              <w:pStyle w:val="Compact"/>
+              <w:jc w:val="left"/>
+            </w:pPr>
+            <w:r>
+              <w:t xml:space="preserve">to ride, mount</w:t>
+            </w:r>
+          </w:p>
+        </w:tc>
+        <w:tc>
+          <w:tcPr/>
+          <w:p>
+            <w:pPr>
+              <w:pStyle w:val="Compact"/>
+              <w:jc w:val="left"/>
+            </w:pPr>
+            <w:r>
+              <w:t xml:space="preserve">takes object suffix</w:t>
             </w:r>
           </w:p>
         </w:tc>
@@ -5916,43 +5815,55 @@
               <w:jc w:val="left"/>
             </w:pPr>
             <w:r>
-              <w:t xml:space="preserve">ܥܩܬܐ</w:t>
-            </w:r>
-          </w:p>
-        </w:tc>
-        <w:tc>
-          <w:tcPr/>
-          <w:p>
-            <w:pPr>
-              <w:pStyle w:val="Compact"/>
-              <w:jc w:val="left"/>
-            </w:pPr>
-            <w:r>
-              <w:t xml:space="preserve">ʿāqtā</w:t>
-            </w:r>
-          </w:p>
-        </w:tc>
-        <w:tc>
-          <w:tcPr/>
-          <w:p>
-            <w:pPr>
-              <w:pStyle w:val="Compact"/>
-              <w:jc w:val="left"/>
-            </w:pPr>
-            <w:r>
-              <w:t xml:space="preserve">f</w:t>
-            </w:r>
-          </w:p>
-        </w:tc>
-        <w:tc>
-          <w:tcPr/>
-          <w:p>
-            <w:pPr>
-              <w:pStyle w:val="Compact"/>
-              <w:jc w:val="left"/>
-            </w:pPr>
-            <w:r>
-              <w:t xml:space="preserve">distress, anguish</w:t>
+              <w:t xml:space="preserve">ܡܢܓ</w:t>
+            </w:r>
+          </w:p>
+        </w:tc>
+        <w:tc>
+          <w:tcPr/>
+          <w:p>
+            <w:pPr>
+              <w:pStyle w:val="Compact"/>
+              <w:jc w:val="left"/>
+            </w:pPr>
+            <w:r>
+              <w:t xml:space="preserve">menag</w:t>
+            </w:r>
+          </w:p>
+        </w:tc>
+        <w:tc>
+          <w:tcPr/>
+          <w:p>
+            <w:pPr>
+              <w:pStyle w:val="Compact"/>
+              <w:jc w:val="left"/>
+            </w:pPr>
+            <w:r>
+              <w:t xml:space="preserve">verb</w:t>
+            </w:r>
+          </w:p>
+        </w:tc>
+        <w:tc>
+          <w:tcPr/>
+          <w:p>
+            <w:pPr>
+              <w:pStyle w:val="Compact"/>
+              <w:jc w:val="left"/>
+            </w:pPr>
+            <w:r>
+              <w:t xml:space="preserve">to prevent, hinder</w:t>
+            </w:r>
+          </w:p>
+        </w:tc>
+        <w:tc>
+          <w:tcPr/>
+          <w:p>
+            <w:pPr>
+              <w:pStyle w:val="Compact"/>
+              <w:jc w:val="left"/>
+            </w:pPr>
+            <w:r>
+              <w:t xml:space="preserve">object suffix common</w:t>
             </w:r>
           </w:p>
         </w:tc>
@@ -5966,57 +5877,684 @@
               <w:jc w:val="left"/>
             </w:pPr>
             <w:r>
-              <w:t xml:space="preserve">ܢܘܪܐ</w:t>
-            </w:r>
-          </w:p>
-        </w:tc>
-        <w:tc>
-          <w:tcPr/>
-          <w:p>
-            <w:pPr>
-              <w:pStyle w:val="Compact"/>
-              <w:jc w:val="left"/>
-            </w:pPr>
-            <w:r>
-              <w:t xml:space="preserve">nūrā</w:t>
-            </w:r>
-          </w:p>
-        </w:tc>
-        <w:tc>
-          <w:tcPr/>
-          <w:p>
-            <w:pPr>
-              <w:pStyle w:val="Compact"/>
-              <w:jc w:val="left"/>
-            </w:pPr>
-            <w:r>
-              <w:t xml:space="preserve">f</w:t>
-            </w:r>
-          </w:p>
-        </w:tc>
-        <w:tc>
-          <w:tcPr/>
-          <w:p>
-            <w:pPr>
-              <w:pStyle w:val="Compact"/>
-              <w:jc w:val="left"/>
-            </w:pPr>
-            <w:r>
-              <w:t xml:space="preserve">fire</w:t>
+              <w:t xml:space="preserve">ܥܡܪ</w:t>
+            </w:r>
+          </w:p>
+        </w:tc>
+        <w:tc>
+          <w:tcPr/>
+          <w:p>
+            <w:pPr>
+              <w:pStyle w:val="Compact"/>
+              <w:jc w:val="left"/>
+            </w:pPr>
+            <w:r>
+              <w:t xml:space="preserve">ʿāmar</w:t>
+            </w:r>
+          </w:p>
+        </w:tc>
+        <w:tc>
+          <w:tcPr/>
+          <w:p>
+            <w:pPr>
+              <w:pStyle w:val="Compact"/>
+              <w:jc w:val="left"/>
+            </w:pPr>
+            <w:r>
+              <w:t xml:space="preserve">verb</w:t>
+            </w:r>
+          </w:p>
+        </w:tc>
+        <w:tc>
+          <w:tcPr/>
+          <w:p>
+            <w:pPr>
+              <w:pStyle w:val="Compact"/>
+              <w:jc w:val="left"/>
+            </w:pPr>
+            <w:r>
+              <w:t xml:space="preserve">to dwell, inhabit</w:t>
+            </w:r>
+          </w:p>
+        </w:tc>
+        <w:tc>
+          <w:tcPr/>
+          <w:p>
+            <w:pPr>
+              <w:pStyle w:val="Compact"/>
+              <w:jc w:val="left"/>
+            </w:pPr>
+            <w:r>
+              <w:t xml:space="preserve">transposes object suffix</w:t>
+            </w:r>
+          </w:p>
+        </w:tc>
+      </w:tr>
+      <w:tr>
+        <w:tc>
+          <w:tcPr/>
+          <w:p>
+            <w:pPr>
+              <w:pStyle w:val="Compact"/>
+              <w:jc w:val="left"/>
+            </w:pPr>
+            <w:r>
+              <w:t xml:space="preserve">ܚܣܪ</w:t>
+            </w:r>
+          </w:p>
+        </w:tc>
+        <w:tc>
+          <w:tcPr/>
+          <w:p>
+            <w:pPr>
+              <w:pStyle w:val="Compact"/>
+              <w:jc w:val="left"/>
+            </w:pPr>
+            <w:r>
+              <w:t xml:space="preserve">ḥāsar</w:t>
+            </w:r>
+          </w:p>
+        </w:tc>
+        <w:tc>
+          <w:tcPr/>
+          <w:p>
+            <w:pPr>
+              <w:pStyle w:val="Compact"/>
+              <w:jc w:val="left"/>
+            </w:pPr>
+            <w:r>
+              <w:t xml:space="preserve">verb</w:t>
+            </w:r>
+          </w:p>
+        </w:tc>
+        <w:tc>
+          <w:tcPr/>
+          <w:p>
+            <w:pPr>
+              <w:pStyle w:val="Compact"/>
+              <w:jc w:val="left"/>
+            </w:pPr>
+            <w:r>
+              <w:t xml:space="preserve">to lack, be deprived</w:t>
+            </w:r>
+          </w:p>
+        </w:tc>
+        <w:tc>
+          <w:tcPr/>
+          <w:p>
+            <w:pPr>
+              <w:pStyle w:val="Compact"/>
+              <w:jc w:val="left"/>
+            </w:pPr>
+            <w:r>
+              <w:t xml:space="preserve">takes object suffix</w:t>
+            </w:r>
+          </w:p>
+        </w:tc>
+      </w:tr>
+      <w:tr>
+        <w:tc>
+          <w:tcPr/>
+          <w:p>
+            <w:pPr>
+              <w:pStyle w:val="Compact"/>
+              <w:jc w:val="left"/>
+            </w:pPr>
+            <w:r>
+              <w:t xml:space="preserve">ܓܡܪܢܐ</w:t>
+            </w:r>
+          </w:p>
+        </w:tc>
+        <w:tc>
+          <w:tcPr/>
+          <w:p>
+            <w:pPr>
+              <w:pStyle w:val="Compact"/>
+              <w:jc w:val="left"/>
+            </w:pPr>
+            <w:r>
+              <w:t xml:space="preserve">gəmrānā</w:t>
+            </w:r>
+          </w:p>
+        </w:tc>
+        <w:tc>
+          <w:tcPr/>
+          <w:p>
+            <w:pPr>
+              <w:pStyle w:val="Compact"/>
+              <w:jc w:val="left"/>
+            </w:pPr>
+            <w:r>
+              <w:t xml:space="preserve">m. noun</w:t>
+            </w:r>
+          </w:p>
+        </w:tc>
+        <w:tc>
+          <w:tcPr/>
+          <w:p>
+            <w:pPr>
+              <w:pStyle w:val="Compact"/>
+              <w:jc w:val="left"/>
+            </w:pPr>
+            <w:r>
+              <w:t xml:space="preserve">completion, fulfillment</w:t>
+            </w:r>
+          </w:p>
+        </w:tc>
+        <w:tc>
+          <w:tcPr/>
+          <w:p>
+            <w:pPr>
+              <w:pStyle w:val="Compact"/>
+              <w:jc w:val="left"/>
+            </w:pPr>
+            <w:r>
+              <w:t xml:space="preserve">derived from g-m-r</w:t>
+            </w:r>
+          </w:p>
+        </w:tc>
+      </w:tr>
+      <w:tr>
+        <w:tc>
+          <w:tcPr/>
+          <w:p>
+            <w:pPr>
+              <w:pStyle w:val="Compact"/>
+              <w:jc w:val="left"/>
+            </w:pPr>
+            <w:r>
+              <w:t xml:space="preserve">ܦܕܘܚܘܬܐ</w:t>
+            </w:r>
+          </w:p>
+        </w:tc>
+        <w:tc>
+          <w:tcPr/>
+          <w:p>
+            <w:pPr>
+              <w:pStyle w:val="Compact"/>
+              <w:jc w:val="left"/>
+            </w:pPr>
+            <w:r>
+              <w:t xml:space="preserve">pədūḥūttā</w:t>
+            </w:r>
+          </w:p>
+        </w:tc>
+        <w:tc>
+          <w:tcPr/>
+          <w:p>
+            <w:pPr>
+              <w:pStyle w:val="Compact"/>
+              <w:jc w:val="left"/>
+            </w:pPr>
+            <w:r>
+              <w:t xml:space="preserve">f. noun</w:t>
+            </w:r>
+          </w:p>
+        </w:tc>
+        <w:tc>
+          <w:tcPr/>
+          <w:p>
+            <w:pPr>
+              <w:pStyle w:val="Compact"/>
+              <w:jc w:val="left"/>
+            </w:pPr>
+            <w:r>
+              <w:t xml:space="preserve">mercy, compassion</w:t>
+            </w:r>
+          </w:p>
+        </w:tc>
+        <w:tc>
+          <w:tcPr/>
+          <w:p>
+            <w:pPr>
+              <w:pStyle w:val="Compact"/>
+              <w:jc w:val="left"/>
+            </w:pPr>
+            <w:r>
+              <w:t xml:space="preserve">related to p-d-ḥ</w:t>
+            </w:r>
+          </w:p>
+        </w:tc>
+      </w:tr>
+      <w:tr>
+        <w:tc>
+          <w:tcPr/>
+          <w:p>
+            <w:pPr>
+              <w:pStyle w:val="Compact"/>
+              <w:jc w:val="left"/>
+            </w:pPr>
+            <w:r>
+              <w:t xml:space="preserve">ܢܣܟܘܬܐ</w:t>
+            </w:r>
+          </w:p>
+        </w:tc>
+        <w:tc>
+          <w:tcPr/>
+          <w:p>
+            <w:pPr>
+              <w:pStyle w:val="Compact"/>
+              <w:jc w:val="left"/>
+            </w:pPr>
+            <w:r>
+              <w:t xml:space="preserve">nəskūttā</w:t>
+            </w:r>
+          </w:p>
+        </w:tc>
+        <w:tc>
+          <w:tcPr/>
+          <w:p>
+            <w:pPr>
+              <w:pStyle w:val="Compact"/>
+              <w:jc w:val="left"/>
+            </w:pPr>
+            <w:r>
+              <w:t xml:space="preserve">f. noun</w:t>
+            </w:r>
+          </w:p>
+        </w:tc>
+        <w:tc>
+          <w:tcPr/>
+          <w:p>
+            <w:pPr>
+              <w:pStyle w:val="Compact"/>
+              <w:jc w:val="left"/>
+            </w:pPr>
+            <w:r>
+              <w:t xml:space="preserve">pouring, libation</w:t>
+            </w:r>
+          </w:p>
+        </w:tc>
+        <w:tc>
+          <w:tcPr/>
+          <w:p>
+            <w:pPr>
+              <w:pStyle w:val="Compact"/>
+              <w:jc w:val="left"/>
+            </w:pPr>
+            <w:r>
+              <w:t xml:space="preserve">from n-s-k</w:t>
+            </w:r>
+          </w:p>
+        </w:tc>
+      </w:tr>
+      <w:tr>
+        <w:tc>
+          <w:tcPr/>
+          <w:p>
+            <w:pPr>
+              <w:pStyle w:val="Compact"/>
+              <w:jc w:val="left"/>
+            </w:pPr>
+            <w:r>
+              <w:t xml:space="preserve">ܕܒܩܘܬܐ</w:t>
+            </w:r>
+          </w:p>
+        </w:tc>
+        <w:tc>
+          <w:tcPr/>
+          <w:p>
+            <w:pPr>
+              <w:pStyle w:val="Compact"/>
+              <w:jc w:val="left"/>
+            </w:pPr>
+            <w:r>
+              <w:t xml:space="preserve">dəbqūttā</w:t>
+            </w:r>
+          </w:p>
+        </w:tc>
+        <w:tc>
+          <w:tcPr/>
+          <w:p>
+            <w:pPr>
+              <w:pStyle w:val="Compact"/>
+              <w:jc w:val="left"/>
+            </w:pPr>
+            <w:r>
+              <w:t xml:space="preserve">f. noun</w:t>
+            </w:r>
+          </w:p>
+        </w:tc>
+        <w:tc>
+          <w:tcPr/>
+          <w:p>
+            <w:pPr>
+              <w:pStyle w:val="Compact"/>
+              <w:jc w:val="left"/>
+            </w:pPr>
+            <w:r>
+              <w:t xml:space="preserve">clinging, adherence</w:t>
+            </w:r>
+          </w:p>
+        </w:tc>
+        <w:tc>
+          <w:tcPr/>
+          <w:p>
+            <w:pPr>
+              <w:pStyle w:val="Compact"/>
+              <w:jc w:val="left"/>
+            </w:pPr>
+            <w:r>
+              <w:t xml:space="preserve">from d-b-q</w:t>
+            </w:r>
+          </w:p>
+        </w:tc>
+      </w:tr>
+      <w:tr>
+        <w:tc>
+          <w:tcPr/>
+          <w:p>
+            <w:pPr>
+              <w:pStyle w:val="Compact"/>
+              <w:jc w:val="left"/>
+            </w:pPr>
+            <w:r>
+              <w:t xml:space="preserve">ܫܡܝܪܐ</w:t>
+            </w:r>
+          </w:p>
+        </w:tc>
+        <w:tc>
+          <w:tcPr/>
+          <w:p>
+            <w:pPr>
+              <w:pStyle w:val="Compact"/>
+              <w:jc w:val="left"/>
+            </w:pPr>
+            <w:r>
+              <w:t xml:space="preserve">šəmīrā</w:t>
+            </w:r>
+          </w:p>
+        </w:tc>
+        <w:tc>
+          <w:tcPr/>
+          <w:p>
+            <w:pPr>
+              <w:pStyle w:val="Compact"/>
+              <w:jc w:val="left"/>
+            </w:pPr>
+            <w:r>
+              <w:t xml:space="preserve">m. noun</w:t>
+            </w:r>
+          </w:p>
+        </w:tc>
+        <w:tc>
+          <w:tcPr/>
+          <w:p>
+            <w:pPr>
+              <w:pStyle w:val="Compact"/>
+              <w:jc w:val="left"/>
+            </w:pPr>
+            <w:r>
+              <w:t xml:space="preserve">watch, guard</w:t>
+            </w:r>
+          </w:p>
+        </w:tc>
+        <w:tc>
+          <w:tcPr/>
+          <w:p>
+            <w:pPr>
+              <w:pStyle w:val="Compact"/>
+              <w:jc w:val="left"/>
+            </w:pPr>
+            <w:r>
+              <w:t xml:space="preserve">from š-m-r</w:t>
+            </w:r>
+          </w:p>
+        </w:tc>
+      </w:tr>
+      <w:tr>
+        <w:tc>
+          <w:tcPr/>
+          <w:p>
+            <w:pPr>
+              <w:pStyle w:val="Compact"/>
+              <w:jc w:val="left"/>
+            </w:pPr>
+            <w:r>
+              <w:t xml:space="preserve">ܥܘܕܢܐ</w:t>
+            </w:r>
+          </w:p>
+        </w:tc>
+        <w:tc>
+          <w:tcPr/>
+          <w:p>
+            <w:pPr>
+              <w:pStyle w:val="Compact"/>
+              <w:jc w:val="left"/>
+            </w:pPr>
+            <w:r>
+              <w:t xml:space="preserve">ʿūddānā</w:t>
+            </w:r>
+          </w:p>
+        </w:tc>
+        <w:tc>
+          <w:tcPr/>
+          <w:p>
+            <w:pPr>
+              <w:pStyle w:val="Compact"/>
+              <w:jc w:val="left"/>
+            </w:pPr>
+            <w:r>
+              <w:t xml:space="preserve">m. noun</w:t>
+            </w:r>
+          </w:p>
+        </w:tc>
+        <w:tc>
+          <w:tcPr/>
+          <w:p>
+            <w:pPr>
+              <w:pStyle w:val="Compact"/>
+              <w:jc w:val="left"/>
+            </w:pPr>
+            <w:r>
+              <w:t xml:space="preserve">answer, response</w:t>
+            </w:r>
+          </w:p>
+        </w:tc>
+        <w:tc>
+          <w:tcPr/>
+          <w:p>
+            <w:pPr>
+              <w:pStyle w:val="Compact"/>
+              <w:jc w:val="left"/>
+            </w:pPr>
+            <w:r>
+              <w:t xml:space="preserve">from ʿ-w-d</w:t>
+            </w:r>
+          </w:p>
+        </w:tc>
+      </w:tr>
+      <w:tr>
+        <w:tc>
+          <w:tcPr/>
+          <w:p>
+            <w:pPr>
+              <w:pStyle w:val="Compact"/>
+              <w:jc w:val="left"/>
+            </w:pPr>
+            <w:r>
+              <w:t xml:space="preserve">ܩܘܒܠܢܐ</w:t>
+            </w:r>
+          </w:p>
+        </w:tc>
+        <w:tc>
+          <w:tcPr/>
+          <w:p>
+            <w:pPr>
+              <w:pStyle w:val="Compact"/>
+              <w:jc w:val="left"/>
+            </w:pPr>
+            <w:r>
+              <w:t xml:space="preserve">qūbbəlānā</w:t>
+            </w:r>
+          </w:p>
+        </w:tc>
+        <w:tc>
+          <w:tcPr/>
+          <w:p>
+            <w:pPr>
+              <w:pStyle w:val="Compact"/>
+              <w:jc w:val="left"/>
+            </w:pPr>
+            <w:r>
+              <w:t xml:space="preserve">m. noun</w:t>
+            </w:r>
+          </w:p>
+        </w:tc>
+        <w:tc>
+          <w:tcPr/>
+          <w:p>
+            <w:pPr>
+              <w:pStyle w:val="Compact"/>
+              <w:jc w:val="left"/>
+            </w:pPr>
+            <w:r>
+              <w:t xml:space="preserve">acceptance, reception</w:t>
+            </w:r>
+          </w:p>
+        </w:tc>
+        <w:tc>
+          <w:tcPr/>
+          <w:p>
+            <w:pPr>
+              <w:pStyle w:val="Compact"/>
+              <w:jc w:val="left"/>
+            </w:pPr>
+            <w:r>
+              <w:t xml:space="preserve">from q-b-l</w:t>
+            </w:r>
+          </w:p>
+        </w:tc>
+      </w:tr>
+      <w:tr>
+        <w:tc>
+          <w:tcPr/>
+          <w:p>
+            <w:pPr>
+              <w:pStyle w:val="Compact"/>
+              <w:jc w:val="left"/>
+            </w:pPr>
+            <w:r>
+              <w:t xml:space="preserve">ܫܪܒܘܬܐ</w:t>
+            </w:r>
+          </w:p>
+        </w:tc>
+        <w:tc>
+          <w:tcPr/>
+          <w:p>
+            <w:pPr>
+              <w:pStyle w:val="Compact"/>
+              <w:jc w:val="left"/>
+            </w:pPr>
+            <w:r>
+              <w:t xml:space="preserve">šərbūttā</w:t>
+            </w:r>
+          </w:p>
+        </w:tc>
+        <w:tc>
+          <w:tcPr/>
+          <w:p>
+            <w:pPr>
+              <w:pStyle w:val="Compact"/>
+              <w:jc w:val="left"/>
+            </w:pPr>
+            <w:r>
+              <w:t xml:space="preserve">f. noun</w:t>
+            </w:r>
+          </w:p>
+        </w:tc>
+        <w:tc>
+          <w:tcPr/>
+          <w:p>
+            <w:pPr>
+              <w:pStyle w:val="Compact"/>
+              <w:jc w:val="left"/>
+            </w:pPr>
+            <w:r>
+              <w:t xml:space="preserve">drinking</w:t>
+            </w:r>
+          </w:p>
+        </w:tc>
+        <w:tc>
+          <w:tcPr/>
+          <w:p>
+            <w:pPr>
+              <w:pStyle w:val="Compact"/>
+              <w:jc w:val="left"/>
+            </w:pPr>
+            <w:r>
+              <w:t xml:space="preserve">from š-r-b</w:t>
+            </w:r>
+          </w:p>
+        </w:tc>
+      </w:tr>
+      <w:tr>
+        <w:tc>
+          <w:tcPr/>
+          <w:p>
+            <w:pPr>
+              <w:pStyle w:val="Compact"/>
+              <w:jc w:val="left"/>
+            </w:pPr>
+            <w:r>
+              <w:t xml:space="preserve">ܡܕܠܘܬܐ</w:t>
+            </w:r>
+          </w:p>
+        </w:tc>
+        <w:tc>
+          <w:tcPr/>
+          <w:p>
+            <w:pPr>
+              <w:pStyle w:val="Compact"/>
+              <w:jc w:val="left"/>
+            </w:pPr>
+            <w:r>
+              <w:t xml:space="preserve">mədəlūttā</w:t>
+            </w:r>
+          </w:p>
+        </w:tc>
+        <w:tc>
+          <w:tcPr/>
+          <w:p>
+            <w:pPr>
+              <w:pStyle w:val="Compact"/>
+              <w:jc w:val="left"/>
+            </w:pPr>
+            <w:r>
+              <w:t xml:space="preserve">f. noun</w:t>
+            </w:r>
+          </w:p>
+        </w:tc>
+        <w:tc>
+          <w:tcPr/>
+          <w:p>
+            <w:pPr>
+              <w:pStyle w:val="Compact"/>
+              <w:jc w:val="left"/>
+            </w:pPr>
+            <w:r>
+              <w:t xml:space="preserve">poverty, humiliation</w:t>
+            </w:r>
+          </w:p>
+        </w:tc>
+        <w:tc>
+          <w:tcPr/>
+          <w:p>
+            <w:pPr>
+              <w:pStyle w:val="Compact"/>
+              <w:jc w:val="left"/>
+            </w:pPr>
+            <w:r>
+              <w:t xml:space="preserve">from m-d-l</w:t>
             </w:r>
           </w:p>
         </w:tc>
       </w:tr>
     </w:tbl>
-    <w:bookmarkEnd w:id="20"/>
-    <w:bookmarkEnd w:id="21"/>
-    <w:bookmarkEnd w:id="22"/>
-    <w:bookmarkEnd w:id="23"/>
-    <w:sectPr>
-      <w:footnotePr>
-        <w:numRestart w:val="eachSect"/>
-      </w:footnotePr>
-    </w:sectPr>
+    <w:bookmarkEnd w:id="30"/>
+    <w:bookmarkEnd w:id="31"/>
+    <w:bookmarkEnd w:id="32"/>
+    <w:sectPr/>
   </w:body>
 </w:document>
 </file>
@@ -6054,7 +6592,7 @@
       <w:lvlText w:val=" "/>
       <w:lvlJc w:val="left"/>
       <w:pPr>
-        <w:ind w:left="720" w:hanging="360"/>
+        <w:ind w:left="720" w:hanging="480"/>
       </w:pPr>
     </w:lvl>
     <w:lvl w:ilvl="1">
@@ -6062,7 +6600,7 @@
       <w:lvlText w:val=" "/>
       <w:lvlJc w:val="left"/>
       <w:pPr>
-        <w:ind w:left="1440" w:hanging="360"/>
+        <w:ind w:left="1440" w:hanging="480"/>
       </w:pPr>
     </w:lvl>
     <w:lvl w:ilvl="2">
@@ -6070,7 +6608,7 @@
       <w:lvlText w:val=" "/>
       <w:lvlJc w:val="left"/>
       <w:pPr>
-        <w:ind w:left="2160" w:hanging="360"/>
+        <w:ind w:left="2160" w:hanging="480"/>
       </w:pPr>
     </w:lvl>
     <w:lvl w:ilvl="3">
@@ -6078,7 +6616,7 @@
       <w:lvlText w:val=" "/>
       <w:lvlJc w:val="left"/>
       <w:pPr>
-        <w:ind w:left="2880" w:hanging="360"/>
+        <w:ind w:left="2880" w:hanging="480"/>
       </w:pPr>
     </w:lvl>
     <w:lvl w:ilvl="4">
@@ -6086,7 +6624,7 @@
       <w:lvlText w:val=" "/>
       <w:lvlJc w:val="left"/>
       <w:pPr>
-        <w:ind w:left="3600" w:hanging="360"/>
+        <w:ind w:left="3600" w:hanging="480"/>
       </w:pPr>
     </w:lvl>
     <w:lvl w:ilvl="5">
@@ -6094,7 +6632,7 @@
       <w:lvlText w:val=" "/>
       <w:lvlJc w:val="left"/>
       <w:pPr>
-        <w:ind w:left="4320" w:hanging="360"/>
+        <w:ind w:left="4320" w:hanging="480"/>
       </w:pPr>
     </w:lvl>
     <w:lvl w:ilvl="6">
@@ -6102,7 +6640,7 @@
       <w:lvlText w:val=" "/>
       <w:lvlJc w:val="left"/>
       <w:pPr>
-        <w:ind w:left="5040" w:hanging="360"/>
+        <w:ind w:left="5040" w:hanging="480"/>
       </w:pPr>
     </w:lvl>
     <w:lvl w:ilvl="7">
@@ -6110,7 +6648,7 @@
       <w:lvlText w:val=" "/>
       <w:lvlJc w:val="left"/>
       <w:pPr>
-        <w:ind w:left="5760" w:hanging="360"/>
+        <w:ind w:left="5760" w:hanging="480"/>
       </w:pPr>
     </w:lvl>
     <w:lvl w:ilvl="8">
@@ -6118,12 +6656,545 @@
       <w:lvlText w:val=" "/>
       <w:lvlJc w:val="left"/>
       <w:pPr>
-        <w:ind w:left="6480" w:hanging="360"/>
+        <w:ind w:left="6480" w:hanging="480"/>
+      </w:pPr>
+    </w:lvl>
+  </w:abstractNum>
+  <w:abstractNum w:abstractNumId="99411">
+    <w:nsid w:val="00A99411"/>
+    <w:multiLevelType w:val="multilevel"/>
+    <w:lvl w:ilvl="0">
+      <w:start w:val="1"/>
+      <w:numFmt w:val="decimal"/>
+      <w:lvlText w:val="%1."/>
+      <w:lvlJc w:val="left"/>
+      <w:pPr>
+        <w:ind w:left="720" w:hanging="480"/>
+      </w:pPr>
+    </w:lvl>
+    <w:lvl w:ilvl="1">
+      <w:start w:val="1"/>
+      <w:numFmt w:val="decimal"/>
+      <w:lvlText w:val="%2."/>
+      <w:lvlJc w:val="left"/>
+      <w:pPr>
+        <w:ind w:left="1440" w:hanging="480"/>
+      </w:pPr>
+    </w:lvl>
+    <w:lvl w:ilvl="2">
+      <w:start w:val="1"/>
+      <w:numFmt w:val="decimal"/>
+      <w:lvlText w:val="%3."/>
+      <w:lvlJc w:val="left"/>
+      <w:pPr>
+        <w:ind w:left="2160" w:hanging="480"/>
+      </w:pPr>
+    </w:lvl>
+    <w:lvl w:ilvl="3">
+      <w:start w:val="1"/>
+      <w:numFmt w:val="decimal"/>
+      <w:lvlText w:val="%4."/>
+      <w:lvlJc w:val="left"/>
+      <w:pPr>
+        <w:ind w:left="2880" w:hanging="480"/>
+      </w:pPr>
+    </w:lvl>
+    <w:lvl w:ilvl="4">
+      <w:start w:val="1"/>
+      <w:numFmt w:val="decimal"/>
+      <w:lvlText w:val="%5."/>
+      <w:lvlJc w:val="left"/>
+      <w:pPr>
+        <w:ind w:left="3600" w:hanging="480"/>
+      </w:pPr>
+    </w:lvl>
+    <w:lvl w:ilvl="5">
+      <w:start w:val="1"/>
+      <w:numFmt w:val="decimal"/>
+      <w:lvlText w:val="%6."/>
+      <w:lvlJc w:val="left"/>
+      <w:pPr>
+        <w:ind w:left="4320" w:hanging="480"/>
+      </w:pPr>
+    </w:lvl>
+    <w:lvl w:ilvl="6">
+      <w:start w:val="1"/>
+      <w:numFmt w:val="decimal"/>
+      <w:lvlText w:val="%7."/>
+      <w:lvlJc w:val="left"/>
+      <w:pPr>
+        <w:ind w:left="5040" w:hanging="480"/>
+      </w:pPr>
+    </w:lvl>
+    <w:lvl w:ilvl="7">
+      <w:start w:val="1"/>
+      <w:numFmt w:val="decimal"/>
+      <w:lvlText w:val="%8."/>
+      <w:lvlJc w:val="left"/>
+      <w:pPr>
+        <w:ind w:left="5760" w:hanging="480"/>
+      </w:pPr>
+    </w:lvl>
+    <w:lvl w:ilvl="8">
+      <w:start w:val="1"/>
+      <w:numFmt w:val="decimal"/>
+      <w:lvlText w:val="%9."/>
+      <w:lvlJc w:val="left"/>
+      <w:pPr>
+        <w:ind w:left="6480" w:hanging="480"/>
+      </w:pPr>
+    </w:lvl>
+  </w:abstractNum>
+  <w:abstractNum w:abstractNumId="991">
+    <w:nsid w:val="0000A991"/>
+    <w:multiLevelType w:val="multilevel"/>
+    <w:lvl w:ilvl="0">
+      <w:numFmt w:val="bullet"/>
+      <w:lvlText w:val="•"/>
+      <w:lvlJc w:val="left"/>
+      <w:pPr>
+        <w:ind w:left="720" w:hanging="480"/>
+      </w:pPr>
+    </w:lvl>
+    <w:lvl w:ilvl="1">
+      <w:numFmt w:val="bullet"/>
+      <w:lvlText w:val="–"/>
+      <w:lvlJc w:val="left"/>
+      <w:pPr>
+        <w:ind w:left="1440" w:hanging="480"/>
+      </w:pPr>
+    </w:lvl>
+    <w:lvl w:ilvl="2">
+      <w:numFmt w:val="bullet"/>
+      <w:lvlText w:val="•"/>
+      <w:lvlJc w:val="left"/>
+      <w:pPr>
+        <w:ind w:left="2160" w:hanging="480"/>
+      </w:pPr>
+    </w:lvl>
+    <w:lvl w:ilvl="3">
+      <w:numFmt w:val="bullet"/>
+      <w:lvlText w:val="–"/>
+      <w:lvlJc w:val="left"/>
+      <w:pPr>
+        <w:ind w:left="2880" w:hanging="480"/>
+      </w:pPr>
+    </w:lvl>
+    <w:lvl w:ilvl="4">
+      <w:numFmt w:val="bullet"/>
+      <w:lvlText w:val="•"/>
+      <w:lvlJc w:val="left"/>
+      <w:pPr>
+        <w:ind w:left="3600" w:hanging="480"/>
+      </w:pPr>
+    </w:lvl>
+    <w:lvl w:ilvl="5">
+      <w:numFmt w:val="bullet"/>
+      <w:lvlText w:val="–"/>
+      <w:lvlJc w:val="left"/>
+      <w:pPr>
+        <w:ind w:left="4320" w:hanging="480"/>
+      </w:pPr>
+    </w:lvl>
+    <w:lvl w:ilvl="6">
+      <w:numFmt w:val="bullet"/>
+      <w:lvlText w:val="•"/>
+      <w:lvlJc w:val="left"/>
+      <w:pPr>
+        <w:ind w:left="5040" w:hanging="480"/>
+      </w:pPr>
+    </w:lvl>
+    <w:lvl w:ilvl="7">
+      <w:numFmt w:val="bullet"/>
+      <w:lvlText w:val="–"/>
+      <w:lvlJc w:val="left"/>
+      <w:pPr>
+        <w:ind w:left="5760" w:hanging="480"/>
+      </w:pPr>
+    </w:lvl>
+    <w:lvl w:ilvl="8">
+      <w:numFmt w:val="bullet"/>
+      <w:lvlText w:val="•"/>
+      <w:lvlJc w:val="left"/>
+      <w:pPr>
+        <w:ind w:left="6480" w:hanging="480"/>
       </w:pPr>
     </w:lvl>
   </w:abstractNum>
   <w:num w:numId="1000">
     <w:abstractNumId w:val="990"/>
+  </w:num>
+  <w:num w:numId="1001">
+    <w:abstractNumId w:val="99411"/>
+    <w:lvlOverride w:ilvl="0">
+      <w:startOverride w:val="1"/>
+    </w:lvlOverride>
+    <w:lvlOverride w:ilvl="1">
+      <w:startOverride w:val="1"/>
+    </w:lvlOverride>
+    <w:lvlOverride w:ilvl="2">
+      <w:startOverride w:val="1"/>
+    </w:lvlOverride>
+    <w:lvlOverride w:ilvl="3">
+      <w:startOverride w:val="1"/>
+    </w:lvlOverride>
+    <w:lvlOverride w:ilvl="4">
+      <w:startOverride w:val="1"/>
+    </w:lvlOverride>
+    <w:lvlOverride w:ilvl="5">
+      <w:startOverride w:val="1"/>
+    </w:lvlOverride>
+    <w:lvlOverride w:ilvl="6">
+      <w:startOverride w:val="1"/>
+    </w:lvlOverride>
+    <w:lvlOverride w:ilvl="7">
+      <w:startOverride w:val="1"/>
+    </w:lvlOverride>
+    <w:lvlOverride w:ilvl="8">
+      <w:startOverride w:val="1"/>
+    </w:lvlOverride>
+  </w:num>
+  <w:num w:numId="1002">
+    <w:abstractNumId w:val="991"/>
+  </w:num>
+  <w:num w:numId="1003">
+    <w:abstractNumId w:val="991"/>
+  </w:num>
+  <w:num w:numId="1004">
+    <w:abstractNumId w:val="991"/>
+  </w:num>
+  <w:num w:numId="1005">
+    <w:abstractNumId w:val="991"/>
+  </w:num>
+  <w:num w:numId="1006">
+    <w:abstractNumId w:val="99411"/>
+    <w:lvlOverride w:ilvl="0">
+      <w:startOverride w:val="1"/>
+    </w:lvlOverride>
+    <w:lvlOverride w:ilvl="1">
+      <w:startOverride w:val="1"/>
+    </w:lvlOverride>
+    <w:lvlOverride w:ilvl="2">
+      <w:startOverride w:val="1"/>
+    </w:lvlOverride>
+    <w:lvlOverride w:ilvl="3">
+      <w:startOverride w:val="1"/>
+    </w:lvlOverride>
+    <w:lvlOverride w:ilvl="4">
+      <w:startOverride w:val="1"/>
+    </w:lvlOverride>
+    <w:lvlOverride w:ilvl="5">
+      <w:startOverride w:val="1"/>
+    </w:lvlOverride>
+    <w:lvlOverride w:ilvl="6">
+      <w:startOverride w:val="1"/>
+    </w:lvlOverride>
+    <w:lvlOverride w:ilvl="7">
+      <w:startOverride w:val="1"/>
+    </w:lvlOverride>
+    <w:lvlOverride w:ilvl="8">
+      <w:startOverride w:val="1"/>
+    </w:lvlOverride>
+  </w:num>
+  <w:num w:numId="1007">
+    <w:abstractNumId w:val="99411"/>
+    <w:lvlOverride w:ilvl="0">
+      <w:startOverride w:val="1"/>
+    </w:lvlOverride>
+    <w:lvlOverride w:ilvl="1">
+      <w:startOverride w:val="1"/>
+    </w:lvlOverride>
+    <w:lvlOverride w:ilvl="2">
+      <w:startOverride w:val="1"/>
+    </w:lvlOverride>
+    <w:lvlOverride w:ilvl="3">
+      <w:startOverride w:val="1"/>
+    </w:lvlOverride>
+    <w:lvlOverride w:ilvl="4">
+      <w:startOverride w:val="1"/>
+    </w:lvlOverride>
+    <w:lvlOverride w:ilvl="5">
+      <w:startOverride w:val="1"/>
+    </w:lvlOverride>
+    <w:lvlOverride w:ilvl="6">
+      <w:startOverride w:val="1"/>
+    </w:lvlOverride>
+    <w:lvlOverride w:ilvl="7">
+      <w:startOverride w:val="1"/>
+    </w:lvlOverride>
+    <w:lvlOverride w:ilvl="8">
+      <w:startOverride w:val="1"/>
+    </w:lvlOverride>
+  </w:num>
+  <w:num w:numId="1008">
+    <w:abstractNumId w:val="99411"/>
+    <w:lvlOverride w:ilvl="0">
+      <w:startOverride w:val="1"/>
+    </w:lvlOverride>
+    <w:lvlOverride w:ilvl="1">
+      <w:startOverride w:val="1"/>
+    </w:lvlOverride>
+    <w:lvlOverride w:ilvl="2">
+      <w:startOverride w:val="1"/>
+    </w:lvlOverride>
+    <w:lvlOverride w:ilvl="3">
+      <w:startOverride w:val="1"/>
+    </w:lvlOverride>
+    <w:lvlOverride w:ilvl="4">
+      <w:startOverride w:val="1"/>
+    </w:lvlOverride>
+    <w:lvlOverride w:ilvl="5">
+      <w:startOverride w:val="1"/>
+    </w:lvlOverride>
+    <w:lvlOverride w:ilvl="6">
+      <w:startOverride w:val="1"/>
+    </w:lvlOverride>
+    <w:lvlOverride w:ilvl="7">
+      <w:startOverride w:val="1"/>
+    </w:lvlOverride>
+    <w:lvlOverride w:ilvl="8">
+      <w:startOverride w:val="1"/>
+    </w:lvlOverride>
+  </w:num>
+  <w:num w:numId="1009">
+    <w:abstractNumId w:val="99411"/>
+    <w:lvlOverride w:ilvl="0">
+      <w:startOverride w:val="1"/>
+    </w:lvlOverride>
+    <w:lvlOverride w:ilvl="1">
+      <w:startOverride w:val="1"/>
+    </w:lvlOverride>
+    <w:lvlOverride w:ilvl="2">
+      <w:startOverride w:val="1"/>
+    </w:lvlOverride>
+    <w:lvlOverride w:ilvl="3">
+      <w:startOverride w:val="1"/>
+    </w:lvlOverride>
+    <w:lvlOverride w:ilvl="4">
+      <w:startOverride w:val="1"/>
+    </w:lvlOverride>
+    <w:lvlOverride w:ilvl="5">
+      <w:startOverride w:val="1"/>
+    </w:lvlOverride>
+    <w:lvlOverride w:ilvl="6">
+      <w:startOverride w:val="1"/>
+    </w:lvlOverride>
+    <w:lvlOverride w:ilvl="7">
+      <w:startOverride w:val="1"/>
+    </w:lvlOverride>
+    <w:lvlOverride w:ilvl="8">
+      <w:startOverride w:val="1"/>
+    </w:lvlOverride>
+  </w:num>
+  <w:num w:numId="1010">
+    <w:abstractNumId w:val="99411"/>
+    <w:lvlOverride w:ilvl="0">
+      <w:startOverride w:val="1"/>
+    </w:lvlOverride>
+    <w:lvlOverride w:ilvl="1">
+      <w:startOverride w:val="1"/>
+    </w:lvlOverride>
+    <w:lvlOverride w:ilvl="2">
+      <w:startOverride w:val="1"/>
+    </w:lvlOverride>
+    <w:lvlOverride w:ilvl="3">
+      <w:startOverride w:val="1"/>
+    </w:lvlOverride>
+    <w:lvlOverride w:ilvl="4">
+      <w:startOverride w:val="1"/>
+    </w:lvlOverride>
+    <w:lvlOverride w:ilvl="5">
+      <w:startOverride w:val="1"/>
+    </w:lvlOverride>
+    <w:lvlOverride w:ilvl="6">
+      <w:startOverride w:val="1"/>
+    </w:lvlOverride>
+    <w:lvlOverride w:ilvl="7">
+      <w:startOverride w:val="1"/>
+    </w:lvlOverride>
+    <w:lvlOverride w:ilvl="8">
+      <w:startOverride w:val="1"/>
+    </w:lvlOverride>
+  </w:num>
+  <w:num w:numId="1011">
+    <w:abstractNumId w:val="99411"/>
+    <w:lvlOverride w:ilvl="0">
+      <w:startOverride w:val="1"/>
+    </w:lvlOverride>
+    <w:lvlOverride w:ilvl="1">
+      <w:startOverride w:val="1"/>
+    </w:lvlOverride>
+    <w:lvlOverride w:ilvl="2">
+      <w:startOverride w:val="1"/>
+    </w:lvlOverride>
+    <w:lvlOverride w:ilvl="3">
+      <w:startOverride w:val="1"/>
+    </w:lvlOverride>
+    <w:lvlOverride w:ilvl="4">
+      <w:startOverride w:val="1"/>
+    </w:lvlOverride>
+    <w:lvlOverride w:ilvl="5">
+      <w:startOverride w:val="1"/>
+    </w:lvlOverride>
+    <w:lvlOverride w:ilvl="6">
+      <w:startOverride w:val="1"/>
+    </w:lvlOverride>
+    <w:lvlOverride w:ilvl="7">
+      <w:startOverride w:val="1"/>
+    </w:lvlOverride>
+    <w:lvlOverride w:ilvl="8">
+      <w:startOverride w:val="1"/>
+    </w:lvlOverride>
+  </w:num>
+  <w:num w:numId="1012">
+    <w:abstractNumId w:val="99411"/>
+    <w:lvlOverride w:ilvl="0">
+      <w:startOverride w:val="1"/>
+    </w:lvlOverride>
+    <w:lvlOverride w:ilvl="1">
+      <w:startOverride w:val="1"/>
+    </w:lvlOverride>
+    <w:lvlOverride w:ilvl="2">
+      <w:startOverride w:val="1"/>
+    </w:lvlOverride>
+    <w:lvlOverride w:ilvl="3">
+      <w:startOverride w:val="1"/>
+    </w:lvlOverride>
+    <w:lvlOverride w:ilvl="4">
+      <w:startOverride w:val="1"/>
+    </w:lvlOverride>
+    <w:lvlOverride w:ilvl="5">
+      <w:startOverride w:val="1"/>
+    </w:lvlOverride>
+    <w:lvlOverride w:ilvl="6">
+      <w:startOverride w:val="1"/>
+    </w:lvlOverride>
+    <w:lvlOverride w:ilvl="7">
+      <w:startOverride w:val="1"/>
+    </w:lvlOverride>
+    <w:lvlOverride w:ilvl="8">
+      <w:startOverride w:val="1"/>
+    </w:lvlOverride>
+  </w:num>
+  <w:num w:numId="1013">
+    <w:abstractNumId w:val="99411"/>
+    <w:lvlOverride w:ilvl="0">
+      <w:startOverride w:val="1"/>
+    </w:lvlOverride>
+    <w:lvlOverride w:ilvl="1">
+      <w:startOverride w:val="1"/>
+    </w:lvlOverride>
+    <w:lvlOverride w:ilvl="2">
+      <w:startOverride w:val="1"/>
+    </w:lvlOverride>
+    <w:lvlOverride w:ilvl="3">
+      <w:startOverride w:val="1"/>
+    </w:lvlOverride>
+    <w:lvlOverride w:ilvl="4">
+      <w:startOverride w:val="1"/>
+    </w:lvlOverride>
+    <w:lvlOverride w:ilvl="5">
+      <w:startOverride w:val="1"/>
+    </w:lvlOverride>
+    <w:lvlOverride w:ilvl="6">
+      <w:startOverride w:val="1"/>
+    </w:lvlOverride>
+    <w:lvlOverride w:ilvl="7">
+      <w:startOverride w:val="1"/>
+    </w:lvlOverride>
+    <w:lvlOverride w:ilvl="8">
+      <w:startOverride w:val="1"/>
+    </w:lvlOverride>
+  </w:num>
+  <w:num w:numId="1014">
+    <w:abstractNumId w:val="99411"/>
+    <w:lvlOverride w:ilvl="0">
+      <w:startOverride w:val="1"/>
+    </w:lvlOverride>
+    <w:lvlOverride w:ilvl="1">
+      <w:startOverride w:val="1"/>
+    </w:lvlOverride>
+    <w:lvlOverride w:ilvl="2">
+      <w:startOverride w:val="1"/>
+    </w:lvlOverride>
+    <w:lvlOverride w:ilvl="3">
+      <w:startOverride w:val="1"/>
+    </w:lvlOverride>
+    <w:lvlOverride w:ilvl="4">
+      <w:startOverride w:val="1"/>
+    </w:lvlOverride>
+    <w:lvlOverride w:ilvl="5">
+      <w:startOverride w:val="1"/>
+    </w:lvlOverride>
+    <w:lvlOverride w:ilvl="6">
+      <w:startOverride w:val="1"/>
+    </w:lvlOverride>
+    <w:lvlOverride w:ilvl="7">
+      <w:startOverride w:val="1"/>
+    </w:lvlOverride>
+    <w:lvlOverride w:ilvl="8">
+      <w:startOverride w:val="1"/>
+    </w:lvlOverride>
+  </w:num>
+  <w:num w:numId="1015">
+    <w:abstractNumId w:val="99411"/>
+    <w:lvlOverride w:ilvl="0">
+      <w:startOverride w:val="1"/>
+    </w:lvlOverride>
+    <w:lvlOverride w:ilvl="1">
+      <w:startOverride w:val="1"/>
+    </w:lvlOverride>
+    <w:lvlOverride w:ilvl="2">
+      <w:startOverride w:val="1"/>
+    </w:lvlOverride>
+    <w:lvlOverride w:ilvl="3">
+      <w:startOverride w:val="1"/>
+    </w:lvlOverride>
+    <w:lvlOverride w:ilvl="4">
+      <w:startOverride w:val="1"/>
+    </w:lvlOverride>
+    <w:lvlOverride w:ilvl="5">
+      <w:startOverride w:val="1"/>
+    </w:lvlOverride>
+    <w:lvlOverride w:ilvl="6">
+      <w:startOverride w:val="1"/>
+    </w:lvlOverride>
+    <w:lvlOverride w:ilvl="7">
+      <w:startOverride w:val="1"/>
+    </w:lvlOverride>
+    <w:lvlOverride w:ilvl="8">
+      <w:startOverride w:val="1"/>
+    </w:lvlOverride>
+  </w:num>
+  <w:num w:numId="1016">
+    <w:abstractNumId w:val="99411"/>
+    <w:lvlOverride w:ilvl="0">
+      <w:startOverride w:val="1"/>
+    </w:lvlOverride>
+    <w:lvlOverride w:ilvl="1">
+      <w:startOverride w:val="1"/>
+    </w:lvlOverride>
+    <w:lvlOverride w:ilvl="2">
+      <w:startOverride w:val="1"/>
+    </w:lvlOverride>
+    <w:lvlOverride w:ilvl="3">
+      <w:startOverride w:val="1"/>
+    </w:lvlOverride>
+    <w:lvlOverride w:ilvl="4">
+      <w:startOverride w:val="1"/>
+    </w:lvlOverride>
+    <w:lvlOverride w:ilvl="5">
+      <w:startOverride w:val="1"/>
+    </w:lvlOverride>
+    <w:lvlOverride w:ilvl="6">
+      <w:startOverride w:val="1"/>
+    </w:lvlOverride>
+    <w:lvlOverride w:ilvl="7">
+      <w:startOverride w:val="1"/>
+    </w:lvlOverride>
+    <w:lvlOverride w:ilvl="8">
+      <w:startOverride w:val="1"/>
+    </w:lvlOverride>
   </w:num>
 </w:numbering>
 </file>
@@ -6133,10 +7204,10 @@
   <w:docDefaults>
     <w:rPrDefault>
       <w:rPr>
-        <w:rFonts w:asciiTheme="minorHAnsi" w:cstheme="minorBidi" w:eastAsiaTheme="minorEastAsia" w:hAnsiTheme="minorHAnsi"/>
+        <w:rFonts w:asciiTheme="minorHAnsi" w:cstheme="minorBidi" w:eastAsiaTheme="minorHAnsi" w:hAnsiTheme="minorHAnsi"/>
         <w:sz w:val="24"/>
         <w:szCs w:val="24"/>
-        <w:lang w:bidi="ar-SA" w:eastAsia="zh-CN" w:val="en-US"/>
+        <w:lang w:bidi="ar-SA" w:eastAsia="en-US" w:val="en-US"/>
       </w:rPr>
     </w:rPrDefault>
     <w:pPrDefault>
@@ -6177,94 +7248,57 @@
     <w:name w:val="Title"/>
     <w:basedOn w:val="Normal"/>
     <w:next w:val="BodyText"/>
-    <w:link w:val="TitleChar"/>
-    <w:uiPriority w:val="10"/>
     <w:qFormat/>
-    <w:rsid w:val="00A10FD9"/>
     <w:pPr>
-      <w:spacing w:after="80" w:line="240" w:lineRule="auto"/>
-      <w:contextualSpacing/>
+      <w:keepNext/>
+      <w:keepLines/>
+      <w:spacing w:after="240" w:before="480"/>
       <w:jc w:val="center"/>
     </w:pPr>
     <w:rPr>
       <w:rFonts w:asciiTheme="majorHAnsi" w:cstheme="majorBidi" w:eastAsiaTheme="majorEastAsia" w:hAnsiTheme="majorHAnsi"/>
-      <w:sz w:val="56"/>
-      <w:szCs w:val="56"/>
-    </w:rPr>
-  </w:style>
-  <w:style w:customStyle="1" w:styleId="TitleChar" w:type="character">
-    <w:name w:val="Title Char"/>
-    <w:basedOn w:val="DefaultParagraphFont"/>
-    <w:link w:val="Title"/>
-    <w:uiPriority w:val="10"/>
-    <w:rsid w:val="00A10FD9"/>
-    <w:rPr>
-      <w:rFonts w:asciiTheme="majorHAnsi" w:cstheme="majorBidi" w:eastAsiaTheme="majorEastAsia" w:hAnsiTheme="majorHAnsi"/>
-      <w:sz w:val="56"/>
-      <w:szCs w:val="56"/>
+      <w:b/>
+      <w:bCs/>
+      <w:color w:themeColor="accent1" w:themeShade="B5" w:val="345A8A"/>
+      <w:sz w:val="36"/>
+      <w:szCs w:val="36"/>
     </w:rPr>
   </w:style>
   <w:style w:styleId="Subtitle" w:type="paragraph">
     <w:name w:val="Subtitle"/>
     <w:basedOn w:val="Title"/>
     <w:next w:val="BodyText"/>
-    <w:link w:val="SubtitleChar"/>
-    <w:uiPriority w:val="11"/>
     <w:qFormat/>
-    <w:rsid w:val="00A10FD9"/>
     <w:pPr>
-      <w:numPr>
-        <w:ilvl w:val="1"/>
-      </w:numPr>
+      <w:keepNext/>
+      <w:keepLines/>
+      <w:spacing w:after="240" w:before="240"/>
+      <w:jc w:val="center"/>
     </w:pPr>
     <w:rPr>
-      <w:rFonts w:cstheme="majorBidi" w:eastAsiaTheme="majorEastAsia"/>
-      <w:spacing w:val="15"/>
-      <w:sz w:val="28"/>
-      <w:szCs w:val="28"/>
-    </w:rPr>
-  </w:style>
-  <w:style w:customStyle="1" w:styleId="SubtitleChar" w:type="character">
-    <w:name w:val="Subtitle Char"/>
-    <w:basedOn w:val="DefaultParagraphFont"/>
-    <w:link w:val="Subtitle"/>
-    <w:uiPriority w:val="11"/>
-    <w:rsid w:val="00A10FD9"/>
-    <w:rPr>
-      <w:rFonts w:cstheme="majorBidi" w:eastAsiaTheme="majorEastAsia"/>
-      <w:color w:themeColor="text1" w:themeTint="A6" w:val="595959"/>
-      <w:spacing w:val="15"/>
-      <w:sz w:val="28"/>
-      <w:szCs w:val="28"/>
+      <w:sz w:val="30"/>
+      <w:szCs w:val="30"/>
     </w:rPr>
   </w:style>
   <w:style w:customStyle="1" w:styleId="Author" w:type="paragraph">
     <w:name w:val="Author"/>
-    <w:basedOn w:val="Title"/>
     <w:next w:val="BodyText"/>
     <w:qFormat/>
     <w:pPr>
       <w:keepNext/>
       <w:keepLines/>
+      <w:jc w:val="center"/>
     </w:pPr>
-    <w:rPr>
-      <w:sz w:val="24"/>
-      <w:szCs w:val="24"/>
-    </w:rPr>
   </w:style>
   <w:style w:styleId="Date" w:type="paragraph">
     <w:name w:val="Date"/>
-    <w:basedOn w:val="Title"/>
     <w:next w:val="BodyText"/>
     <w:qFormat/>
     <w:pPr>
       <w:keepNext/>
       <w:keepLines/>
+      <w:jc w:val="center"/>
     </w:pPr>
-    <w:rPr>
-      <w:sz w:val="24"/>
-      <w:szCs w:val="24"/>
-    </w:rPr>
   </w:style>
   <w:style w:customStyle="1" w:styleId="AbstractTitle" w:type="paragraph">
     <w:name w:val="Abstract Title"/>
@@ -6279,6 +7313,7 @@
     </w:pPr>
     <w:rPr>
       <w:b/>
+      <w:color w:val="345A8A"/>
       <w:sz w:val="20"/>
       <w:szCs w:val="20"/>
     </w:rPr>
@@ -6307,321 +7342,191 @@
     <w:rPr/>
   </w:style>
   <w:style w:styleId="Heading1" w:type="paragraph">
-    <w:name w:val="heading 1"/>
+    <w:name w:val="Heading 1"/>
     <w:basedOn w:val="Normal"/>
     <w:next w:val="BodyText"/>
-    <w:link w:val="Heading1Char"/>
     <w:uiPriority w:val="9"/>
     <w:qFormat/>
-    <w:rsid w:val="00A10FD9"/>
     <w:pPr>
       <w:keepNext/>
       <w:keepLines/>
-      <w:spacing w:after="80" w:before="360"/>
+      <w:spacing w:after="0" w:before="480"/>
       <w:outlineLvl w:val="0"/>
     </w:pPr>
     <w:rPr>
       <w:rFonts w:asciiTheme="majorHAnsi" w:cstheme="majorBidi" w:eastAsiaTheme="majorEastAsia" w:hAnsiTheme="majorHAnsi"/>
-      <w:color w:themeColor="accent1" w:themeShade="BF" w:val="0F4761"/>
-      <w:sz w:val="40"/>
-      <w:szCs w:val="40"/>
+      <w:b/>
+      <w:bCs/>
+      <w:color w:themeColor="accent1" w:val="4F81BD"/>
+      <w:sz w:val="32"/>
+      <w:szCs w:val="32"/>
     </w:rPr>
   </w:style>
   <w:style w:styleId="Heading2" w:type="paragraph">
-    <w:name w:val="heading 2"/>
+    <w:name w:val="Heading 2"/>
     <w:basedOn w:val="Normal"/>
     <w:next w:val="BodyText"/>
-    <w:link w:val="Heading2Char"/>
     <w:uiPriority w:val="9"/>
-    <w:semiHidden/>
     <w:unhideWhenUsed/>
     <w:qFormat/>
-    <w:rsid w:val="00A10FD9"/>
     <w:pPr>
       <w:keepNext/>
       <w:keepLines/>
-      <w:spacing w:after="80" w:before="160"/>
+      <w:spacing w:after="0" w:before="200"/>
       <w:outlineLvl w:val="1"/>
     </w:pPr>
     <w:rPr>
       <w:rFonts w:asciiTheme="majorHAnsi" w:cstheme="majorBidi" w:eastAsiaTheme="majorEastAsia" w:hAnsiTheme="majorHAnsi"/>
-      <w:color w:themeColor="accent1" w:themeShade="BF" w:val="0F4761"/>
-      <w:sz w:val="32"/>
-      <w:szCs w:val="32"/>
-    </w:rPr>
-  </w:style>
-  <w:style w:styleId="Heading3" w:type="paragraph">
-    <w:name w:val="heading 3"/>
-    <w:basedOn w:val="Normal"/>
-    <w:next w:val="BodyText"/>
-    <w:link w:val="Heading3Char"/>
-    <w:uiPriority w:val="9"/>
-    <w:semiHidden/>
-    <w:unhideWhenUsed/>
-    <w:qFormat/>
-    <w:rsid w:val="00A10FD9"/>
-    <w:pPr>
-      <w:keepNext/>
-      <w:keepLines/>
-      <w:spacing w:after="80" w:before="160"/>
-      <w:outlineLvl w:val="2"/>
-    </w:pPr>
-    <w:rPr>
-      <w:rFonts w:cstheme="majorBidi" w:eastAsiaTheme="majorEastAsia"/>
-      <w:color w:themeColor="accent1" w:themeShade="BF" w:val="0F4761"/>
+      <w:b/>
+      <w:bCs/>
+      <w:color w:themeColor="accent1" w:val="4F81BD"/>
       <w:sz w:val="28"/>
       <w:szCs w:val="28"/>
     </w:rPr>
   </w:style>
-  <w:style w:styleId="Heading4" w:type="paragraph">
-    <w:name w:val="heading 4"/>
+  <w:style w:styleId="Heading3" w:type="paragraph">
+    <w:name w:val="Heading 3"/>
     <w:basedOn w:val="Normal"/>
     <w:next w:val="BodyText"/>
-    <w:link w:val="Heading4Char"/>
     <w:uiPriority w:val="9"/>
-    <w:semiHidden/>
     <w:unhideWhenUsed/>
     <w:qFormat/>
-    <w:rsid w:val="00A10FD9"/>
     <w:pPr>
       <w:keepNext/>
       <w:keepLines/>
-      <w:spacing w:after="40" w:before="80"/>
+      <w:spacing w:after="0" w:before="200"/>
+      <w:outlineLvl w:val="2"/>
+    </w:pPr>
+    <w:rPr>
+      <w:rFonts w:asciiTheme="majorHAnsi" w:cstheme="majorBidi" w:eastAsiaTheme="majorEastAsia" w:hAnsiTheme="majorHAnsi"/>
+      <w:b/>
+      <w:bCs/>
+      <w:color w:themeColor="accent1" w:val="4F81BD"/>
+      <w:sz w:val="24"/>
+      <w:szCs w:val="24"/>
+    </w:rPr>
+  </w:style>
+  <w:style w:styleId="Heading4" w:type="paragraph">
+    <w:name w:val="Heading 4"/>
+    <w:basedOn w:val="Normal"/>
+    <w:next w:val="BodyText"/>
+    <w:uiPriority w:val="9"/>
+    <w:unhideWhenUsed/>
+    <w:qFormat/>
+    <w:pPr>
+      <w:keepNext/>
+      <w:keepLines/>
+      <w:spacing w:after="0" w:before="200"/>
       <w:outlineLvl w:val="3"/>
     </w:pPr>
     <w:rPr>
-      <w:rFonts w:cstheme="majorBidi" w:eastAsiaTheme="majorEastAsia"/>
+      <w:rFonts w:asciiTheme="majorHAnsi" w:cstheme="majorBidi" w:eastAsiaTheme="majorEastAsia" w:hAnsiTheme="majorHAnsi"/>
+      <w:bCs/>
       <w:i/>
-      <w:iCs/>
-      <w:color w:themeColor="accent1" w:themeShade="BF" w:val="0F4761"/>
+      <w:color w:themeColor="accent1" w:val="4F81BD"/>
+      <w:sz w:val="24"/>
+      <w:szCs w:val="24"/>
     </w:rPr>
   </w:style>
   <w:style w:styleId="Heading5" w:type="paragraph">
-    <w:name w:val="heading 5"/>
+    <w:name w:val="Heading 5"/>
     <w:basedOn w:val="Normal"/>
     <w:next w:val="BodyText"/>
-    <w:link w:val="Heading5Char"/>
     <w:uiPriority w:val="9"/>
-    <w:semiHidden/>
     <w:unhideWhenUsed/>
     <w:qFormat/>
-    <w:rsid w:val="00A10FD9"/>
     <w:pPr>
       <w:keepNext/>
       <w:keepLines/>
-      <w:spacing w:after="40" w:before="80"/>
+      <w:spacing w:after="0" w:before="200"/>
       <w:outlineLvl w:val="4"/>
     </w:pPr>
     <w:rPr>
-      <w:rFonts w:cstheme="majorBidi" w:eastAsiaTheme="majorEastAsia"/>
-      <w:color w:themeColor="accent1" w:themeShade="BF" w:val="0F4761"/>
+      <w:rFonts w:asciiTheme="majorHAnsi" w:cstheme="majorBidi" w:eastAsiaTheme="majorEastAsia" w:hAnsiTheme="majorHAnsi"/>
+      <w:iCs/>
+      <w:color w:themeColor="accent1" w:val="4F81BD"/>
+      <w:sz w:val="24"/>
+      <w:szCs w:val="24"/>
     </w:rPr>
   </w:style>
   <w:style w:styleId="Heading6" w:type="paragraph">
-    <w:name w:val="heading 6"/>
+    <w:name w:val="Heading 6"/>
     <w:basedOn w:val="Normal"/>
     <w:next w:val="BodyText"/>
-    <w:link w:val="Heading6Char"/>
     <w:uiPriority w:val="9"/>
-    <w:semiHidden/>
     <w:unhideWhenUsed/>
     <w:qFormat/>
-    <w:rsid w:val="00A10FD9"/>
     <w:pPr>
       <w:keepNext/>
       <w:keepLines/>
-      <w:spacing w:after="0" w:before="40"/>
+      <w:spacing w:after="0" w:before="200"/>
       <w:outlineLvl w:val="5"/>
     </w:pPr>
     <w:rPr>
-      <w:rFonts w:cstheme="majorBidi" w:eastAsiaTheme="majorEastAsia"/>
-      <w:i/>
-      <w:iCs/>
-      <w:color w:themeColor="text1" w:themeTint="A6" w:val="595959"/>
+      <w:rFonts w:asciiTheme="majorHAnsi" w:cstheme="majorBidi" w:eastAsiaTheme="majorEastAsia" w:hAnsiTheme="majorHAnsi"/>
+      <w:color w:themeColor="accent1" w:val="4F81BD"/>
+      <w:sz w:val="24"/>
+      <w:szCs w:val="24"/>
     </w:rPr>
   </w:style>
   <w:style w:styleId="Heading7" w:type="paragraph">
-    <w:name w:val="heading 7"/>
+    <w:name w:val="Heading 7"/>
     <w:basedOn w:val="Normal"/>
     <w:next w:val="BodyText"/>
-    <w:link w:val="Heading7Char"/>
     <w:uiPriority w:val="9"/>
-    <w:semiHidden/>
     <w:unhideWhenUsed/>
     <w:qFormat/>
-    <w:rsid w:val="00A10FD9"/>
     <w:pPr>
       <w:keepNext/>
       <w:keepLines/>
-      <w:spacing w:after="0" w:before="40"/>
+      <w:spacing w:after="0" w:before="200"/>
       <w:outlineLvl w:val="6"/>
     </w:pPr>
     <w:rPr>
-      <w:rFonts w:cstheme="majorBidi" w:eastAsiaTheme="majorEastAsia"/>
-      <w:color w:themeColor="text1" w:themeTint="A6" w:val="595959"/>
+      <w:rFonts w:asciiTheme="majorHAnsi" w:cstheme="majorBidi" w:eastAsiaTheme="majorEastAsia" w:hAnsiTheme="majorHAnsi"/>
+      <w:color w:themeColor="accent1" w:val="4F81BD"/>
+      <w:sz w:val="24"/>
+      <w:szCs w:val="24"/>
     </w:rPr>
   </w:style>
   <w:style w:styleId="Heading8" w:type="paragraph">
-    <w:name w:val="heading 8"/>
+    <w:name w:val="Heading 8"/>
     <w:basedOn w:val="Normal"/>
     <w:next w:val="BodyText"/>
-    <w:link w:val="Heading8Char"/>
     <w:uiPriority w:val="9"/>
-    <w:semiHidden/>
     <w:unhideWhenUsed/>
     <w:qFormat/>
-    <w:rsid w:val="00A10FD9"/>
     <w:pPr>
       <w:keepNext/>
       <w:keepLines/>
-      <w:spacing w:after="0"/>
+      <w:spacing w:after="0" w:before="200"/>
       <w:outlineLvl w:val="7"/>
     </w:pPr>
     <w:rPr>
-      <w:rFonts w:cstheme="majorBidi" w:eastAsiaTheme="majorEastAsia"/>
-      <w:i/>
-      <w:iCs/>
-      <w:color w:themeColor="text1" w:themeTint="D8" w:val="272727"/>
+      <w:rFonts w:asciiTheme="majorHAnsi" w:cstheme="majorBidi" w:eastAsiaTheme="majorEastAsia" w:hAnsiTheme="majorHAnsi"/>
+      <w:color w:themeColor="accent1" w:val="4F81BD"/>
+      <w:sz w:val="24"/>
+      <w:szCs w:val="24"/>
     </w:rPr>
   </w:style>
   <w:style w:styleId="Heading9" w:type="paragraph">
-    <w:name w:val="heading 9"/>
+    <w:name w:val="Heading 9"/>
     <w:basedOn w:val="Normal"/>
     <w:next w:val="BodyText"/>
-    <w:link w:val="Heading9Char"/>
     <w:uiPriority w:val="9"/>
-    <w:semiHidden/>
     <w:unhideWhenUsed/>
     <w:qFormat/>
-    <w:rsid w:val="00A10FD9"/>
     <w:pPr>
       <w:keepNext/>
       <w:keepLines/>
-      <w:spacing w:after="0"/>
+      <w:spacing w:after="0" w:before="200"/>
       <w:outlineLvl w:val="8"/>
     </w:pPr>
     <w:rPr>
-      <w:rFonts w:cstheme="majorBidi" w:eastAsiaTheme="majorEastAsia"/>
-      <w:color w:themeColor="text1" w:themeTint="D8" w:val="272727"/>
-    </w:rPr>
-  </w:style>
-  <w:style w:customStyle="1" w:styleId="Heading1Char" w:type="character">
-    <w:name w:val="Heading 1 Char"/>
-    <w:basedOn w:val="DefaultParagraphFont"/>
-    <w:link w:val="Heading1"/>
-    <w:uiPriority w:val="9"/>
-    <w:rsid w:val="00A10FD9"/>
-    <w:rPr>
       <w:rFonts w:asciiTheme="majorHAnsi" w:cstheme="majorBidi" w:eastAsiaTheme="majorEastAsia" w:hAnsiTheme="majorHAnsi"/>
-      <w:color w:themeColor="accent1" w:themeShade="BF" w:val="0F4761"/>
-      <w:sz w:val="40"/>
-      <w:szCs w:val="40"/>
-    </w:rPr>
-  </w:style>
-  <w:style w:customStyle="1" w:styleId="Heading2Char" w:type="character">
-    <w:name w:val="Heading 2 Char"/>
-    <w:basedOn w:val="DefaultParagraphFont"/>
-    <w:link w:val="Heading2"/>
-    <w:uiPriority w:val="9"/>
-    <w:semiHidden/>
-    <w:rsid w:val="00A10FD9"/>
-    <w:rPr>
-      <w:rFonts w:asciiTheme="majorHAnsi" w:cstheme="majorBidi" w:eastAsiaTheme="majorEastAsia" w:hAnsiTheme="majorHAnsi"/>
-      <w:color w:themeColor="accent1" w:themeShade="BF" w:val="0F4761"/>
-      <w:sz w:val="32"/>
-      <w:szCs w:val="32"/>
-    </w:rPr>
-  </w:style>
-  <w:style w:customStyle="1" w:styleId="Heading3Char" w:type="character">
-    <w:name w:val="Heading 3 Char"/>
-    <w:basedOn w:val="DefaultParagraphFont"/>
-    <w:link w:val="Heading3"/>
-    <w:uiPriority w:val="9"/>
-    <w:semiHidden/>
-    <w:rsid w:val="00A10FD9"/>
-    <w:rPr>
-      <w:rFonts w:cstheme="majorBidi" w:eastAsiaTheme="majorEastAsia"/>
-      <w:color w:themeColor="accent1" w:themeShade="BF" w:val="0F4761"/>
-      <w:sz w:val="28"/>
-      <w:szCs w:val="28"/>
-    </w:rPr>
-  </w:style>
-  <w:style w:customStyle="1" w:styleId="Heading4Char" w:type="character">
-    <w:name w:val="Heading 4 Char"/>
-    <w:basedOn w:val="DefaultParagraphFont"/>
-    <w:link w:val="Heading4"/>
-    <w:uiPriority w:val="9"/>
-    <w:semiHidden/>
-    <w:rsid w:val="00A10FD9"/>
-    <w:rPr>
-      <w:rFonts w:cstheme="majorBidi" w:eastAsiaTheme="majorEastAsia"/>
-      <w:i/>
-      <w:iCs/>
-      <w:color w:themeColor="accent1" w:themeShade="BF" w:val="0F4761"/>
-    </w:rPr>
-  </w:style>
-  <w:style w:customStyle="1" w:styleId="Heading5Char" w:type="character">
-    <w:name w:val="Heading 5 Char"/>
-    <w:basedOn w:val="DefaultParagraphFont"/>
-    <w:link w:val="Heading5"/>
-    <w:uiPriority w:val="9"/>
-    <w:semiHidden/>
-    <w:rsid w:val="00A10FD9"/>
-    <w:rPr>
-      <w:rFonts w:cstheme="majorBidi" w:eastAsiaTheme="majorEastAsia"/>
-      <w:color w:themeColor="accent1" w:themeShade="BF" w:val="0F4761"/>
-    </w:rPr>
-  </w:style>
-  <w:style w:customStyle="1" w:styleId="Heading6Char" w:type="character">
-    <w:name w:val="Heading 6 Char"/>
-    <w:basedOn w:val="DefaultParagraphFont"/>
-    <w:link w:val="Heading6"/>
-    <w:uiPriority w:val="9"/>
-    <w:semiHidden/>
-    <w:rsid w:val="00A10FD9"/>
-    <w:rPr>
-      <w:rFonts w:cstheme="majorBidi" w:eastAsiaTheme="majorEastAsia"/>
-      <w:i/>
-      <w:iCs/>
-      <w:color w:themeColor="text1" w:themeTint="A6" w:val="595959"/>
-    </w:rPr>
-  </w:style>
-  <w:style w:customStyle="1" w:styleId="Heading7Char" w:type="character">
-    <w:name w:val="Heading 7 Char"/>
-    <w:basedOn w:val="DefaultParagraphFont"/>
-    <w:link w:val="Heading7"/>
-    <w:uiPriority w:val="9"/>
-    <w:semiHidden/>
-    <w:rsid w:val="00A10FD9"/>
-    <w:rPr>
-      <w:rFonts w:cstheme="majorBidi" w:eastAsiaTheme="majorEastAsia"/>
-      <w:color w:themeColor="text1" w:themeTint="A6" w:val="595959"/>
-    </w:rPr>
-  </w:style>
-  <w:style w:customStyle="1" w:styleId="Heading8Char" w:type="character">
-    <w:name w:val="Heading 8 Char"/>
-    <w:basedOn w:val="DefaultParagraphFont"/>
-    <w:link w:val="Heading8"/>
-    <w:uiPriority w:val="9"/>
-    <w:semiHidden/>
-    <w:rsid w:val="00A10FD9"/>
-    <w:rPr>
-      <w:rFonts w:cstheme="majorBidi" w:eastAsiaTheme="majorEastAsia"/>
-      <w:i/>
-      <w:iCs/>
-      <w:color w:themeColor="text1" w:themeTint="D8" w:val="272727"/>
-    </w:rPr>
-  </w:style>
-  <w:style w:customStyle="1" w:styleId="Heading9Char" w:type="character">
-    <w:name w:val="Heading 9 Char"/>
-    <w:basedOn w:val="DefaultParagraphFont"/>
-    <w:link w:val="Heading9"/>
-    <w:uiPriority w:val="9"/>
-    <w:semiHidden/>
-    <w:rsid w:val="00A10FD9"/>
-    <w:rPr>
-      <w:rFonts w:cstheme="majorBidi" w:eastAsiaTheme="majorEastAsia"/>
-      <w:color w:themeColor="text1" w:themeTint="D8" w:val="272727"/>
+      <w:color w:themeColor="accent1" w:val="4F81BD"/>
+      <w:sz w:val="24"/>
+      <w:szCs w:val="24"/>
     </w:rPr>
   </w:style>
   <w:style w:styleId="BlockText" w:type="paragraph">
@@ -6646,8 +7551,8 @@
   </w:style>
   <w:style w:styleId="FootnoteBlockText" w:type="paragraph">
     <w:name w:val="Footnote Block Text"/>
-    <w:basedOn w:val="FootnoteText"/>
-    <w:next w:val="FootnoteText"/>
+    <w:basedOn w:val="Footnote Text"/>
+    <w:next w:val="Footnote Text"/>
     <w:uiPriority w:val="9"/>
     <w:unhideWhenUsed/>
     <w:qFormat/>
@@ -6677,6 +7582,13 @@
       </w:tblCellMar>
     </w:tblPr>
     <w:tblStylePr w:type="firstRow">
+      <w:tblPr>
+        <w:jc w:val="left"/>
+        <w:tblInd w:type="dxa" w:w="0"/>
+      </w:tblPr>
+      <w:trPr>
+        <w:jc w:val="left"/>
+      </w:trPr>
       <w:tcPr>
         <w:tcBorders>
           <w:bottom w:val="single"/>
@@ -7032,44 +7944,44 @@
         <a:sysClr val="window" lastClr="FFFFFF"/>
       </a:lt1>
       <a:dk2>
-        <a:srgbClr val="0E2841"/>
+        <a:srgbClr val="1F497D"/>
       </a:dk2>
       <a:lt2>
-        <a:srgbClr val="E8E8E8"/>
+        <a:srgbClr val="EEECE1"/>
       </a:lt2>
       <a:accent1>
-        <a:srgbClr val="156082"/>
+        <a:srgbClr val="4F81BD"/>
       </a:accent1>
       <a:accent2>
-        <a:srgbClr val="E97132"/>
+        <a:srgbClr val="C0504D"/>
       </a:accent2>
       <a:accent3>
-        <a:srgbClr val="196B24"/>
+        <a:srgbClr val="9BBB59"/>
       </a:accent3>
       <a:accent4>
-        <a:srgbClr val="0F9ED5"/>
+        <a:srgbClr val="8064A2"/>
       </a:accent4>
       <a:accent5>
-        <a:srgbClr val="A02B93"/>
+        <a:srgbClr val="4BACC6"/>
       </a:accent5>
       <a:accent6>
-        <a:srgbClr val="4EA72E"/>
+        <a:srgbClr val="F79646"/>
       </a:accent6>
       <a:hlink>
-        <a:srgbClr val="467886"/>
+        <a:srgbClr val="0000FF"/>
       </a:hlink>
       <a:folHlink>
-        <a:srgbClr val="96607D"/>
+        <a:srgbClr val="800080"/>
       </a:folHlink>
     </a:clrScheme>
     <a:fontScheme name="Office">
       <a:majorFont>
-        <a:latin typeface="Aptos Display" panose="02110004020202020204"/>
+        <a:latin typeface="Calibri"/>
         <a:ea typeface=""/>
         <a:cs typeface=""/>
-        <a:font script="Jpan" typeface="游ゴシック Light"/>
+        <a:font script="Jpan" typeface="ＭＳ ゴシック"/>
         <a:font script="Hang" typeface="맑은 고딕"/>
-        <a:font script="Hans" typeface="等线 Light"/>
+        <a:font script="Hans" typeface="宋体"/>
         <a:font script="Hant" typeface="新細明體"/>
         <a:font script="Arab" typeface="Times New Roman"/>
         <a:font script="Hebr" typeface="Times New Roman"/>
@@ -7096,32 +8008,14 @@
         <a:font script="Mong" typeface="Mongolian Baiti"/>
         <a:font script="Viet" typeface="Times New Roman"/>
         <a:font script="Uigh" typeface="Microsoft Uighur"/>
-        <a:font script="Geor" typeface="Sylfaen"/>
-        <a:font script="Armn" typeface="Arial"/>
-        <a:font script="Bugi" typeface="Leelawadee UI"/>
-        <a:font script="Bopo" typeface="Microsoft JhengHei"/>
-        <a:font script="Java" typeface="Javanese Text"/>
-        <a:font script="Lisu" typeface="Segoe UI"/>
-        <a:font script="Mymr" typeface="Myanmar Text"/>
-        <a:font script="Nkoo" typeface="Ebrima"/>
-        <a:font script="Olck" typeface="Nirmala UI"/>
-        <a:font script="Osma" typeface="Ebrima"/>
-        <a:font script="Phag" typeface="Phagspa"/>
-        <a:font script="Syrn" typeface="Estrangelo Edessa"/>
-        <a:font script="Syrj" typeface="Estrangelo Edessa"/>
-        <a:font script="Syre" typeface="Estrangelo Edessa"/>
-        <a:font script="Sora" typeface="Nirmala UI"/>
-        <a:font script="Tale" typeface="Microsoft Tai Le"/>
-        <a:font script="Talu" typeface="Microsoft New Tai Lue"/>
-        <a:font script="Tfng" typeface="Ebrima"/>
       </a:majorFont>
       <a:minorFont>
-        <a:latin typeface="Aptos" panose="02110004020202020204"/>
+        <a:latin typeface="Cambria"/>
         <a:ea typeface=""/>
         <a:cs typeface=""/>
-        <a:font script="Jpan" typeface="游明朝"/>
+        <a:font script="Jpan" typeface="ＭＳ 明朝"/>
         <a:font script="Hang" typeface="맑은 고딕"/>
-        <a:font script="Hans" typeface="等线"/>
+        <a:font script="Hans" typeface="宋体"/>
         <a:font script="Hant" typeface="新細明體"/>
         <a:font script="Arab" typeface="Arial"/>
         <a:font script="Hebr" typeface="Arial"/>
@@ -7148,24 +8042,6 @@
         <a:font script="Mong" typeface="Mongolian Baiti"/>
         <a:font script="Viet" typeface="Arial"/>
         <a:font script="Uigh" typeface="Microsoft Uighur"/>
-        <a:font script="Geor" typeface="Sylfaen"/>
-        <a:font script="Armn" typeface="Arial"/>
-        <a:font script="Bugi" typeface="Leelawadee UI"/>
-        <a:font script="Bopo" typeface="Microsoft JhengHei"/>
-        <a:font script="Java" typeface="Javanese Text"/>
-        <a:font script="Lisu" typeface="Segoe UI"/>
-        <a:font script="Mymr" typeface="Myanmar Text"/>
-        <a:font script="Nkoo" typeface="Ebrima"/>
-        <a:font script="Olck" typeface="Nirmala UI"/>
-        <a:font script="Osma" typeface="Ebrima"/>
-        <a:font script="Phag" typeface="Phagspa"/>
-        <a:font script="Syrn" typeface="Estrangelo Edessa"/>
-        <a:font script="Syrj" typeface="Estrangelo Edessa"/>
-        <a:font script="Syre" typeface="Estrangelo Edessa"/>
-        <a:font script="Sora" typeface="Nirmala UI"/>
-        <a:font script="Tale" typeface="Microsoft Tai Le"/>
-        <a:font script="Talu" typeface="Microsoft New Tai Lue"/>
-        <a:font script="Tfng" typeface="Ebrima"/>
       </a:minorFont>
     </a:fontScheme>
     <a:fmtScheme name="Office">
@@ -7177,141 +8053,200 @@
           <a:gsLst>
             <a:gs pos="0">
               <a:schemeClr val="phClr">
-                <a:lumMod val="110000"/>
-                <a:satMod val="105000"/>
-                <a:tint val="67000"/>
+                <a:tint val="50000"/>
+                <a:satMod val="300000"/>
               </a:schemeClr>
             </a:gs>
-            <a:gs pos="50000">
+            <a:gs pos="35000">
               <a:schemeClr val="phClr">
-                <a:lumMod val="105000"/>
-                <a:satMod val="103000"/>
-                <a:tint val="73000"/>
+                <a:tint val="37000"/>
+                <a:satMod val="300000"/>
               </a:schemeClr>
             </a:gs>
             <a:gs pos="100000">
               <a:schemeClr val="phClr">
-                <a:lumMod val="105000"/>
-                <a:satMod val="109000"/>
-                <a:tint val="81000"/>
+                <a:tint val="15000"/>
+                <a:satMod val="350000"/>
               </a:schemeClr>
             </a:gs>
           </a:gsLst>
-          <a:lin ang="5400000" scaled="0"/>
+          <a:lin ang="16200000" scaled="1"/>
         </a:gradFill>
         <a:gradFill rotWithShape="1">
           <a:gsLst>
             <a:gs pos="0">
               <a:schemeClr val="phClr">
-                <a:satMod val="103000"/>
-                <a:lumMod val="102000"/>
-                <a:tint val="94000"/>
-              </a:schemeClr>
-            </a:gs>
-            <a:gs pos="50000">
-              <a:schemeClr val="phClr">
-                <a:satMod val="110000"/>
-                <a:lumMod val="100000"/>
+                <a:tint val="100000"/>
                 <a:shade val="100000"/>
+                <a:satMod val="130000"/>
               </a:schemeClr>
             </a:gs>
             <a:gs pos="100000">
               <a:schemeClr val="phClr">
-                <a:lumMod val="99000"/>
-                <a:satMod val="120000"/>
-                <a:shade val="78000"/>
+                <a:tint val="50000"/>
+                <a:shade val="100000"/>
+                <a:satMod val="350000"/>
               </a:schemeClr>
             </a:gs>
           </a:gsLst>
-          <a:lin ang="5400000" scaled="0"/>
+          <a:lin ang="16200000" scaled="0"/>
         </a:gradFill>
       </a:fillStyleLst>
       <a:lnStyleLst>
-        <a:ln w="6350" cap="flat" cmpd="sng" algn="ctr">
+        <a:ln w="9525" cap="flat" cmpd="sng" algn="ctr">
+          <a:solidFill>
+            <a:schemeClr val="phClr">
+              <a:shade val="95000"/>
+              <a:satMod val="105000"/>
+            </a:schemeClr>
+          </a:solidFill>
+          <a:prstDash val="solid"/>
+        </a:ln>
+        <a:ln w="25400" cap="flat" cmpd="sng" algn="ctr">
           <a:solidFill>
             <a:schemeClr val="phClr"/>
           </a:solidFill>
           <a:prstDash val="solid"/>
-          <a:miter lim="800000"/>
         </a:ln>
-        <a:ln w="12700" cap="flat" cmpd="sng" algn="ctr">
+        <a:ln w="38100" cap="flat" cmpd="sng" algn="ctr">
           <a:solidFill>
             <a:schemeClr val="phClr"/>
           </a:solidFill>
           <a:prstDash val="solid"/>
-          <a:miter lim="800000"/>
-        </a:ln>
-        <a:ln w="19050" cap="flat" cmpd="sng" algn="ctr">
-          <a:solidFill>
-            <a:schemeClr val="phClr"/>
-          </a:solidFill>
-          <a:prstDash val="solid"/>
-          <a:miter lim="800000"/>
         </a:ln>
       </a:lnStyleLst>
       <a:effectStyleLst>
         <a:effectStyle>
-          <a:effectLst/>
-        </a:effectStyle>
-        <a:effectStyle>
-          <a:effectLst/>
+          <a:effectLst>
+            <a:outerShdw blurRad="40000" dist="20000" dir="5400000" rotWithShape="0">
+              <a:srgbClr val="000000">
+                <a:alpha val="38000"/>
+              </a:srgbClr>
+            </a:outerShdw>
+          </a:effectLst>
         </a:effectStyle>
         <a:effectStyle>
           <a:effectLst>
-            <a:outerShdw blurRad="57150" dist="19050" dir="5400000" algn="ctr" rotWithShape="0">
+            <a:outerShdw blurRad="40000" dist="23000" dir="5400000" rotWithShape="0">
               <a:srgbClr val="000000">
-                <a:alpha val="63000"/>
+                <a:alpha val="35000"/>
               </a:srgbClr>
             </a:outerShdw>
           </a:effectLst>
+        </a:effectStyle>
+        <a:effectStyle>
+          <a:effectLst>
+            <a:outerShdw blurRad="40000" dist="23000" dir="5400000" rotWithShape="0">
+              <a:srgbClr val="000000">
+                <a:alpha val="35000"/>
+              </a:srgbClr>
+            </a:outerShdw>
+          </a:effectLst>
+          <a:scene3d>
+            <a:camera prst="orthographicFront">
+              <a:rot lat="0" lon="0" rev="0"/>
+            </a:camera>
+            <a:lightRig rig="threePt" dir="t">
+              <a:rot lat="0" lon="0" rev="1200000"/>
+            </a:lightRig>
+          </a:scene3d>
+          <a:sp3d>
+            <a:bevelT w="63500" h="25400"/>
+          </a:sp3d>
         </a:effectStyle>
       </a:effectStyleLst>
       <a:bgFillStyleLst>
         <a:solidFill>
           <a:schemeClr val="phClr"/>
         </a:solidFill>
-        <a:solidFill>
-          <a:schemeClr val="phClr">
-            <a:tint val="95000"/>
-            <a:satMod val="170000"/>
-          </a:schemeClr>
-        </a:solidFill>
         <a:gradFill rotWithShape="1">
           <a:gsLst>
             <a:gs pos="0">
               <a:schemeClr val="phClr">
-                <a:tint val="93000"/>
-                <a:satMod val="150000"/>
-                <a:shade val="98000"/>
-                <a:lumMod val="102000"/>
+                <a:tint val="40000"/>
+                <a:satMod val="350000"/>
               </a:schemeClr>
             </a:gs>
-            <a:gs pos="50000">
+            <a:gs pos="40000">
               <a:schemeClr val="phClr">
-                <a:tint val="98000"/>
-                <a:satMod val="130000"/>
-                <a:shade val="90000"/>
-                <a:lumMod val="103000"/>
+                <a:tint val="45000"/>
+                <a:shade val="99000"/>
+                <a:satMod val="350000"/>
               </a:schemeClr>
             </a:gs>
             <a:gs pos="100000">
               <a:schemeClr val="phClr">
-                <a:shade val="63000"/>
-                <a:satMod val="120000"/>
+                <a:shade val="20000"/>
+                <a:satMod val="255000"/>
               </a:schemeClr>
             </a:gs>
           </a:gsLst>
-          <a:lin ang="5400000" scaled="0"/>
+          <a:path path="circle">
+            <a:fillToRect l="50000" t="-80000" r="50000" b="180000"/>
+          </a:path>
+        </a:gradFill>
+        <a:gradFill rotWithShape="1">
+          <a:gsLst>
+            <a:gs pos="0">
+              <a:schemeClr val="phClr">
+                <a:tint val="80000"/>
+                <a:satMod val="300000"/>
+              </a:schemeClr>
+            </a:gs>
+            <a:gs pos="100000">
+              <a:schemeClr val="phClr">
+                <a:shade val="30000"/>
+                <a:satMod val="200000"/>
+              </a:schemeClr>
+            </a:gs>
+          </a:gsLst>
+          <a:path path="circle">
+            <a:fillToRect l="50000" t="50000" r="50000" b="50000"/>
+          </a:path>
         </a:gradFill>
       </a:bgFillStyleLst>
     </a:fmtScheme>
   </a:themeElements>
-  <a:objectDefaults/>
+  <a:objectDefaults>
+    <a:spDef>
+      <a:spPr/>
+      <a:bodyPr/>
+      <a:lstStyle/>
+      <a:style>
+        <a:lnRef idx="1">
+          <a:schemeClr val="accent1"/>
+        </a:lnRef>
+        <a:fillRef idx="3">
+          <a:schemeClr val="accent1"/>
+        </a:fillRef>
+        <a:effectRef idx="2">
+          <a:schemeClr val="accent1"/>
+        </a:effectRef>
+        <a:fontRef idx="minor">
+          <a:schemeClr val="lt1"/>
+        </a:fontRef>
+      </a:style>
+    </a:spDef>
+    <a:lnDef>
+      <a:spPr/>
+      <a:bodyPr/>
+      <a:lstStyle/>
+      <a:style>
+        <a:lnRef idx="2">
+          <a:schemeClr val="accent1"/>
+        </a:lnRef>
+        <a:fillRef idx="0">
+          <a:schemeClr val="accent1"/>
+        </a:fillRef>
+        <a:effectRef idx="1">
+          <a:schemeClr val="accent1"/>
+        </a:effectRef>
+        <a:fontRef idx="minor">
+          <a:schemeClr val="tx1"/>
+        </a:fontRef>
+      </a:style>
+    </a:lnDef>
+  </a:objectDefaults>
   <a:extraClrSchemeLst/>
-  <a:extLst>
-    <a:ext uri="{05A4C25C-085E-4340-85A3-A5531E510DB2}">
-      <thm15:themeFamily xmlns:thm15="http://schemas.microsoft.com/office/thememl/2012/main" name="Office Theme" id="{2E142A2C-CD16-42D6-873A-C26D2A0506FA}" vid="{1BDDFF52-6CD6-40A5-AB3C-68EB2F1E4D0A}"/>
-    </a:ext>
-  </a:extLst>
 </a:theme>
 </file>
--- a/Lesson_11_Verbal_Suffixes.docx
+++ b/Lesson_11_Verbal_Suffixes.docx
@@ -228,13 +228,7 @@
         <w:t xml:space="preserve"> </w:t>
       </w:r>
       <w:r>
-        <w:t xml:space="preserve">“</w:t>
-      </w:r>
-      <w:r>
-        <w:t xml:space="preserve">my</w:t>
-      </w:r>
-      <w:r>
-        <w:t xml:space="preserve">”</w:t>
+        <w:t xml:space="preserve">“my”</w:t>
       </w:r>
       <w:r>
         <w:t xml:space="preserve">?</w:t>
@@ -280,13 +274,7 @@
         <w:t xml:space="preserve"> </w:t>
       </w:r>
       <w:r>
-        <w:t xml:space="preserve">“</w:t>
-      </w:r>
-      <w:r>
-        <w:t xml:space="preserve">to us</w:t>
-      </w:r>
-      <w:r>
-        <w:t xml:space="preserve">”</w:t>
+        <w:t xml:space="preserve">“to us”</w:t>
       </w:r>
       <w:r>
         <w:t xml:space="preserve"> </w:t>
@@ -361,13 +349,7 @@
         <w:t xml:space="preserve">(</w:t>
       </w:r>
       <w:r>
-        <w:t xml:space="preserve">“</w:t>
-      </w:r>
-      <w:r>
-        <w:t xml:space="preserve">he killed him</w:t>
-      </w:r>
-      <w:r>
-        <w:t xml:space="preserve">”</w:t>
+        <w:t xml:space="preserve">“he killed him”</w:t>
       </w:r>
       <w:r>
         <w:t xml:space="preserve">) is perfectly valid Syriac, Semitic languages prefer a tighter, faster construction for pronoun objects. They allow you to attach the object pronoun</w:t>
@@ -623,25 +605,13 @@
         <w:t xml:space="preserve">: A suffix attached to a noun is possessive (</w:t>
       </w:r>
       <w:r>
-        <w:t xml:space="preserve">“</w:t>
-      </w:r>
-      <w:r>
-        <w:t xml:space="preserve">his house</w:t>
-      </w:r>
-      <w:r>
-        <w:t xml:space="preserve">”</w:t>
+        <w:t xml:space="preserve">“his house”</w:t>
       </w:r>
       <w:r>
         <w:t xml:space="preserve">). A suffix attached to a verb is the direct object (</w:t>
       </w:r>
       <w:r>
-        <w:t xml:space="preserve">“</w:t>
-      </w:r>
-      <w:r>
-        <w:t xml:space="preserve">he killed him</w:t>
-      </w:r>
-      <w:r>
-        <w:t xml:space="preserve">”</w:t>
+        <w:t xml:space="preserve">“he killed him”</w:t>
       </w:r>
       <w:r>
         <w:t xml:space="preserve">). The suffix</w:t>
@@ -701,13 +671,7 @@
         <w:t xml:space="preserve"> </w:t>
       </w:r>
       <w:r>
-        <w:t xml:space="preserve">“</w:t>
-      </w:r>
-      <w:r>
-        <w:t xml:space="preserve">he killed</w:t>
-      </w:r>
-      <w:r>
-        <w:t xml:space="preserve">”</w:t>
+        <w:t xml:space="preserve">“he killed”</w:t>
       </w:r>
       <w:r>
         <w:t xml:space="preserve">).</w:t>
@@ -736,21 +700,7 @@
           <w:b/>
           <w:bCs/>
         </w:rPr>
-        <w:t xml:space="preserve">“</w:t>
-      </w:r>
-      <w:r>
-        <w:rPr>
-          <w:b/>
-          <w:bCs/>
-        </w:rPr>
-        <w:t xml:space="preserve">Nun</w:t>
-      </w:r>
-      <w:r>
-        <w:rPr>
-          <w:b/>
-          <w:bCs/>
-        </w:rPr>
-        <w:t xml:space="preserve">”</w:t>
+        <w:t xml:space="preserve">“Nun”</w:t>
       </w:r>
       <w:r>
         <w:rPr>
@@ -800,13 +750,7 @@
         </w:numPr>
       </w:pPr>
       <w:r>
-        <w:t xml:space="preserve">“</w:t>
-      </w:r>
-      <w:r>
-        <w:t xml:space="preserve">He killed me</w:t>
-      </w:r>
-      <w:r>
-        <w:t xml:space="preserve">”</w:t>
+        <w:t xml:space="preserve">“He killed me”</w:t>
       </w:r>
       <w:r>
         <w:t xml:space="preserve">: Not</w:t>
@@ -846,13 +790,7 @@
         </w:numPr>
       </w:pPr>
       <w:r>
-        <w:t xml:space="preserve">“</w:t>
-      </w:r>
-      <w:r>
-        <w:t xml:space="preserve">He killed us</w:t>
-      </w:r>
-      <w:r>
-        <w:t xml:space="preserve">”</w:t>
+        <w:t xml:space="preserve">“He killed us”</w:t>
       </w:r>
       <w:r>
         <w:t xml:space="preserve">:</w:t>
@@ -999,13 +937,7 @@
         <w:t xml:space="preserve"> </w:t>
       </w:r>
       <w:r>
-        <w:t xml:space="preserve">“</w:t>
-      </w:r>
-      <w:r>
-        <w:t xml:space="preserve">He killed him</w:t>
-      </w:r>
-      <w:r>
-        <w:t xml:space="preserve">”</w:t>
+        <w:t xml:space="preserve">“He killed him”</w:t>
       </w:r>
       <w:r>
         <w:t xml:space="preserve">.</w:t>
@@ -1085,13 +1017,7 @@
         <w:t xml:space="preserve"> </w:t>
       </w:r>
       <w:r>
-        <w:t xml:space="preserve">“</w:t>
-      </w:r>
-      <w:r>
-        <w:t xml:space="preserve">he killed</w:t>
-      </w:r>
-      <w:r>
-        <w:t xml:space="preserve">”</w:t>
+        <w:t xml:space="preserve">“he killed”</w:t>
       </w:r>
       <w:r>
         <w:t xml:space="preserve">) takes all the object suffixes.</w:t>
@@ -1101,7 +1027,6 @@
       <w:tblPr>
         <w:tblStyle w:val="Table"/>
         <w:tblW w:type="pct" w:w="5000"/>
-        <w:jc w:val="left"/>
         <w:tblLayout w:type="fixed"/>
         <w:tblLook w:firstRow="1" w:lastRow="0" w:firstColumn="0" w:lastColumn="0" w:noHBand="0" w:noVBand="0" w:val="0020"/>
       </w:tblPr>
@@ -1877,21 +1802,7 @@
           <w:i/>
           <w:iCs/>
         </w:rPr>
-        <w:t xml:space="preserve">“</w:t>
-      </w:r>
-      <w:r>
-        <w:rPr>
-          <w:i/>
-          <w:iCs/>
-        </w:rPr>
-        <w:t xml:space="preserve">Kill him!</w:t>
-      </w:r>
-      <w:r>
-        <w:rPr>
-          <w:i/>
-          <w:iCs/>
-        </w:rPr>
-        <w:t xml:space="preserve">”</w:t>
+        <w:t xml:space="preserve">“Kill him!”</w:t>
       </w:r>
       <w:r>
         <w:rPr>
@@ -1929,13 +1840,7 @@
         <w:t xml:space="preserve"> </w:t>
       </w:r>
       <w:r>
-        <w:t xml:space="preserve">“</w:t>
-      </w:r>
-      <w:r>
-        <w:t xml:space="preserve">He killed him</w:t>
-      </w:r>
-      <w:r>
-        <w:t xml:space="preserve">”</w:t>
+        <w:t xml:space="preserve">“He killed him”</w:t>
       </w:r>
       <w:r>
         <w:t xml:space="preserve"> </w:t>
@@ -1948,7 +1853,6 @@
       <w:tblPr>
         <w:tblStyle w:val="Table"/>
         <w:tblW w:type="pct" w:w="5000"/>
-        <w:jc w:val="left"/>
         <w:tblLayout w:type="fixed"/>
         <w:tblLook w:firstRow="1" w:lastRow="0" w:firstColumn="0" w:lastColumn="0" w:noHBand="0" w:noVBand="0" w:val="0020"/>
       </w:tblPr>
@@ -2171,13 +2075,7 @@
               <w:t xml:space="preserve">Used for emphasis (</w:t>
             </w:r>
             <w:r>
-              <w:t xml:space="preserve">“</w:t>
-            </w:r>
-            <w:r>
-              <w:t xml:space="preserve">That guy</w:t>
-            </w:r>
-            <w:r>
-              <w:t xml:space="preserve">”</w:t>
+              <w:t xml:space="preserve">“That guy”</w:t>
             </w:r>
             <w:r>
               <w:t xml:space="preserve">).</w:t>
@@ -2215,7 +2113,6 @@
       <w:tblPr>
         <w:tblStyle w:val="Table"/>
         <w:tblW w:type="pct" w:w="5000"/>
-        <w:jc w:val="left"/>
         <w:tblLayout w:type="fixed"/>
         <w:tblLook w:firstRow="1" w:lastRow="0" w:firstColumn="0" w:lastColumn="0" w:noHBand="0" w:noVBand="0" w:val="0020"/>
       </w:tblPr>
@@ -3013,13 +2910,7 @@
         <w:t xml:space="preserve"> </w:t>
       </w:r>
       <w:r>
-        <w:t xml:space="preserve">“</w:t>
-      </w:r>
-      <w:r>
-        <w:t xml:space="preserve">Heal me from my illness, and save me from death!</w:t>
-      </w:r>
-      <w:r>
-        <w:t xml:space="preserve">”</w:t>
+        <w:t xml:space="preserve">“Heal me from my illness, and save me from death!”</w:t>
       </w:r>
     </w:p>
     <w:p>
@@ -3063,13 +2954,7 @@
         <w:t xml:space="preserve"> </w:t>
       </w:r>
       <w:r>
-        <w:t xml:space="preserve">“</w:t>
-      </w:r>
-      <w:r>
-        <w:t xml:space="preserve">And forgive me my sin, which is great!</w:t>
-      </w:r>
-      <w:r>
-        <w:t xml:space="preserve">”</w:t>
+        <w:t xml:space="preserve">“And forgive me my sin, which is great!”</w:t>
       </w:r>
     </w:p>
     <w:p>
@@ -3161,13 +3046,7 @@
         <w:t xml:space="preserve"> </w:t>
       </w:r>
       <w:r>
-        <w:t xml:space="preserve">“</w:t>
-      </w:r>
-      <w:r>
-        <w:t xml:space="preserve">God will give you rest, and will save you now.</w:t>
-      </w:r>
-      <w:r>
-        <w:t xml:space="preserve">”</w:t>
+        <w:t xml:space="preserve">“God will give you rest, and will save you now.”</w:t>
       </w:r>
     </w:p>
     <w:p>
@@ -3467,13 +3346,7 @@
         <w:t xml:space="preserve"> </w:t>
       </w:r>
       <w:r>
-        <w:t xml:space="preserve">“</w:t>
-      </w:r>
-      <w:r>
-        <w:t xml:space="preserve">Parqanī!</w:t>
-      </w:r>
-      <w:r>
-        <w:t xml:space="preserve">”</w:t>
+        <w:t xml:space="preserve">“Parqanī!”</w:t>
       </w:r>
     </w:p>
     <w:p>
@@ -3987,13 +3860,7 @@
         <w:t xml:space="preserve"> </w:t>
       </w:r>
       <w:r>
-        <w:t xml:space="preserve">“</w:t>
-      </w:r>
-      <w:r>
-        <w:t xml:space="preserve">Save me!</w:t>
-      </w:r>
-      <w:r>
-        <w:t xml:space="preserve">”</w:t>
+        <w:t xml:space="preserve">“Save me!”</w:t>
       </w:r>
     </w:p>
     <w:p>
@@ -4209,7 +4076,6 @@
       <w:tblPr>
         <w:tblStyle w:val="Table"/>
         <w:tblW w:type="auto" w:w="0"/>
-        <w:jc w:val="left"/>
         <w:tblLook w:firstRow="1" w:lastRow="0" w:firstColumn="0" w:lastColumn="0" w:noHBand="0" w:noVBand="0" w:val="0020"/>
       </w:tblPr>
       <w:tblGrid>
@@ -4614,7 +4480,6 @@
       <w:tblPr>
         <w:tblStyle w:val="Table"/>
         <w:tblW w:type="pct" w:w="5000"/>
-        <w:jc w:val="left"/>
         <w:tblLayout w:type="fixed"/>
         <w:tblLook w:firstRow="1" w:lastRow="0" w:firstColumn="0" w:lastColumn="0" w:noHBand="0" w:noVBand="0" w:val="0020"/>
       </w:tblPr>
@@ -4885,19 +4750,19 @@
               <w:jc w:val="left"/>
             </w:pPr>
             <w:r>
-              <w:t xml:space="preserve">ܠܥܕ</w:t>
-            </w:r>
-          </w:p>
-        </w:tc>
-        <w:tc>
-          <w:tcPr/>
-          <w:p>
-            <w:pPr>
-              <w:pStyle w:val="Compact"/>
-              <w:jc w:val="left"/>
-            </w:pPr>
-            <w:r>
-              <w:t xml:space="preserve">lāʿad</w:t>
+              <w:t xml:space="preserve">ܣܗܕ</w:t>
+            </w:r>
+          </w:p>
+        </w:tc>
+        <w:tc>
+          <w:tcPr/>
+          <w:p>
+            <w:pPr>
+              <w:pStyle w:val="Compact"/>
+              <w:jc w:val="left"/>
+            </w:pPr>
+            <w:r>
+              <w:t xml:space="preserve">səhed</w:t>
             </w:r>
           </w:p>
         </w:tc>
@@ -5133,19 +4998,19 @@
               <w:jc w:val="left"/>
             </w:pPr>
             <w:r>
-              <w:t xml:space="preserve">ܡܗܛ</w:t>
-            </w:r>
-          </w:p>
-        </w:tc>
-        <w:tc>
-          <w:tcPr/>
-          <w:p>
-            <w:pPr>
-              <w:pStyle w:val="Compact"/>
-              <w:jc w:val="left"/>
-            </w:pPr>
-            <w:r>
-              <w:t xml:space="preserve">mehaṭ</w:t>
+              <w:t xml:space="preserve">ܟܣܝ</w:t>
+            </w:r>
+          </w:p>
+        </w:tc>
+        <w:tc>
+          <w:tcPr/>
+          <w:p>
+            <w:pPr>
+              <w:pStyle w:val="Compact"/>
+              <w:jc w:val="left"/>
+            </w:pPr>
+            <w:r>
+              <w:t xml:space="preserve">kassī</w:t>
             </w:r>
           </w:p>
         </w:tc>
@@ -5195,19 +5060,19 @@
               <w:jc w:val="left"/>
             </w:pPr>
             <w:r>
-              <w:t xml:space="preserve">ܙܚܡ</w:t>
-            </w:r>
-          </w:p>
-        </w:tc>
-        <w:tc>
-          <w:tcPr/>
-          <w:p>
-            <w:pPr>
-              <w:pStyle w:val="Compact"/>
-              <w:jc w:val="left"/>
-            </w:pPr>
-            <w:r>
-              <w:t xml:space="preserve">zaḥem</w:t>
+              <w:t xml:space="preserve">ܥܫܢ</w:t>
+            </w:r>
+          </w:p>
+        </w:tc>
+        <w:tc>
+          <w:tcPr/>
+          <w:p>
+            <w:pPr>
+              <w:pStyle w:val="Compact"/>
+              <w:jc w:val="left"/>
+            </w:pPr>
+            <w:r>
+              <w:t xml:space="preserve">ʿəšan</w:t>
             </w:r>
           </w:p>
         </w:tc>
@@ -5231,7 +5096,7 @@
               <w:jc w:val="left"/>
             </w:pPr>
             <w:r>
-              <w:t xml:space="preserve">to strengthen, mightily</w:t>
+              <w:t xml:space="preserve">to strengthen, prevail</w:t>
             </w:r>
           </w:p>
         </w:tc>
@@ -5319,19 +5184,19 @@
               <w:jc w:val="left"/>
             </w:pPr>
             <w:r>
-              <w:t xml:space="preserve">ܓܘܘܓ</w:t>
-            </w:r>
-          </w:p>
-        </w:tc>
-        <w:tc>
-          <w:tcPr/>
-          <w:p>
-            <w:pPr>
-              <w:pStyle w:val="Compact"/>
-              <w:jc w:val="left"/>
-            </w:pPr>
-            <w:r>
-              <w:t xml:space="preserve">gwag</w:t>
+              <w:t xml:space="preserve">ܒܙ</w:t>
+            </w:r>
+          </w:p>
+        </w:tc>
+        <w:tc>
+          <w:tcPr/>
+          <w:p>
+            <w:pPr>
+              <w:pStyle w:val="Compact"/>
+              <w:jc w:val="left"/>
+            </w:pPr>
+            <w:r>
+              <w:t xml:space="preserve">baz</w:t>
             </w:r>
           </w:p>
         </w:tc>
@@ -5381,19 +5246,19 @@
               <w:jc w:val="left"/>
             </w:pPr>
             <w:r>
-              <w:t xml:space="preserve">ܪܡܕ</w:t>
-            </w:r>
-          </w:p>
-        </w:tc>
-        <w:tc>
-          <w:tcPr/>
-          <w:p>
-            <w:pPr>
-              <w:pStyle w:val="Compact"/>
-              <w:jc w:val="left"/>
-            </w:pPr>
-            <w:r>
-              <w:t xml:space="preserve">rāmed</w:t>
+              <w:t xml:space="preserve">ܫܪܪ</w:t>
+            </w:r>
+          </w:p>
+        </w:tc>
+        <w:tc>
+          <w:tcPr/>
+          <w:p>
+            <w:pPr>
+              <w:pStyle w:val="Compact"/>
+              <w:jc w:val="left"/>
+            </w:pPr>
+            <w:r>
+              <w:t xml:space="preserve">šarrar</w:t>
             </w:r>
           </w:p>
         </w:tc>
@@ -5417,7 +5282,7 @@
               <w:jc w:val="left"/>
             </w:pPr>
             <w:r>
-              <w:t xml:space="preserve">to strengthen, make firm</w:t>
+              <w:t xml:space="preserve">to confirm, make firm</w:t>
             </w:r>
           </w:p>
         </w:tc>
@@ -5443,19 +5308,19 @@
               <w:jc w:val="left"/>
             </w:pPr>
             <w:r>
-              <w:t xml:space="preserve">ܢܬܓ</w:t>
-            </w:r>
-          </w:p>
-        </w:tc>
-        <w:tc>
-          <w:tcPr/>
-          <w:p>
-            <w:pPr>
-              <w:pStyle w:val="Compact"/>
-              <w:jc w:val="left"/>
-            </w:pPr>
-            <w:r>
-              <w:t xml:space="preserve">nātag</w:t>
+              <w:t xml:space="preserve">ܢܓܕ</w:t>
+            </w:r>
+          </w:p>
+        </w:tc>
+        <w:tc>
+          <w:tcPr/>
+          <w:p>
+            <w:pPr>
+              <w:pStyle w:val="Compact"/>
+              <w:jc w:val="left"/>
+            </w:pPr>
+            <w:r>
+              <w:t xml:space="preserve">nǥad</w:t>
             </w:r>
           </w:p>
         </w:tc>
@@ -5505,19 +5370,19 @@
               <w:jc w:val="left"/>
             </w:pPr>
             <w:r>
-              <w:t xml:space="preserve">ܣܠܥ</w:t>
-            </w:r>
-          </w:p>
-        </w:tc>
-        <w:tc>
-          <w:tcPr/>
-          <w:p>
-            <w:pPr>
-              <w:pStyle w:val="Compact"/>
-              <w:jc w:val="left"/>
-            </w:pPr>
-            <w:r>
-              <w:t xml:space="preserve">sālaʿ</w:t>
+              <w:t xml:space="preserve">ܫܩܠ</w:t>
+            </w:r>
+          </w:p>
+        </w:tc>
+        <w:tc>
+          <w:tcPr/>
+          <w:p>
+            <w:pPr>
+              <w:pStyle w:val="Compact"/>
+              <w:jc w:val="left"/>
+            </w:pPr>
+            <w:r>
+              <w:t xml:space="preserve">šqal</w:t>
             </w:r>
           </w:p>
         </w:tc>
@@ -5541,7 +5406,7 @@
               <w:jc w:val="left"/>
             </w:pPr>
             <w:r>
-              <w:t xml:space="preserve">to lift, raise</w:t>
+              <w:t xml:space="preserve">to lift, carry</w:t>
             </w:r>
           </w:p>
         </w:tc>
@@ -5765,7 +5630,7 @@
               <w:jc w:val="left"/>
             </w:pPr>
             <w:r>
-              <w:t xml:space="preserve">rāk eb</w:t>
+              <w:t xml:space="preserve">rākeb</w:t>
             </w:r>
           </w:p>
         </w:tc>
@@ -5815,19 +5680,19 @@
               <w:jc w:val="left"/>
             </w:pPr>
             <w:r>
-              <w:t xml:space="preserve">ܡܢܓ</w:t>
-            </w:r>
-          </w:p>
-        </w:tc>
-        <w:tc>
-          <w:tcPr/>
-          <w:p>
-            <w:pPr>
-              <w:pStyle w:val="Compact"/>
-              <w:jc w:val="left"/>
-            </w:pPr>
-            <w:r>
-              <w:t xml:space="preserve">menag</w:t>
+              <w:t xml:space="preserve">ܟܠܐ</w:t>
+            </w:r>
+          </w:p>
+        </w:tc>
+        <w:tc>
+          <w:tcPr/>
+          <w:p>
+            <w:pPr>
+              <w:pStyle w:val="Compact"/>
+              <w:jc w:val="left"/>
+            </w:pPr>
+            <w:r>
+              <w:t xml:space="preserve">klā</w:t>
             </w:r>
           </w:p>
         </w:tc>
@@ -5851,7 +5716,7 @@
               <w:jc w:val="left"/>
             </w:pPr>
             <w:r>
-              <w:t xml:space="preserve">to prevent, hinder</w:t>
+              <w:t xml:space="preserve">to prevent, withhold</w:t>
             </w:r>
           </w:p>
         </w:tc>
@@ -6001,43 +5866,43 @@
               <w:jc w:val="left"/>
             </w:pPr>
             <w:r>
-              <w:t xml:space="preserve">ܓܡܪܢܐ</w:t>
-            </w:r>
-          </w:p>
-        </w:tc>
-        <w:tc>
-          <w:tcPr/>
-          <w:p>
-            <w:pPr>
-              <w:pStyle w:val="Compact"/>
-              <w:jc w:val="left"/>
-            </w:pPr>
-            <w:r>
-              <w:t xml:space="preserve">gəmrānā</w:t>
-            </w:r>
-          </w:p>
-        </w:tc>
-        <w:tc>
-          <w:tcPr/>
-          <w:p>
-            <w:pPr>
-              <w:pStyle w:val="Compact"/>
-              <w:jc w:val="left"/>
-            </w:pPr>
-            <w:r>
-              <w:t xml:space="preserve">m. noun</w:t>
-            </w:r>
-          </w:p>
-        </w:tc>
-        <w:tc>
-          <w:tcPr/>
-          <w:p>
-            <w:pPr>
-              <w:pStyle w:val="Compact"/>
-              <w:jc w:val="left"/>
-            </w:pPr>
-            <w:r>
-              <w:t xml:space="preserve">completion, fulfillment</w:t>
+              <w:t xml:space="preserve">ܓܡܝܪܘܬܐ</w:t>
+            </w:r>
+          </w:p>
+        </w:tc>
+        <w:tc>
+          <w:tcPr/>
+          <w:p>
+            <w:pPr>
+              <w:pStyle w:val="Compact"/>
+              <w:jc w:val="left"/>
+            </w:pPr>
+            <w:r>
+              <w:t xml:space="preserve">gmīrūttā</w:t>
+            </w:r>
+          </w:p>
+        </w:tc>
+        <w:tc>
+          <w:tcPr/>
+          <w:p>
+            <w:pPr>
+              <w:pStyle w:val="Compact"/>
+              <w:jc w:val="left"/>
+            </w:pPr>
+            <w:r>
+              <w:t xml:space="preserve">f. noun</w:t>
+            </w:r>
+          </w:p>
+        </w:tc>
+        <w:tc>
+          <w:tcPr/>
+          <w:p>
+            <w:pPr>
+              <w:pStyle w:val="Compact"/>
+              <w:jc w:val="left"/>
+            </w:pPr>
+            <w:r>
+              <w:t xml:space="preserve">completion, perfection</w:t>
             </w:r>
           </w:p>
         </w:tc>
@@ -6063,19 +5928,19 @@
               <w:jc w:val="left"/>
             </w:pPr>
             <w:r>
-              <w:t xml:space="preserve">ܦܕܘܚܘܬܐ</w:t>
-            </w:r>
-          </w:p>
-        </w:tc>
-        <w:tc>
-          <w:tcPr/>
-          <w:p>
-            <w:pPr>
-              <w:pStyle w:val="Compact"/>
-              <w:jc w:val="left"/>
-            </w:pPr>
-            <w:r>
-              <w:t xml:space="preserve">pədūḥūttā</w:t>
+              <w:t xml:space="preserve">ܡܪܚܡܢܘܬܐ</w:t>
+            </w:r>
+          </w:p>
+        </w:tc>
+        <w:tc>
+          <w:tcPr/>
+          <w:p>
+            <w:pPr>
+              <w:pStyle w:val="Compact"/>
+              <w:jc w:val="left"/>
+            </w:pPr>
+            <w:r>
+              <w:t xml:space="preserve">mraḥmānūttā</w:t>
             </w:r>
           </w:p>
         </w:tc>
@@ -6111,7 +5976,7 @@
               <w:jc w:val="left"/>
             </w:pPr>
             <w:r>
-              <w:t xml:space="preserve">related to p-d-ḥ</w:t>
+              <w:t xml:space="preserve">related to r-ḥ-m</w:t>
             </w:r>
           </w:p>
         </w:tc>
@@ -6125,31 +5990,31 @@
               <w:jc w:val="left"/>
             </w:pPr>
             <w:r>
-              <w:t xml:space="preserve">ܢܣܟܘܬܐ</w:t>
-            </w:r>
-          </w:p>
-        </w:tc>
-        <w:tc>
-          <w:tcPr/>
-          <w:p>
-            <w:pPr>
-              <w:pStyle w:val="Compact"/>
-              <w:jc w:val="left"/>
-            </w:pPr>
-            <w:r>
-              <w:t xml:space="preserve">nəskūttā</w:t>
-            </w:r>
-          </w:p>
-        </w:tc>
-        <w:tc>
-          <w:tcPr/>
-          <w:p>
-            <w:pPr>
-              <w:pStyle w:val="Compact"/>
-              <w:jc w:val="left"/>
-            </w:pPr>
-            <w:r>
-              <w:t xml:space="preserve">f. noun</w:t>
+              <w:t xml:space="preserve">ܢܘܣܟܐ</w:t>
+            </w:r>
+          </w:p>
+        </w:tc>
+        <w:tc>
+          <w:tcPr/>
+          <w:p>
+            <w:pPr>
+              <w:pStyle w:val="Compact"/>
+              <w:jc w:val="left"/>
+            </w:pPr>
+            <w:r>
+              <w:t xml:space="preserve">nussāḵā</w:t>
+            </w:r>
+          </w:p>
+        </w:tc>
+        <w:tc>
+          <w:tcPr/>
+          <w:p>
+            <w:pPr>
+              <w:pStyle w:val="Compact"/>
+              <w:jc w:val="left"/>
+            </w:pPr>
+            <w:r>
+              <w:t xml:space="preserve">m. noun</w:t>
             </w:r>
           </w:p>
         </w:tc>
@@ -6187,19 +6052,19 @@
               <w:jc w:val="left"/>
             </w:pPr>
             <w:r>
-              <w:t xml:space="preserve">ܕܒܩܘܬܐ</w:t>
-            </w:r>
-          </w:p>
-        </w:tc>
-        <w:tc>
-          <w:tcPr/>
-          <w:p>
-            <w:pPr>
-              <w:pStyle w:val="Compact"/>
-              <w:jc w:val="left"/>
-            </w:pPr>
-            <w:r>
-              <w:t xml:space="preserve">dəbqūttā</w:t>
+              <w:t xml:space="preserve">ܕܒܝܩܘܬܐ</w:t>
+            </w:r>
+          </w:p>
+        </w:tc>
+        <w:tc>
+          <w:tcPr/>
+          <w:p>
+            <w:pPr>
+              <w:pStyle w:val="Compact"/>
+              <w:jc w:val="left"/>
+            </w:pPr>
+            <w:r>
+              <w:t xml:space="preserve">dəḇīqūttā</w:t>
             </w:r>
           </w:p>
         </w:tc>
@@ -6311,19 +6176,19 @@
               <w:jc w:val="left"/>
             </w:pPr>
             <w:r>
-              <w:t xml:space="preserve">ܥܘܕܢܐ</w:t>
-            </w:r>
-          </w:p>
-        </w:tc>
-        <w:tc>
-          <w:tcPr/>
-          <w:p>
-            <w:pPr>
-              <w:pStyle w:val="Compact"/>
-              <w:jc w:val="left"/>
-            </w:pPr>
-            <w:r>
-              <w:t xml:space="preserve">ʿūddānā</w:t>
+              <w:t xml:space="preserve">ܦܘܢܝܐ</w:t>
+            </w:r>
+          </w:p>
+        </w:tc>
+        <w:tc>
+          <w:tcPr/>
+          <w:p>
+            <w:pPr>
+              <w:pStyle w:val="Compact"/>
+              <w:jc w:val="left"/>
+            </w:pPr>
+            <w:r>
+              <w:t xml:space="preserve">pūnnāyā</w:t>
             </w:r>
           </w:p>
         </w:tc>
@@ -6347,19 +6212,19 @@
               <w:jc w:val="left"/>
             </w:pPr>
             <w:r>
-              <w:t xml:space="preserve">answer, response</w:t>
-            </w:r>
-          </w:p>
-        </w:tc>
-        <w:tc>
-          <w:tcPr/>
-          <w:p>
-            <w:pPr>
-              <w:pStyle w:val="Compact"/>
-              <w:jc w:val="left"/>
-            </w:pPr>
-            <w:r>
-              <w:t xml:space="preserve">from ʿ-w-d</w:t>
+              <w:t xml:space="preserve">answer, return</w:t>
+            </w:r>
+          </w:p>
+        </w:tc>
+        <w:tc>
+          <w:tcPr/>
+          <w:p>
+            <w:pPr>
+              <w:pStyle w:val="Compact"/>
+              <w:jc w:val="left"/>
+            </w:pPr>
+            <w:r>
+              <w:t xml:space="preserve">from p-n-y</w:t>
             </w:r>
           </w:p>
         </w:tc>
@@ -6373,19 +6238,19 @@
               <w:jc w:val="left"/>
             </w:pPr>
             <w:r>
-              <w:t xml:space="preserve">ܩܘܒܠܢܐ</w:t>
-            </w:r>
-          </w:p>
-        </w:tc>
-        <w:tc>
-          <w:tcPr/>
-          <w:p>
-            <w:pPr>
-              <w:pStyle w:val="Compact"/>
-              <w:jc w:val="left"/>
-            </w:pPr>
-            <w:r>
-              <w:t xml:space="preserve">qūbbəlānā</w:t>
+              <w:t xml:space="preserve">ܩܘܒܠܐ</w:t>
+            </w:r>
+          </w:p>
+        </w:tc>
+        <w:tc>
+          <w:tcPr/>
+          <w:p>
+            <w:pPr>
+              <w:pStyle w:val="Compact"/>
+              <w:jc w:val="left"/>
+            </w:pPr>
+            <w:r>
+              <w:t xml:space="preserve">qubbālā</w:t>
             </w:r>
           </w:p>
         </w:tc>
@@ -6435,31 +6300,31 @@
               <w:jc w:val="left"/>
             </w:pPr>
             <w:r>
-              <w:t xml:space="preserve">ܫܪܒܘܬܐ</w:t>
-            </w:r>
-          </w:p>
-        </w:tc>
-        <w:tc>
-          <w:tcPr/>
-          <w:p>
-            <w:pPr>
-              <w:pStyle w:val="Compact"/>
-              <w:jc w:val="left"/>
-            </w:pPr>
-            <w:r>
-              <w:t xml:space="preserve">šərbūttā</w:t>
-            </w:r>
-          </w:p>
-        </w:tc>
-        <w:tc>
-          <w:tcPr/>
-          <w:p>
-            <w:pPr>
-              <w:pStyle w:val="Compact"/>
-              <w:jc w:val="left"/>
-            </w:pPr>
-            <w:r>
-              <w:t xml:space="preserve">f. noun</w:t>
+              <w:t xml:space="preserve">ܫܬܝܐ</w:t>
+            </w:r>
+          </w:p>
+        </w:tc>
+        <w:tc>
+          <w:tcPr/>
+          <w:p>
+            <w:pPr>
+              <w:pStyle w:val="Compact"/>
+              <w:jc w:val="left"/>
+            </w:pPr>
+            <w:r>
+              <w:t xml:space="preserve">šetyā</w:t>
+            </w:r>
+          </w:p>
+        </w:tc>
+        <w:tc>
+          <w:tcPr/>
+          <w:p>
+            <w:pPr>
+              <w:pStyle w:val="Compact"/>
+              <w:jc w:val="left"/>
+            </w:pPr>
+            <w:r>
+              <w:t xml:space="preserve">m. noun</w:t>
             </w:r>
           </w:p>
         </w:tc>
@@ -6483,7 +6348,7 @@
               <w:jc w:val="left"/>
             </w:pPr>
             <w:r>
-              <w:t xml:space="preserve">from š-r-b</w:t>
+              <w:t xml:space="preserve">from š-t-y</w:t>
             </w:r>
           </w:p>
         </w:tc>
@@ -6497,55 +6362,55 @@
               <w:jc w:val="left"/>
             </w:pPr>
             <w:r>
-              <w:t xml:space="preserve">ܡܕܠܘܬܐ</w:t>
-            </w:r>
-          </w:p>
-        </w:tc>
-        <w:tc>
-          <w:tcPr/>
-          <w:p>
-            <w:pPr>
-              <w:pStyle w:val="Compact"/>
-              <w:jc w:val="left"/>
-            </w:pPr>
-            <w:r>
-              <w:t xml:space="preserve">mədəlūttā</w:t>
-            </w:r>
-          </w:p>
-        </w:tc>
-        <w:tc>
-          <w:tcPr/>
-          <w:p>
-            <w:pPr>
-              <w:pStyle w:val="Compact"/>
-              <w:jc w:val="left"/>
-            </w:pPr>
-            <w:r>
-              <w:t xml:space="preserve">f. noun</w:t>
-            </w:r>
-          </w:p>
-        </w:tc>
-        <w:tc>
-          <w:tcPr/>
-          <w:p>
-            <w:pPr>
-              <w:pStyle w:val="Compact"/>
-              <w:jc w:val="left"/>
-            </w:pPr>
-            <w:r>
-              <w:t xml:space="preserve">poverty, humiliation</w:t>
-            </w:r>
-          </w:p>
-        </w:tc>
-        <w:tc>
-          <w:tcPr/>
-          <w:p>
-            <w:pPr>
-              <w:pStyle w:val="Compact"/>
-              <w:jc w:val="left"/>
-            </w:pPr>
-            <w:r>
-              <w:t xml:space="preserve">from m-d-l</w:t>
+              <w:t xml:space="preserve">ܡܘܟܟܐ</w:t>
+            </w:r>
+          </w:p>
+        </w:tc>
+        <w:tc>
+          <w:tcPr/>
+          <w:p>
+            <w:pPr>
+              <w:pStyle w:val="Compact"/>
+              <w:jc w:val="left"/>
+            </w:pPr>
+            <w:r>
+              <w:t xml:space="preserve">mūkkāḵā</w:t>
+            </w:r>
+          </w:p>
+        </w:tc>
+        <w:tc>
+          <w:tcPr/>
+          <w:p>
+            <w:pPr>
+              <w:pStyle w:val="Compact"/>
+              <w:jc w:val="left"/>
+            </w:pPr>
+            <w:r>
+              <w:t xml:space="preserve">m. noun</w:t>
+            </w:r>
+          </w:p>
+        </w:tc>
+        <w:tc>
+          <w:tcPr/>
+          <w:p>
+            <w:pPr>
+              <w:pStyle w:val="Compact"/>
+              <w:jc w:val="left"/>
+            </w:pPr>
+            <w:r>
+              <w:t xml:space="preserve">humiliation, lowliness</w:t>
+            </w:r>
+          </w:p>
+        </w:tc>
+        <w:tc>
+          <w:tcPr/>
+          <w:p>
+            <w:pPr>
+              <w:pStyle w:val="Compact"/>
+              <w:jc w:val="left"/>
+            </w:pPr>
+            <w:r>
+              <w:t xml:space="preserve">from m-k-k</w:t>
             </w:r>
           </w:p>
         </w:tc>
@@ -6554,7 +6419,11 @@
     <w:bookmarkEnd w:id="30"/>
     <w:bookmarkEnd w:id="31"/>
     <w:bookmarkEnd w:id="32"/>
-    <w:sectPr/>
+    <w:sectPr>
+      <w:footnotePr>
+        <w:numRestart w:val="eachSect"/>
+      </w:footnotePr>
+    </w:sectPr>
   </w:body>
 </w:document>
 </file>
@@ -6592,7 +6461,7 @@
       <w:lvlText w:val=" "/>
       <w:lvlJc w:val="left"/>
       <w:pPr>
-        <w:ind w:left="720" w:hanging="480"/>
+        <w:ind w:left="720" w:hanging="360"/>
       </w:pPr>
     </w:lvl>
     <w:lvl w:ilvl="1">
@@ -6600,7 +6469,7 @@
       <w:lvlText w:val=" "/>
       <w:lvlJc w:val="left"/>
       <w:pPr>
-        <w:ind w:left="1440" w:hanging="480"/>
+        <w:ind w:left="1440" w:hanging="360"/>
       </w:pPr>
     </w:lvl>
     <w:lvl w:ilvl="2">
@@ -6608,7 +6477,7 @@
       <w:lvlText w:val=" "/>
       <w:lvlJc w:val="left"/>
       <w:pPr>
-        <w:ind w:left="2160" w:hanging="480"/>
+        <w:ind w:left="2160" w:hanging="360"/>
       </w:pPr>
     </w:lvl>
     <w:lvl w:ilvl="3">
@@ -6616,7 +6485,7 @@
       <w:lvlText w:val=" "/>
       <w:lvlJc w:val="left"/>
       <w:pPr>
-        <w:ind w:left="2880" w:hanging="480"/>
+        <w:ind w:left="2880" w:hanging="360"/>
       </w:pPr>
     </w:lvl>
     <w:lvl w:ilvl="4">
@@ -6624,7 +6493,7 @@
       <w:lvlText w:val=" "/>
       <w:lvlJc w:val="left"/>
       <w:pPr>
-        <w:ind w:left="3600" w:hanging="480"/>
+        <w:ind w:left="3600" w:hanging="360"/>
       </w:pPr>
     </w:lvl>
     <w:lvl w:ilvl="5">
@@ -6632,7 +6501,7 @@
       <w:lvlText w:val=" "/>
       <w:lvlJc w:val="left"/>
       <w:pPr>
-        <w:ind w:left="4320" w:hanging="480"/>
+        <w:ind w:left="4320" w:hanging="360"/>
       </w:pPr>
     </w:lvl>
     <w:lvl w:ilvl="6">
@@ -6640,7 +6509,7 @@
       <w:lvlText w:val=" "/>
       <w:lvlJc w:val="left"/>
       <w:pPr>
-        <w:ind w:left="5040" w:hanging="480"/>
+        <w:ind w:left="5040" w:hanging="360"/>
       </w:pPr>
     </w:lvl>
     <w:lvl w:ilvl="7">
@@ -6648,7 +6517,7 @@
       <w:lvlText w:val=" "/>
       <w:lvlJc w:val="left"/>
       <w:pPr>
-        <w:ind w:left="5760" w:hanging="480"/>
+        <w:ind w:left="5760" w:hanging="360"/>
       </w:pPr>
     </w:lvl>
     <w:lvl w:ilvl="8">
@@ -6656,7 +6525,7 @@
       <w:lvlText w:val=" "/>
       <w:lvlJc w:val="left"/>
       <w:pPr>
-        <w:ind w:left="6480" w:hanging="480"/>
+        <w:ind w:left="6480" w:hanging="360"/>
       </w:pPr>
     </w:lvl>
   </w:abstractNum>
@@ -6669,7 +6538,7 @@
       <w:lvlText w:val="%1."/>
       <w:lvlJc w:val="left"/>
       <w:pPr>
-        <w:ind w:left="720" w:hanging="480"/>
+        <w:ind w:left="720" w:hanging="360"/>
       </w:pPr>
     </w:lvl>
     <w:lvl w:ilvl="1">
@@ -6678,7 +6547,7 @@
       <w:lvlText w:val="%2."/>
       <w:lvlJc w:val="left"/>
       <w:pPr>
-        <w:ind w:left="1440" w:hanging="480"/>
+        <w:ind w:left="1440" w:hanging="360"/>
       </w:pPr>
     </w:lvl>
     <w:lvl w:ilvl="2">
@@ -6687,7 +6556,7 @@
       <w:lvlText w:val="%3."/>
       <w:lvlJc w:val="left"/>
       <w:pPr>
-        <w:ind w:left="2160" w:hanging="480"/>
+        <w:ind w:left="2160" w:hanging="360"/>
       </w:pPr>
     </w:lvl>
     <w:lvl w:ilvl="3">
@@ -6696,7 +6565,7 @@
       <w:lvlText w:val="%4."/>
       <w:lvlJc w:val="left"/>
       <w:pPr>
-        <w:ind w:left="2880" w:hanging="480"/>
+        <w:ind w:left="2880" w:hanging="360"/>
       </w:pPr>
     </w:lvl>
     <w:lvl w:ilvl="4">
@@ -6705,7 +6574,7 @@
       <w:lvlText w:val="%5."/>
       <w:lvlJc w:val="left"/>
       <w:pPr>
-        <w:ind w:left="3600" w:hanging="480"/>
+        <w:ind w:left="3600" w:hanging="360"/>
       </w:pPr>
     </w:lvl>
     <w:lvl w:ilvl="5">
@@ -6714,7 +6583,7 @@
       <w:lvlText w:val="%6."/>
       <w:lvlJc w:val="left"/>
       <w:pPr>
-        <w:ind w:left="4320" w:hanging="480"/>
+        <w:ind w:left="4320" w:hanging="360"/>
       </w:pPr>
     </w:lvl>
     <w:lvl w:ilvl="6">
@@ -6723,7 +6592,7 @@
       <w:lvlText w:val="%7."/>
       <w:lvlJc w:val="left"/>
       <w:pPr>
-        <w:ind w:left="5040" w:hanging="480"/>
+        <w:ind w:left="5040" w:hanging="360"/>
       </w:pPr>
     </w:lvl>
     <w:lvl w:ilvl="7">
@@ -6732,7 +6601,7 @@
       <w:lvlText w:val="%8."/>
       <w:lvlJc w:val="left"/>
       <w:pPr>
-        <w:ind w:left="5760" w:hanging="480"/>
+        <w:ind w:left="5760" w:hanging="360"/>
       </w:pPr>
     </w:lvl>
     <w:lvl w:ilvl="8">
@@ -6741,7 +6610,7 @@
       <w:lvlText w:val="%9."/>
       <w:lvlJc w:val="left"/>
       <w:pPr>
-        <w:ind w:left="6480" w:hanging="480"/>
+        <w:ind w:left="6480" w:hanging="360"/>
       </w:pPr>
     </w:lvl>
   </w:abstractNum>
@@ -6750,75 +6619,102 @@
     <w:multiLevelType w:val="multilevel"/>
     <w:lvl w:ilvl="0">
       <w:numFmt w:val="bullet"/>
-      <w:lvlText w:val="•"/>
+      <w:lvlText w:val=""/>
       <w:lvlJc w:val="left"/>
       <w:pPr>
-        <w:ind w:left="720" w:hanging="480"/>
-      </w:pPr>
+        <w:ind w:left="720" w:hanging="360"/>
+      </w:pPr>
+      <w:rPr>
+        <w:rFonts w:ascii="Symbol" w:hAnsi="Symbol" w:cs="Symbol" w:hint="default"/>
+      </w:rPr>
     </w:lvl>
     <w:lvl w:ilvl="1">
       <w:numFmt w:val="bullet"/>
-      <w:lvlText w:val="–"/>
+      <w:lvlText w:val="o"/>
       <w:lvlJc w:val="left"/>
       <w:pPr>
-        <w:ind w:left="1440" w:hanging="480"/>
-      </w:pPr>
+        <w:ind w:left="1440" w:hanging="360"/>
+      </w:pPr>
+      <w:rPr>
+        <w:rFonts w:ascii="Courier New" w:hAnsi="Courier New" w:cs="Courier New" w:hint="default"/>
+      </w:rPr>
     </w:lvl>
     <w:lvl w:ilvl="2">
       <w:numFmt w:val="bullet"/>
-      <w:lvlText w:val="•"/>
+      <w:lvlText w:val=""/>
       <w:lvlJc w:val="left"/>
       <w:pPr>
-        <w:ind w:left="2160" w:hanging="480"/>
-      </w:pPr>
+        <w:ind w:left="2160" w:hanging="360"/>
+      </w:pPr>
+      <w:rPr>
+        <w:rFonts w:ascii="Wingdings" w:hAnsi="Wingdings" w:cs="Wingdings" w:hint="default"/>
+      </w:rPr>
     </w:lvl>
     <w:lvl w:ilvl="3">
       <w:numFmt w:val="bullet"/>
-      <w:lvlText w:val="–"/>
+      <w:lvlText w:val=""/>
       <w:lvlJc w:val="left"/>
       <w:pPr>
-        <w:ind w:left="2880" w:hanging="480"/>
-      </w:pPr>
+        <w:ind w:left="2880" w:hanging="360"/>
+      </w:pPr>
+      <w:rPr>
+        <w:rFonts w:ascii="Symbol" w:hAnsi="Symbol" w:cs="Symbol" w:hint="default"/>
+      </w:rPr>
     </w:lvl>
     <w:lvl w:ilvl="4">
       <w:numFmt w:val="bullet"/>
-      <w:lvlText w:val="•"/>
+      <w:lvlText w:val="o"/>
       <w:lvlJc w:val="left"/>
       <w:pPr>
-        <w:ind w:left="3600" w:hanging="480"/>
-      </w:pPr>
+        <w:ind w:left="3600" w:hanging="360"/>
+      </w:pPr>
+      <w:rPr>
+        <w:rFonts w:ascii="Courier New" w:hAnsi="Courier New" w:cs="Courier New" w:hint="default"/>
+      </w:rPr>
     </w:lvl>
     <w:lvl w:ilvl="5">
       <w:numFmt w:val="bullet"/>
-      <w:lvlText w:val="–"/>
+      <w:lvlText w:val=""/>
       <w:lvlJc w:val="left"/>
       <w:pPr>
-        <w:ind w:left="4320" w:hanging="480"/>
-      </w:pPr>
+        <w:ind w:left="4320" w:hanging="360"/>
+      </w:pPr>
+      <w:rPr>
+        <w:rFonts w:ascii="Wingdings" w:hAnsi="Wingdings" w:cs="Wingdings" w:hint="default"/>
+      </w:rPr>
     </w:lvl>
     <w:lvl w:ilvl="6">
       <w:numFmt w:val="bullet"/>
-      <w:lvlText w:val="•"/>
+      <w:lvlText w:val=""/>
       <w:lvlJc w:val="left"/>
       <w:pPr>
-        <w:ind w:left="5040" w:hanging="480"/>
-      </w:pPr>
+        <w:ind w:left="5040" w:hanging="360"/>
+      </w:pPr>
+      <w:rPr>
+        <w:rFonts w:ascii="Symbol" w:hAnsi="Symbol" w:cs="Symbol" w:hint="default"/>
+      </w:rPr>
     </w:lvl>
     <w:lvl w:ilvl="7">
       <w:numFmt w:val="bullet"/>
-      <w:lvlText w:val="–"/>
+      <w:lvlText w:val="o"/>
       <w:lvlJc w:val="left"/>
       <w:pPr>
-        <w:ind w:left="5760" w:hanging="480"/>
-      </w:pPr>
+        <w:ind w:left="5760" w:hanging="360"/>
+      </w:pPr>
+      <w:rPr>
+        <w:rFonts w:ascii="Courier New" w:hAnsi="Courier New" w:cs="Courier New" w:hint="default"/>
+      </w:rPr>
     </w:lvl>
     <w:lvl w:ilvl="8">
       <w:numFmt w:val="bullet"/>
-      <w:lvlText w:val="•"/>
+      <w:lvlText w:val=""/>
       <w:lvlJc w:val="left"/>
       <w:pPr>
-        <w:ind w:left="6480" w:hanging="480"/>
-      </w:pPr>
+        <w:ind w:left="6480" w:hanging="360"/>
+      </w:pPr>
+      <w:rPr>
+        <w:rFonts w:ascii="Wingdings" w:hAnsi="Wingdings" w:cs="Wingdings" w:hint="default"/>
+      </w:rPr>
     </w:lvl>
   </w:abstractNum>
   <w:num w:numId="1000">
@@ -7248,57 +7144,94 @@
     <w:name w:val="Title"/>
     <w:basedOn w:val="Normal"/>
     <w:next w:val="BodyText"/>
+    <w:link w:val="TitleChar"/>
+    <w:uiPriority w:val="10"/>
     <w:qFormat/>
+    <w:rsid w:val="00A10FD9"/>
     <w:pPr>
-      <w:keepNext/>
-      <w:keepLines/>
-      <w:spacing w:after="240" w:before="480"/>
+      <w:spacing w:after="80" w:line="240" w:lineRule="auto"/>
+      <w:contextualSpacing/>
       <w:jc w:val="center"/>
     </w:pPr>
     <w:rPr>
       <w:rFonts w:asciiTheme="majorHAnsi" w:cstheme="majorBidi" w:eastAsiaTheme="majorEastAsia" w:hAnsiTheme="majorHAnsi"/>
-      <w:b/>
-      <w:bCs/>
-      <w:color w:themeColor="accent1" w:themeShade="B5" w:val="345A8A"/>
-      <w:sz w:val="36"/>
-      <w:szCs w:val="36"/>
+      <w:sz w:val="56"/>
+      <w:szCs w:val="56"/>
+    </w:rPr>
+  </w:style>
+  <w:style w:customStyle="1" w:styleId="TitleChar" w:type="character">
+    <w:name w:val="Title Char"/>
+    <w:basedOn w:val="DefaultParagraphFont"/>
+    <w:link w:val="Title"/>
+    <w:uiPriority w:val="10"/>
+    <w:rsid w:val="00A10FD9"/>
+    <w:rPr>
+      <w:rFonts w:asciiTheme="majorHAnsi" w:cstheme="majorBidi" w:eastAsiaTheme="majorEastAsia" w:hAnsiTheme="majorHAnsi"/>
+      <w:sz w:val="56"/>
+      <w:szCs w:val="56"/>
     </w:rPr>
   </w:style>
   <w:style w:styleId="Subtitle" w:type="paragraph">
     <w:name w:val="Subtitle"/>
     <w:basedOn w:val="Title"/>
     <w:next w:val="BodyText"/>
+    <w:link w:val="SubtitleChar"/>
+    <w:uiPriority w:val="11"/>
     <w:qFormat/>
+    <w:rsid w:val="00A10FD9"/>
     <w:pPr>
-      <w:keepNext/>
-      <w:keepLines/>
-      <w:spacing w:after="240" w:before="240"/>
-      <w:jc w:val="center"/>
+      <w:numPr>
+        <w:ilvl w:val="1"/>
+      </w:numPr>
     </w:pPr>
     <w:rPr>
-      <w:sz w:val="30"/>
-      <w:szCs w:val="30"/>
+      <w:rFonts w:cstheme="majorBidi" w:eastAsiaTheme="majorEastAsia"/>
+      <w:spacing w:val="15"/>
+      <w:sz w:val="28"/>
+      <w:szCs w:val="28"/>
+    </w:rPr>
+  </w:style>
+  <w:style w:customStyle="1" w:styleId="SubtitleChar" w:type="character">
+    <w:name w:val="Subtitle Char"/>
+    <w:basedOn w:val="DefaultParagraphFont"/>
+    <w:link w:val="Subtitle"/>
+    <w:uiPriority w:val="11"/>
+    <w:rsid w:val="00A10FD9"/>
+    <w:rPr>
+      <w:rFonts w:cstheme="majorBidi" w:eastAsiaTheme="majorEastAsia"/>
+      <w:color w:themeColor="text1" w:themeTint="A6" w:val="595959"/>
+      <w:spacing w:val="15"/>
+      <w:sz w:val="28"/>
+      <w:szCs w:val="28"/>
     </w:rPr>
   </w:style>
   <w:style w:customStyle="1" w:styleId="Author" w:type="paragraph">
     <w:name w:val="Author"/>
+    <w:basedOn w:val="Title"/>
     <w:next w:val="BodyText"/>
     <w:qFormat/>
     <w:pPr>
       <w:keepNext/>
       <w:keepLines/>
-      <w:jc w:val="center"/>
     </w:pPr>
+    <w:rPr>
+      <w:sz w:val="24"/>
+      <w:szCs w:val="24"/>
+    </w:rPr>
   </w:style>
   <w:style w:styleId="Date" w:type="paragraph">
     <w:name w:val="Date"/>
+    <w:basedOn w:val="Title"/>
     <w:next w:val="BodyText"/>
     <w:qFormat/>
     <w:pPr>
       <w:keepNext/>
       <w:keepLines/>
-      <w:jc w:val="center"/>
     </w:pPr>
+    <w:rPr>
+      <w:sz w:val="24"/>
+      <w:szCs w:val="24"/>
+    </w:rPr>
   </w:style>
   <w:style w:customStyle="1" w:styleId="AbstractTitle" w:type="paragraph">
     <w:name w:val="Abstract Title"/>
@@ -7313,7 +7246,6 @@
     </w:pPr>
     <w:rPr>
       <w:b/>
-      <w:color w:val="345A8A"/>
       <w:sz w:val="20"/>
       <w:szCs w:val="20"/>
     </w:rPr>
@@ -7342,191 +7274,321 @@
     <w:rPr/>
   </w:style>
   <w:style w:styleId="Heading1" w:type="paragraph">
-    <w:name w:val="Heading 1"/>
+    <w:name w:val="heading 1"/>
     <w:basedOn w:val="Normal"/>
     <w:next w:val="BodyText"/>
+    <w:link w:val="Heading1Char"/>
     <w:uiPriority w:val="9"/>
     <w:qFormat/>
+    <w:rsid w:val="00A10FD9"/>
     <w:pPr>
       <w:keepNext/>
       <w:keepLines/>
-      <w:spacing w:after="0" w:before="480"/>
+      <w:spacing w:after="80" w:before="360"/>
       <w:outlineLvl w:val="0"/>
     </w:pPr>
     <w:rPr>
       <w:rFonts w:asciiTheme="majorHAnsi" w:cstheme="majorBidi" w:eastAsiaTheme="majorEastAsia" w:hAnsiTheme="majorHAnsi"/>
-      <w:b/>
-      <w:bCs/>
-      <w:color w:themeColor="accent1" w:val="4F81BD"/>
+      <w:color w:themeColor="accent1" w:themeShade="BF" w:val="0F4761"/>
+      <w:sz w:val="40"/>
+      <w:szCs w:val="40"/>
+    </w:rPr>
+  </w:style>
+  <w:style w:styleId="Heading2" w:type="paragraph">
+    <w:name w:val="heading 2"/>
+    <w:basedOn w:val="Normal"/>
+    <w:next w:val="BodyText"/>
+    <w:link w:val="Heading2Char"/>
+    <w:uiPriority w:val="9"/>
+    <w:semiHidden/>
+    <w:unhideWhenUsed/>
+    <w:qFormat/>
+    <w:rsid w:val="00A10FD9"/>
+    <w:pPr>
+      <w:keepNext/>
+      <w:keepLines/>
+      <w:spacing w:after="80" w:before="160"/>
+      <w:outlineLvl w:val="1"/>
+    </w:pPr>
+    <w:rPr>
+      <w:rFonts w:asciiTheme="majorHAnsi" w:cstheme="majorBidi" w:eastAsiaTheme="majorEastAsia" w:hAnsiTheme="majorHAnsi"/>
+      <w:color w:themeColor="accent1" w:themeShade="BF" w:val="0F4761"/>
       <w:sz w:val="32"/>
       <w:szCs w:val="32"/>
     </w:rPr>
   </w:style>
-  <w:style w:styleId="Heading2" w:type="paragraph">
-    <w:name w:val="Heading 2"/>
+  <w:style w:styleId="Heading3" w:type="paragraph">
+    <w:name w:val="heading 3"/>
     <w:basedOn w:val="Normal"/>
     <w:next w:val="BodyText"/>
+    <w:link w:val="Heading3Char"/>
     <w:uiPriority w:val="9"/>
+    <w:semiHidden/>
     <w:unhideWhenUsed/>
     <w:qFormat/>
+    <w:rsid w:val="00A10FD9"/>
     <w:pPr>
       <w:keepNext/>
       <w:keepLines/>
-      <w:spacing w:after="0" w:before="200"/>
-      <w:outlineLvl w:val="1"/>
+      <w:spacing w:after="80" w:before="160"/>
+      <w:outlineLvl w:val="2"/>
     </w:pPr>
     <w:rPr>
-      <w:rFonts w:asciiTheme="majorHAnsi" w:cstheme="majorBidi" w:eastAsiaTheme="majorEastAsia" w:hAnsiTheme="majorHAnsi"/>
-      <w:b/>
-      <w:bCs/>
-      <w:color w:themeColor="accent1" w:val="4F81BD"/>
+      <w:rFonts w:cstheme="majorBidi" w:eastAsiaTheme="majorEastAsia"/>
+      <w:color w:themeColor="accent1" w:themeShade="BF" w:val="0F4761"/>
       <w:sz w:val="28"/>
       <w:szCs w:val="28"/>
     </w:rPr>
   </w:style>
-  <w:style w:styleId="Heading3" w:type="paragraph">
-    <w:name w:val="Heading 3"/>
+  <w:style w:styleId="Heading4" w:type="paragraph">
+    <w:name w:val="heading 4"/>
     <w:basedOn w:val="Normal"/>
     <w:next w:val="BodyText"/>
+    <w:link w:val="Heading4Char"/>
     <w:uiPriority w:val="9"/>
+    <w:semiHidden/>
     <w:unhideWhenUsed/>
     <w:qFormat/>
+    <w:rsid w:val="00A10FD9"/>
     <w:pPr>
       <w:keepNext/>
       <w:keepLines/>
-      <w:spacing w:after="0" w:before="200"/>
-      <w:outlineLvl w:val="2"/>
+      <w:spacing w:after="40" w:before="80"/>
+      <w:outlineLvl w:val="3"/>
     </w:pPr>
     <w:rPr>
-      <w:rFonts w:asciiTheme="majorHAnsi" w:cstheme="majorBidi" w:eastAsiaTheme="majorEastAsia" w:hAnsiTheme="majorHAnsi"/>
-      <w:b/>
-      <w:bCs/>
-      <w:color w:themeColor="accent1" w:val="4F81BD"/>
-      <w:sz w:val="24"/>
-      <w:szCs w:val="24"/>
+      <w:rFonts w:cstheme="majorBidi" w:eastAsiaTheme="majorEastAsia"/>
+      <w:i/>
+      <w:iCs/>
+      <w:color w:themeColor="accent1" w:themeShade="BF" w:val="0F4761"/>
     </w:rPr>
   </w:style>
-  <w:style w:styleId="Heading4" w:type="paragraph">
-    <w:name w:val="Heading 4"/>
+  <w:style w:styleId="Heading5" w:type="paragraph">
+    <w:name w:val="heading 5"/>
     <w:basedOn w:val="Normal"/>
     <w:next w:val="BodyText"/>
+    <w:link w:val="Heading5Char"/>
     <w:uiPriority w:val="9"/>
+    <w:semiHidden/>
     <w:unhideWhenUsed/>
     <w:qFormat/>
+    <w:rsid w:val="00A10FD9"/>
     <w:pPr>
       <w:keepNext/>
       <w:keepLines/>
-      <w:spacing w:after="0" w:before="200"/>
-      <w:outlineLvl w:val="3"/>
+      <w:spacing w:after="40" w:before="80"/>
+      <w:outlineLvl w:val="4"/>
     </w:pPr>
     <w:rPr>
-      <w:rFonts w:asciiTheme="majorHAnsi" w:cstheme="majorBidi" w:eastAsiaTheme="majorEastAsia" w:hAnsiTheme="majorHAnsi"/>
-      <w:bCs/>
-      <w:i/>
-      <w:color w:themeColor="accent1" w:val="4F81BD"/>
-      <w:sz w:val="24"/>
-      <w:szCs w:val="24"/>
+      <w:rFonts w:cstheme="majorBidi" w:eastAsiaTheme="majorEastAsia"/>
+      <w:color w:themeColor="accent1" w:themeShade="BF" w:val="0F4761"/>
     </w:rPr>
   </w:style>
-  <w:style w:styleId="Heading5" w:type="paragraph">
-    <w:name w:val="Heading 5"/>
+  <w:style w:styleId="Heading6" w:type="paragraph">
+    <w:name w:val="heading 6"/>
     <w:basedOn w:val="Normal"/>
     <w:next w:val="BodyText"/>
+    <w:link w:val="Heading6Char"/>
     <w:uiPriority w:val="9"/>
+    <w:semiHidden/>
     <w:unhideWhenUsed/>
     <w:qFormat/>
+    <w:rsid w:val="00A10FD9"/>
     <w:pPr>
       <w:keepNext/>
       <w:keepLines/>
-      <w:spacing w:after="0" w:before="200"/>
-      <w:outlineLvl w:val="4"/>
+      <w:spacing w:after="0" w:before="40"/>
+      <w:outlineLvl w:val="5"/>
     </w:pPr>
     <w:rPr>
-      <w:rFonts w:asciiTheme="majorHAnsi" w:cstheme="majorBidi" w:eastAsiaTheme="majorEastAsia" w:hAnsiTheme="majorHAnsi"/>
+      <w:rFonts w:cstheme="majorBidi" w:eastAsiaTheme="majorEastAsia"/>
+      <w:i/>
       <w:iCs/>
-      <w:color w:themeColor="accent1" w:val="4F81BD"/>
-      <w:sz w:val="24"/>
-      <w:szCs w:val="24"/>
+      <w:color w:themeColor="text1" w:themeTint="A6" w:val="595959"/>
     </w:rPr>
   </w:style>
-  <w:style w:styleId="Heading6" w:type="paragraph">
-    <w:name w:val="Heading 6"/>
+  <w:style w:styleId="Heading7" w:type="paragraph">
+    <w:name w:val="heading 7"/>
     <w:basedOn w:val="Normal"/>
     <w:next w:val="BodyText"/>
+    <w:link w:val="Heading7Char"/>
     <w:uiPriority w:val="9"/>
+    <w:semiHidden/>
     <w:unhideWhenUsed/>
     <w:qFormat/>
+    <w:rsid w:val="00A10FD9"/>
     <w:pPr>
       <w:keepNext/>
       <w:keepLines/>
-      <w:spacing w:after="0" w:before="200"/>
-      <w:outlineLvl w:val="5"/>
+      <w:spacing w:after="0" w:before="40"/>
+      <w:outlineLvl w:val="6"/>
     </w:pPr>
     <w:rPr>
-      <w:rFonts w:asciiTheme="majorHAnsi" w:cstheme="majorBidi" w:eastAsiaTheme="majorEastAsia" w:hAnsiTheme="majorHAnsi"/>
-      <w:color w:themeColor="accent1" w:val="4F81BD"/>
-      <w:sz w:val="24"/>
-      <w:szCs w:val="24"/>
+      <w:rFonts w:cstheme="majorBidi" w:eastAsiaTheme="majorEastAsia"/>
+      <w:color w:themeColor="text1" w:themeTint="A6" w:val="595959"/>
     </w:rPr>
   </w:style>
-  <w:style w:styleId="Heading7" w:type="paragraph">
-    <w:name w:val="Heading 7"/>
+  <w:style w:styleId="Heading8" w:type="paragraph">
+    <w:name w:val="heading 8"/>
     <w:basedOn w:val="Normal"/>
     <w:next w:val="BodyText"/>
+    <w:link w:val="Heading8Char"/>
     <w:uiPriority w:val="9"/>
+    <w:semiHidden/>
     <w:unhideWhenUsed/>
     <w:qFormat/>
+    <w:rsid w:val="00A10FD9"/>
     <w:pPr>
       <w:keepNext/>
       <w:keepLines/>
-      <w:spacing w:after="0" w:before="200"/>
-      <w:outlineLvl w:val="6"/>
+      <w:spacing w:after="0"/>
+      <w:outlineLvl w:val="7"/>
     </w:pPr>
     <w:rPr>
-      <w:rFonts w:asciiTheme="majorHAnsi" w:cstheme="majorBidi" w:eastAsiaTheme="majorEastAsia" w:hAnsiTheme="majorHAnsi"/>
-      <w:color w:themeColor="accent1" w:val="4F81BD"/>
-      <w:sz w:val="24"/>
-      <w:szCs w:val="24"/>
+      <w:rFonts w:cstheme="majorBidi" w:eastAsiaTheme="majorEastAsia"/>
+      <w:i/>
+      <w:iCs/>
+      <w:color w:themeColor="text1" w:themeTint="D8" w:val="272727"/>
     </w:rPr>
   </w:style>
-  <w:style w:styleId="Heading8" w:type="paragraph">
-    <w:name w:val="Heading 8"/>
+  <w:style w:styleId="Heading9" w:type="paragraph">
+    <w:name w:val="heading 9"/>
     <w:basedOn w:val="Normal"/>
     <w:next w:val="BodyText"/>
+    <w:link w:val="Heading9Char"/>
     <w:uiPriority w:val="9"/>
+    <w:semiHidden/>
     <w:unhideWhenUsed/>
     <w:qFormat/>
+    <w:rsid w:val="00A10FD9"/>
     <w:pPr>
       <w:keepNext/>
       <w:keepLines/>
-      <w:spacing w:after="0" w:before="200"/>
-      <w:outlineLvl w:val="7"/>
-    </w:pPr>
-    <w:rPr>
-      <w:rFonts w:asciiTheme="majorHAnsi" w:cstheme="majorBidi" w:eastAsiaTheme="majorEastAsia" w:hAnsiTheme="majorHAnsi"/>
-      <w:color w:themeColor="accent1" w:val="4F81BD"/>
-      <w:sz w:val="24"/>
-      <w:szCs w:val="24"/>
-    </w:rPr>
-  </w:style>
-  <w:style w:styleId="Heading9" w:type="paragraph">
-    <w:name w:val="Heading 9"/>
-    <w:basedOn w:val="Normal"/>
-    <w:next w:val="BodyText"/>
-    <w:uiPriority w:val="9"/>
-    <w:unhideWhenUsed/>
-    <w:qFormat/>
-    <w:pPr>
-      <w:keepNext/>
-      <w:keepLines/>
-      <w:spacing w:after="0" w:before="200"/>
+      <w:spacing w:after="0"/>
       <w:outlineLvl w:val="8"/>
     </w:pPr>
     <w:rPr>
+      <w:rFonts w:cstheme="majorBidi" w:eastAsiaTheme="majorEastAsia"/>
+      <w:color w:themeColor="text1" w:themeTint="D8" w:val="272727"/>
+    </w:rPr>
+  </w:style>
+  <w:style w:customStyle="1" w:styleId="Heading1Char" w:type="character">
+    <w:name w:val="Heading 1 Char"/>
+    <w:basedOn w:val="DefaultParagraphFont"/>
+    <w:link w:val="Heading1"/>
+    <w:uiPriority w:val="9"/>
+    <w:rsid w:val="00A10FD9"/>
+    <w:rPr>
       <w:rFonts w:asciiTheme="majorHAnsi" w:cstheme="majorBidi" w:eastAsiaTheme="majorEastAsia" w:hAnsiTheme="majorHAnsi"/>
-      <w:color w:themeColor="accent1" w:val="4F81BD"/>
-      <w:sz w:val="24"/>
-      <w:szCs w:val="24"/>
+      <w:color w:themeColor="accent1" w:themeShade="BF" w:val="0F4761"/>
+      <w:sz w:val="40"/>
+      <w:szCs w:val="40"/>
+    </w:rPr>
+  </w:style>
+  <w:style w:customStyle="1" w:styleId="Heading2Char" w:type="character">
+    <w:name w:val="Heading 2 Char"/>
+    <w:basedOn w:val="DefaultParagraphFont"/>
+    <w:link w:val="Heading2"/>
+    <w:uiPriority w:val="9"/>
+    <w:semiHidden/>
+    <w:rsid w:val="00A10FD9"/>
+    <w:rPr>
+      <w:rFonts w:asciiTheme="majorHAnsi" w:cstheme="majorBidi" w:eastAsiaTheme="majorEastAsia" w:hAnsiTheme="majorHAnsi"/>
+      <w:color w:themeColor="accent1" w:themeShade="BF" w:val="0F4761"/>
+      <w:sz w:val="32"/>
+      <w:szCs w:val="32"/>
+    </w:rPr>
+  </w:style>
+  <w:style w:customStyle="1" w:styleId="Heading3Char" w:type="character">
+    <w:name w:val="Heading 3 Char"/>
+    <w:basedOn w:val="DefaultParagraphFont"/>
+    <w:link w:val="Heading3"/>
+    <w:uiPriority w:val="9"/>
+    <w:semiHidden/>
+    <w:rsid w:val="00A10FD9"/>
+    <w:rPr>
+      <w:rFonts w:cstheme="majorBidi" w:eastAsiaTheme="majorEastAsia"/>
+      <w:color w:themeColor="accent1" w:themeShade="BF" w:val="0F4761"/>
+      <w:sz w:val="28"/>
+      <w:szCs w:val="28"/>
+    </w:rPr>
+  </w:style>
+  <w:style w:customStyle="1" w:styleId="Heading4Char" w:type="character">
+    <w:name w:val="Heading 4 Char"/>
+    <w:basedOn w:val="DefaultParagraphFont"/>
+    <w:link w:val="Heading4"/>
+    <w:uiPriority w:val="9"/>
+    <w:semiHidden/>
+    <w:rsid w:val="00A10FD9"/>
+    <w:rPr>
+      <w:rFonts w:cstheme="majorBidi" w:eastAsiaTheme="majorEastAsia"/>
+      <w:i/>
+      <w:iCs/>
+      <w:color w:themeColor="accent1" w:themeShade="BF" w:val="0F4761"/>
+    </w:rPr>
+  </w:style>
+  <w:style w:customStyle="1" w:styleId="Heading5Char" w:type="character">
+    <w:name w:val="Heading 5 Char"/>
+    <w:basedOn w:val="DefaultParagraphFont"/>
+    <w:link w:val="Heading5"/>
+    <w:uiPriority w:val="9"/>
+    <w:semiHidden/>
+    <w:rsid w:val="00A10FD9"/>
+    <w:rPr>
+      <w:rFonts w:cstheme="majorBidi" w:eastAsiaTheme="majorEastAsia"/>
+      <w:color w:themeColor="accent1" w:themeShade="BF" w:val="0F4761"/>
+    </w:rPr>
+  </w:style>
+  <w:style w:customStyle="1" w:styleId="Heading6Char" w:type="character">
+    <w:name w:val="Heading 6 Char"/>
+    <w:basedOn w:val="DefaultParagraphFont"/>
+    <w:link w:val="Heading6"/>
+    <w:uiPriority w:val="9"/>
+    <w:semiHidden/>
+    <w:rsid w:val="00A10FD9"/>
+    <w:rPr>
+      <w:rFonts w:cstheme="majorBidi" w:eastAsiaTheme="majorEastAsia"/>
+      <w:i/>
+      <w:iCs/>
+      <w:color w:themeColor="text1" w:themeTint="A6" w:val="595959"/>
+    </w:rPr>
+  </w:style>
+  <w:style w:customStyle="1" w:styleId="Heading7Char" w:type="character">
+    <w:name w:val="Heading 7 Char"/>
+    <w:basedOn w:val="DefaultParagraphFont"/>
+    <w:link w:val="Heading7"/>
+    <w:uiPriority w:val="9"/>
+    <w:semiHidden/>
+    <w:rsid w:val="00A10FD9"/>
+    <w:rPr>
+      <w:rFonts w:cstheme="majorBidi" w:eastAsiaTheme="majorEastAsia"/>
+      <w:color w:themeColor="text1" w:themeTint="A6" w:val="595959"/>
+    </w:rPr>
+  </w:style>
+  <w:style w:customStyle="1" w:styleId="Heading8Char" w:type="character">
+    <w:name w:val="Heading 8 Char"/>
+    <w:basedOn w:val="DefaultParagraphFont"/>
+    <w:link w:val="Heading8"/>
+    <w:uiPriority w:val="9"/>
+    <w:semiHidden/>
+    <w:rsid w:val="00A10FD9"/>
+    <w:rPr>
+      <w:rFonts w:cstheme="majorBidi" w:eastAsiaTheme="majorEastAsia"/>
+      <w:i/>
+      <w:iCs/>
+      <w:color w:themeColor="text1" w:themeTint="D8" w:val="272727"/>
+    </w:rPr>
+  </w:style>
+  <w:style w:customStyle="1" w:styleId="Heading9Char" w:type="character">
+    <w:name w:val="Heading 9 Char"/>
+    <w:basedOn w:val="DefaultParagraphFont"/>
+    <w:link w:val="Heading9"/>
+    <w:uiPriority w:val="9"/>
+    <w:semiHidden/>
+    <w:rsid w:val="00A10FD9"/>
+    <w:rPr>
+      <w:rFonts w:cstheme="majorBidi" w:eastAsiaTheme="majorEastAsia"/>
+      <w:color w:themeColor="text1" w:themeTint="D8" w:val="272727"/>
     </w:rPr>
   </w:style>
   <w:style w:styleId="BlockText" w:type="paragraph">
@@ -7551,8 +7613,8 @@
   </w:style>
   <w:style w:styleId="FootnoteBlockText" w:type="paragraph">
     <w:name w:val="Footnote Block Text"/>
-    <w:basedOn w:val="Footnote Text"/>
-    <w:next w:val="Footnote Text"/>
+    <w:basedOn w:val="FootnoteText"/>
+    <w:next w:val="FootnoteText"/>
     <w:uiPriority w:val="9"/>
     <w:unhideWhenUsed/>
     <w:qFormat/>
@@ -7944,44 +8006,44 @@
         <a:sysClr val="window" lastClr="FFFFFF"/>
       </a:lt1>
       <a:dk2>
-        <a:srgbClr val="1F497D"/>
+        <a:srgbClr val="0E2841"/>
       </a:dk2>
       <a:lt2>
-        <a:srgbClr val="EEECE1"/>
+        <a:srgbClr val="E8E8E8"/>
       </a:lt2>
       <a:accent1>
-        <a:srgbClr val="4F81BD"/>
+        <a:srgbClr val="156082"/>
       </a:accent1>
       <a:accent2>
-        <a:srgbClr val="C0504D"/>
+        <a:srgbClr val="E97132"/>
       </a:accent2>
       <a:accent3>
-        <a:srgbClr val="9BBB59"/>
+        <a:srgbClr val="196B24"/>
       </a:accent3>
       <a:accent4>
-        <a:srgbClr val="8064A2"/>
+        <a:srgbClr val="0F9ED5"/>
       </a:accent4>
       <a:accent5>
-        <a:srgbClr val="4BACC6"/>
+        <a:srgbClr val="A02B93"/>
       </a:accent5>
       <a:accent6>
-        <a:srgbClr val="F79646"/>
+        <a:srgbClr val="4EA72E"/>
       </a:accent6>
       <a:hlink>
-        <a:srgbClr val="0000FF"/>
+        <a:srgbClr val="467886"/>
       </a:hlink>
       <a:folHlink>
-        <a:srgbClr val="800080"/>
+        <a:srgbClr val="96607D"/>
       </a:folHlink>
     </a:clrScheme>
     <a:fontScheme name="Office">
       <a:majorFont>
-        <a:latin typeface="Calibri"/>
+        <a:latin typeface="Aptos Display" panose="02110004020202020204"/>
         <a:ea typeface=""/>
         <a:cs typeface=""/>
-        <a:font script="Jpan" typeface="ＭＳ ゴシック"/>
+        <a:font script="Jpan" typeface="游ゴシック Light"/>
         <a:font script="Hang" typeface="맑은 고딕"/>
-        <a:font script="Hans" typeface="宋体"/>
+        <a:font script="Hans" typeface="等线 Light"/>
         <a:font script="Hant" typeface="新細明體"/>
         <a:font script="Arab" typeface="Times New Roman"/>
         <a:font script="Hebr" typeface="Times New Roman"/>
@@ -8008,14 +8070,32 @@
         <a:font script="Mong" typeface="Mongolian Baiti"/>
         <a:font script="Viet" typeface="Times New Roman"/>
         <a:font script="Uigh" typeface="Microsoft Uighur"/>
+        <a:font script="Geor" typeface="Sylfaen"/>
+        <a:font script="Armn" typeface="Arial"/>
+        <a:font script="Bugi" typeface="Leelawadee UI"/>
+        <a:font script="Bopo" typeface="Microsoft JhengHei"/>
+        <a:font script="Java" typeface="Javanese Text"/>
+        <a:font script="Lisu" typeface="Segoe UI"/>
+        <a:font script="Mymr" typeface="Myanmar Text"/>
+        <a:font script="Nkoo" typeface="Ebrima"/>
+        <a:font script="Olck" typeface="Nirmala UI"/>
+        <a:font script="Osma" typeface="Ebrima"/>
+        <a:font script="Phag" typeface="Phagspa"/>
+        <a:font script="Syrn" typeface="Estrangelo Edessa"/>
+        <a:font script="Syrj" typeface="Estrangelo Edessa"/>
+        <a:font script="Syre" typeface="Estrangelo Edessa"/>
+        <a:font script="Sora" typeface="Nirmala UI"/>
+        <a:font script="Tale" typeface="Microsoft Tai Le"/>
+        <a:font script="Talu" typeface="Microsoft New Tai Lue"/>
+        <a:font script="Tfng" typeface="Ebrima"/>
       </a:majorFont>
       <a:minorFont>
-        <a:latin typeface="Cambria"/>
+        <a:latin typeface="Aptos" panose="02110004020202020204"/>
         <a:ea typeface=""/>
         <a:cs typeface=""/>
-        <a:font script="Jpan" typeface="ＭＳ 明朝"/>
+        <a:font script="Jpan" typeface="游明朝"/>
         <a:font script="Hang" typeface="맑은 고딕"/>
-        <a:font script="Hans" typeface="宋体"/>
+        <a:font script="Hans" typeface="等线"/>
         <a:font script="Hant" typeface="新細明體"/>
         <a:font script="Arab" typeface="Arial"/>
         <a:font script="Hebr" typeface="Arial"/>
@@ -8042,6 +8122,24 @@
         <a:font script="Mong" typeface="Mongolian Baiti"/>
         <a:font script="Viet" typeface="Arial"/>
         <a:font script="Uigh" typeface="Microsoft Uighur"/>
+        <a:font script="Geor" typeface="Sylfaen"/>
+        <a:font script="Armn" typeface="Arial"/>
+        <a:font script="Bugi" typeface="Leelawadee UI"/>
+        <a:font script="Bopo" typeface="Microsoft JhengHei"/>
+        <a:font script="Java" typeface="Javanese Text"/>
+        <a:font script="Lisu" typeface="Segoe UI"/>
+        <a:font script="Mymr" typeface="Myanmar Text"/>
+        <a:font script="Nkoo" typeface="Ebrima"/>
+        <a:font script="Olck" typeface="Nirmala UI"/>
+        <a:font script="Osma" typeface="Ebrima"/>
+        <a:font script="Phag" typeface="Phagspa"/>
+        <a:font script="Syrn" typeface="Estrangelo Edessa"/>
+        <a:font script="Syrj" typeface="Estrangelo Edessa"/>
+        <a:font script="Syre" typeface="Estrangelo Edessa"/>
+        <a:font script="Sora" typeface="Nirmala UI"/>
+        <a:font script="Tale" typeface="Microsoft Tai Le"/>
+        <a:font script="Talu" typeface="Microsoft New Tai Lue"/>
+        <a:font script="Tfng" typeface="Ebrima"/>
       </a:minorFont>
     </a:fontScheme>
     <a:fmtScheme name="Office">
@@ -8053,200 +8151,141 @@
           <a:gsLst>
             <a:gs pos="0">
               <a:schemeClr val="phClr">
-                <a:tint val="50000"/>
-                <a:satMod val="300000"/>
+                <a:lumMod val="110000"/>
+                <a:satMod val="105000"/>
+                <a:tint val="67000"/>
               </a:schemeClr>
             </a:gs>
-            <a:gs pos="35000">
+            <a:gs pos="50000">
               <a:schemeClr val="phClr">
-                <a:tint val="37000"/>
-                <a:satMod val="300000"/>
+                <a:lumMod val="105000"/>
+                <a:satMod val="103000"/>
+                <a:tint val="73000"/>
               </a:schemeClr>
             </a:gs>
             <a:gs pos="100000">
               <a:schemeClr val="phClr">
-                <a:tint val="15000"/>
-                <a:satMod val="350000"/>
+                <a:lumMod val="105000"/>
+                <a:satMod val="109000"/>
+                <a:tint val="81000"/>
               </a:schemeClr>
             </a:gs>
           </a:gsLst>
-          <a:lin ang="16200000" scaled="1"/>
+          <a:lin ang="5400000" scaled="0"/>
         </a:gradFill>
         <a:gradFill rotWithShape="1">
           <a:gsLst>
             <a:gs pos="0">
               <a:schemeClr val="phClr">
-                <a:tint val="100000"/>
+                <a:satMod val="103000"/>
+                <a:lumMod val="102000"/>
+                <a:tint val="94000"/>
+              </a:schemeClr>
+            </a:gs>
+            <a:gs pos="50000">
+              <a:schemeClr val="phClr">
+                <a:satMod val="110000"/>
+                <a:lumMod val="100000"/>
                 <a:shade val="100000"/>
-                <a:satMod val="130000"/>
               </a:schemeClr>
             </a:gs>
             <a:gs pos="100000">
               <a:schemeClr val="phClr">
-                <a:tint val="50000"/>
-                <a:shade val="100000"/>
-                <a:satMod val="350000"/>
+                <a:lumMod val="99000"/>
+                <a:satMod val="120000"/>
+                <a:shade val="78000"/>
               </a:schemeClr>
             </a:gs>
           </a:gsLst>
-          <a:lin ang="16200000" scaled="0"/>
+          <a:lin ang="5400000" scaled="0"/>
         </a:gradFill>
       </a:fillStyleLst>
       <a:lnStyleLst>
-        <a:ln w="9525" cap="flat" cmpd="sng" algn="ctr">
-          <a:solidFill>
-            <a:schemeClr val="phClr">
-              <a:shade val="95000"/>
-              <a:satMod val="105000"/>
-            </a:schemeClr>
-          </a:solidFill>
-          <a:prstDash val="solid"/>
-        </a:ln>
-        <a:ln w="25400" cap="flat" cmpd="sng" algn="ctr">
+        <a:ln w="6350" cap="flat" cmpd="sng" algn="ctr">
           <a:solidFill>
             <a:schemeClr val="phClr"/>
           </a:solidFill>
           <a:prstDash val="solid"/>
+          <a:miter lim="800000"/>
         </a:ln>
-        <a:ln w="38100" cap="flat" cmpd="sng" algn="ctr">
+        <a:ln w="12700" cap="flat" cmpd="sng" algn="ctr">
           <a:solidFill>
             <a:schemeClr val="phClr"/>
           </a:solidFill>
           <a:prstDash val="solid"/>
+          <a:miter lim="800000"/>
+        </a:ln>
+        <a:ln w="19050" cap="flat" cmpd="sng" algn="ctr">
+          <a:solidFill>
+            <a:schemeClr val="phClr"/>
+          </a:solidFill>
+          <a:prstDash val="solid"/>
+          <a:miter lim="800000"/>
         </a:ln>
       </a:lnStyleLst>
       <a:effectStyleLst>
         <a:effectStyle>
+          <a:effectLst/>
+        </a:effectStyle>
+        <a:effectStyle>
+          <a:effectLst/>
+        </a:effectStyle>
+        <a:effectStyle>
           <a:effectLst>
-            <a:outerShdw blurRad="40000" dist="20000" dir="5400000" rotWithShape="0">
+            <a:outerShdw blurRad="57150" dist="19050" dir="5400000" algn="ctr" rotWithShape="0">
               <a:srgbClr val="000000">
-                <a:alpha val="38000"/>
+                <a:alpha val="63000"/>
               </a:srgbClr>
             </a:outerShdw>
           </a:effectLst>
-        </a:effectStyle>
-        <a:effectStyle>
-          <a:effectLst>
-            <a:outerShdw blurRad="40000" dist="23000" dir="5400000" rotWithShape="0">
-              <a:srgbClr val="000000">
-                <a:alpha val="35000"/>
-              </a:srgbClr>
-            </a:outerShdw>
-          </a:effectLst>
-        </a:effectStyle>
-        <a:effectStyle>
-          <a:effectLst>
-            <a:outerShdw blurRad="40000" dist="23000" dir="5400000" rotWithShape="0">
-              <a:srgbClr val="000000">
-                <a:alpha val="35000"/>
-              </a:srgbClr>
-            </a:outerShdw>
-          </a:effectLst>
-          <a:scene3d>
-            <a:camera prst="orthographicFront">
-              <a:rot lat="0" lon="0" rev="0"/>
-            </a:camera>
-            <a:lightRig rig="threePt" dir="t">
-              <a:rot lat="0" lon="0" rev="1200000"/>
-            </a:lightRig>
-          </a:scene3d>
-          <a:sp3d>
-            <a:bevelT w="63500" h="25400"/>
-          </a:sp3d>
         </a:effectStyle>
       </a:effectStyleLst>
       <a:bgFillStyleLst>
         <a:solidFill>
           <a:schemeClr val="phClr"/>
         </a:solidFill>
+        <a:solidFill>
+          <a:schemeClr val="phClr">
+            <a:tint val="95000"/>
+            <a:satMod val="170000"/>
+          </a:schemeClr>
+        </a:solidFill>
         <a:gradFill rotWithShape="1">
           <a:gsLst>
             <a:gs pos="0">
               <a:schemeClr val="phClr">
-                <a:tint val="40000"/>
-                <a:satMod val="350000"/>
+                <a:tint val="93000"/>
+                <a:satMod val="150000"/>
+                <a:shade val="98000"/>
+                <a:lumMod val="102000"/>
               </a:schemeClr>
             </a:gs>
-            <a:gs pos="40000">
+            <a:gs pos="50000">
               <a:schemeClr val="phClr">
-                <a:tint val="45000"/>
-                <a:shade val="99000"/>
-                <a:satMod val="350000"/>
+                <a:tint val="98000"/>
+                <a:satMod val="130000"/>
+                <a:shade val="90000"/>
+                <a:lumMod val="103000"/>
               </a:schemeClr>
             </a:gs>
             <a:gs pos="100000">
               <a:schemeClr val="phClr">
-                <a:shade val="20000"/>
-                <a:satMod val="255000"/>
+                <a:shade val="63000"/>
+                <a:satMod val="120000"/>
               </a:schemeClr>
             </a:gs>
           </a:gsLst>
-          <a:path path="circle">
-            <a:fillToRect l="50000" t="-80000" r="50000" b="180000"/>
-          </a:path>
-        </a:gradFill>
-        <a:gradFill rotWithShape="1">
-          <a:gsLst>
-            <a:gs pos="0">
-              <a:schemeClr val="phClr">
-                <a:tint val="80000"/>
-                <a:satMod val="300000"/>
-              </a:schemeClr>
-            </a:gs>
-            <a:gs pos="100000">
-              <a:schemeClr val="phClr">
-                <a:shade val="30000"/>
-                <a:satMod val="200000"/>
-              </a:schemeClr>
-            </a:gs>
-          </a:gsLst>
-          <a:path path="circle">
-            <a:fillToRect l="50000" t="50000" r="50000" b="50000"/>
-          </a:path>
+          <a:lin ang="5400000" scaled="0"/>
         </a:gradFill>
       </a:bgFillStyleLst>
     </a:fmtScheme>
   </a:themeElements>
-  <a:objectDefaults>
-    <a:spDef>
-      <a:spPr/>
-      <a:bodyPr/>
-      <a:lstStyle/>
-      <a:style>
-        <a:lnRef idx="1">
-          <a:schemeClr val="accent1"/>
-        </a:lnRef>
-        <a:fillRef idx="3">
-          <a:schemeClr val="accent1"/>
-        </a:fillRef>
-        <a:effectRef idx="2">
-          <a:schemeClr val="accent1"/>
-        </a:effectRef>
-        <a:fontRef idx="minor">
-          <a:schemeClr val="lt1"/>
-        </a:fontRef>
-      </a:style>
-    </a:spDef>
-    <a:lnDef>
-      <a:spPr/>
-      <a:bodyPr/>
-      <a:lstStyle/>
-      <a:style>
-        <a:lnRef idx="2">
-          <a:schemeClr val="accent1"/>
-        </a:lnRef>
-        <a:fillRef idx="0">
-          <a:schemeClr val="accent1"/>
-        </a:fillRef>
-        <a:effectRef idx="1">
-          <a:schemeClr val="accent1"/>
-        </a:effectRef>
-        <a:fontRef idx="minor">
-          <a:schemeClr val="tx1"/>
-        </a:fontRef>
-      </a:style>
-    </a:lnDef>
-  </a:objectDefaults>
+  <a:objectDefaults/>
   <a:extraClrSchemeLst/>
+  <a:extLst>
+    <a:ext uri="{05A4C25C-085E-4340-85A3-A5531E510DB2}">
+      <thm15:themeFamily xmlns:thm15="http://schemas.microsoft.com/office/thememl/2012/main" name="Office Theme" id="{2E142A2C-CD16-42D6-873A-C26D2A0506FA}" vid="{1BDDFF52-6CD6-40A5-AB3C-68EB2F1E4D0A}"/>
+    </a:ext>
+  </a:extLst>
 </a:theme>
 </file>